--- a/resources/igcse-business-cash-flow-smoothie-truck/IGCSE-Business-Cash-Flow-Smoothie-Truck-Teacher.docx
+++ b/resources/igcse-business-cash-flow-smoothie-truck/IGCSE-Business-Cash-Flow-Smoothie-Truck-Teacher.docx
@@ -61,13 +61,13 @@
         <w:tc>
           <w:tcPr>
             <w:tcW w:type="dxa" w:w="3655"/>
-            <w:shd w:fill="142D40"/>
             <w:tcBorders>
               <w:top w:val="single" w:sz="4" w:color="D9D9D9"/>
               <w:bottom w:val="single" w:sz="4" w:color="D9D9D9"/>
               <w:left w:val="single" w:sz="4" w:color="D9D9D9"/>
               <w:right w:val="single" w:sz="4" w:color="D9D9D9"/>
             </w:tcBorders>
+            <w:shd w:fill="142D40"/>
             <w:tcMar>
               <w:top w:w="85" w:type="dxa"/>
               <w:bottom w:w="85" w:type="dxa"/>
@@ -92,13 +92,13 @@
         <w:tc>
           <w:tcPr>
             <w:tcW w:type="dxa" w:w="1218"/>
-            <w:shd w:fill="142D40"/>
             <w:tcBorders>
               <w:top w:val="single" w:sz="4" w:color="D9D9D9"/>
               <w:bottom w:val="single" w:sz="4" w:color="D9D9D9"/>
               <w:left w:val="single" w:sz="4" w:color="D9D9D9"/>
               <w:right w:val="single" w:sz="4" w:color="D9D9D9"/>
             </w:tcBorders>
+            <w:shd w:fill="142D40"/>
             <w:tcMar>
               <w:top w:w="85" w:type="dxa"/>
               <w:bottom w:w="85" w:type="dxa"/>
@@ -123,13 +123,13 @@
         <w:tc>
           <w:tcPr>
             <w:tcW w:type="dxa" w:w="5279"/>
-            <w:shd w:fill="142D40"/>
             <w:tcBorders>
               <w:top w:val="single" w:sz="4" w:color="D9D9D9"/>
               <w:bottom w:val="single" w:sz="4" w:color="D9D9D9"/>
               <w:left w:val="single" w:sz="4" w:color="D9D9D9"/>
               <w:right w:val="single" w:sz="4" w:color="D9D9D9"/>
             </w:tcBorders>
+            <w:shd w:fill="142D40"/>
             <w:tcMar>
               <w:top w:w="85" w:type="dxa"/>
               <w:bottom w:w="85" w:type="dxa"/>
@@ -156,13 +156,13 @@
         <w:tc>
           <w:tcPr>
             <w:tcW w:type="dxa" w:w="3655"/>
-            <w:shd w:fill="FFFFFF"/>
             <w:tcBorders>
               <w:top w:val="single" w:sz="4" w:color="D9D9D9"/>
               <w:bottom w:val="single" w:sz="4" w:color="D9D9D9"/>
               <w:left w:val="single" w:sz="4" w:color="D9D9D9"/>
               <w:right w:val="single" w:sz="4" w:color="D9D9D9"/>
             </w:tcBorders>
+            <w:shd w:fill="FFFFFF"/>
             <w:tcMar>
               <w:top w:w="85" w:type="dxa"/>
               <w:bottom w:w="85" w:type="dxa"/>
@@ -187,13 +187,13 @@
         <w:tc>
           <w:tcPr>
             <w:tcW w:type="dxa" w:w="1218"/>
-            <w:shd w:fill="FFFFFF"/>
             <w:tcBorders>
               <w:top w:val="single" w:sz="4" w:color="D9D9D9"/>
               <w:bottom w:val="single" w:sz="4" w:color="D9D9D9"/>
               <w:left w:val="single" w:sz="4" w:color="D9D9D9"/>
               <w:right w:val="single" w:sz="4" w:color="D9D9D9"/>
             </w:tcBorders>
+            <w:shd w:fill="FFFFFF"/>
             <w:tcMar>
               <w:top w:w="85" w:type="dxa"/>
               <w:bottom w:w="85" w:type="dxa"/>
@@ -218,13 +218,13 @@
         <w:tc>
           <w:tcPr>
             <w:tcW w:type="dxa" w:w="5279"/>
-            <w:shd w:fill="FFFFFF"/>
             <w:tcBorders>
               <w:top w:val="single" w:sz="4" w:color="D9D9D9"/>
               <w:bottom w:val="single" w:sz="4" w:color="D9D9D9"/>
               <w:left w:val="single" w:sz="4" w:color="D9D9D9"/>
               <w:right w:val="single" w:sz="4" w:color="D9D9D9"/>
             </w:tcBorders>
+            <w:shd w:fill="FFFFFF"/>
             <w:tcMar>
               <w:top w:w="85" w:type="dxa"/>
               <w:bottom w:w="85" w:type="dxa"/>
@@ -251,13 +251,13 @@
         <w:tc>
           <w:tcPr>
             <w:tcW w:type="dxa" w:w="3655"/>
-            <w:shd w:fill="F1F5F7"/>
             <w:tcBorders>
               <w:top w:val="single" w:sz="4" w:color="D9D9D9"/>
               <w:bottom w:val="single" w:sz="4" w:color="D9D9D9"/>
               <w:left w:val="single" w:sz="4" w:color="D9D9D9"/>
               <w:right w:val="single" w:sz="4" w:color="D9D9D9"/>
             </w:tcBorders>
+            <w:shd w:fill="F1F5F7"/>
             <w:tcMar>
               <w:top w:w="85" w:type="dxa"/>
               <w:bottom w:w="85" w:type="dxa"/>
@@ -282,13 +282,13 @@
         <w:tc>
           <w:tcPr>
             <w:tcW w:type="dxa" w:w="1218"/>
-            <w:shd w:fill="F1F5F7"/>
             <w:tcBorders>
               <w:top w:val="single" w:sz="4" w:color="D9D9D9"/>
               <w:bottom w:val="single" w:sz="4" w:color="D9D9D9"/>
               <w:left w:val="single" w:sz="4" w:color="D9D9D9"/>
               <w:right w:val="single" w:sz="4" w:color="D9D9D9"/>
             </w:tcBorders>
+            <w:shd w:fill="F1F5F7"/>
             <w:tcMar>
               <w:top w:w="85" w:type="dxa"/>
               <w:bottom w:w="85" w:type="dxa"/>
@@ -313,13 +313,13 @@
         <w:tc>
           <w:tcPr>
             <w:tcW w:type="dxa" w:w="5279"/>
-            <w:shd w:fill="F1F5F7"/>
             <w:tcBorders>
               <w:top w:val="single" w:sz="4" w:color="D9D9D9"/>
               <w:bottom w:val="single" w:sz="4" w:color="D9D9D9"/>
               <w:left w:val="single" w:sz="4" w:color="D9D9D9"/>
               <w:right w:val="single" w:sz="4" w:color="D9D9D9"/>
             </w:tcBorders>
+            <w:shd w:fill="F1F5F7"/>
             <w:tcMar>
               <w:top w:w="85" w:type="dxa"/>
               <w:bottom w:w="85" w:type="dxa"/>
@@ -346,13 +346,13 @@
         <w:tc>
           <w:tcPr>
             <w:tcW w:type="dxa" w:w="3655"/>
-            <w:shd w:fill="FFFFFF"/>
             <w:tcBorders>
               <w:top w:val="single" w:sz="4" w:color="D9D9D9"/>
               <w:bottom w:val="single" w:sz="4" w:color="D9D9D9"/>
               <w:left w:val="single" w:sz="4" w:color="D9D9D9"/>
               <w:right w:val="single" w:sz="4" w:color="D9D9D9"/>
             </w:tcBorders>
+            <w:shd w:fill="FFFFFF"/>
             <w:tcMar>
               <w:top w:w="85" w:type="dxa"/>
               <w:bottom w:w="85" w:type="dxa"/>
@@ -377,13 +377,13 @@
         <w:tc>
           <w:tcPr>
             <w:tcW w:type="dxa" w:w="1218"/>
-            <w:shd w:fill="FFFFFF"/>
             <w:tcBorders>
               <w:top w:val="single" w:sz="4" w:color="D9D9D9"/>
               <w:bottom w:val="single" w:sz="4" w:color="D9D9D9"/>
               <w:left w:val="single" w:sz="4" w:color="D9D9D9"/>
               <w:right w:val="single" w:sz="4" w:color="D9D9D9"/>
             </w:tcBorders>
+            <w:shd w:fill="FFFFFF"/>
             <w:tcMar>
               <w:top w:w="85" w:type="dxa"/>
               <w:bottom w:w="85" w:type="dxa"/>
@@ -408,13 +408,13 @@
         <w:tc>
           <w:tcPr>
             <w:tcW w:type="dxa" w:w="5279"/>
-            <w:shd w:fill="FFFFFF"/>
             <w:tcBorders>
               <w:top w:val="single" w:sz="4" w:color="D9D9D9"/>
               <w:bottom w:val="single" w:sz="4" w:color="D9D9D9"/>
               <w:left w:val="single" w:sz="4" w:color="D9D9D9"/>
               <w:right w:val="single" w:sz="4" w:color="D9D9D9"/>
             </w:tcBorders>
+            <w:shd w:fill="FFFFFF"/>
             <w:tcMar>
               <w:top w:w="85" w:type="dxa"/>
               <w:bottom w:w="85" w:type="dxa"/>
@@ -441,13 +441,13 @@
         <w:tc>
           <w:tcPr>
             <w:tcW w:type="dxa" w:w="3655"/>
-            <w:shd w:fill="F1F5F7"/>
             <w:tcBorders>
               <w:top w:val="single" w:sz="4" w:color="D9D9D9"/>
               <w:bottom w:val="single" w:sz="4" w:color="D9D9D9"/>
               <w:left w:val="single" w:sz="4" w:color="D9D9D9"/>
               <w:right w:val="single" w:sz="4" w:color="D9D9D9"/>
             </w:tcBorders>
+            <w:shd w:fill="F1F5F7"/>
             <w:tcMar>
               <w:top w:w="85" w:type="dxa"/>
               <w:bottom w:w="85" w:type="dxa"/>
@@ -472,13 +472,13 @@
         <w:tc>
           <w:tcPr>
             <w:tcW w:type="dxa" w:w="1218"/>
-            <w:shd w:fill="F1F5F7"/>
             <w:tcBorders>
               <w:top w:val="single" w:sz="4" w:color="D9D9D9"/>
               <w:bottom w:val="single" w:sz="4" w:color="D9D9D9"/>
               <w:left w:val="single" w:sz="4" w:color="D9D9D9"/>
               <w:right w:val="single" w:sz="4" w:color="D9D9D9"/>
             </w:tcBorders>
+            <w:shd w:fill="F1F5F7"/>
             <w:tcMar>
               <w:top w:w="85" w:type="dxa"/>
               <w:bottom w:w="85" w:type="dxa"/>
@@ -503,13 +503,13 @@
         <w:tc>
           <w:tcPr>
             <w:tcW w:type="dxa" w:w="5279"/>
-            <w:shd w:fill="F1F5F7"/>
             <w:tcBorders>
               <w:top w:val="single" w:sz="4" w:color="D9D9D9"/>
               <w:bottom w:val="single" w:sz="4" w:color="D9D9D9"/>
               <w:left w:val="single" w:sz="4" w:color="D9D9D9"/>
               <w:right w:val="single" w:sz="4" w:color="D9D9D9"/>
             </w:tcBorders>
+            <w:shd w:fill="F1F5F7"/>
             <w:tcMar>
               <w:top w:w="85" w:type="dxa"/>
               <w:bottom w:w="85" w:type="dxa"/>
@@ -536,13 +536,13 @@
         <w:tc>
           <w:tcPr>
             <w:tcW w:type="dxa" w:w="3655"/>
-            <w:shd w:fill="FFFFFF"/>
             <w:tcBorders>
               <w:top w:val="single" w:sz="4" w:color="D9D9D9"/>
               <w:bottom w:val="single" w:sz="4" w:color="D9D9D9"/>
               <w:left w:val="single" w:sz="4" w:color="D9D9D9"/>
               <w:right w:val="single" w:sz="4" w:color="D9D9D9"/>
             </w:tcBorders>
+            <w:shd w:fill="FFFFFF"/>
             <w:tcMar>
               <w:top w:w="85" w:type="dxa"/>
               <w:bottom w:w="85" w:type="dxa"/>
@@ -567,13 +567,13 @@
         <w:tc>
           <w:tcPr>
             <w:tcW w:type="dxa" w:w="1218"/>
-            <w:shd w:fill="FFFFFF"/>
             <w:tcBorders>
               <w:top w:val="single" w:sz="4" w:color="D9D9D9"/>
               <w:bottom w:val="single" w:sz="4" w:color="D9D9D9"/>
               <w:left w:val="single" w:sz="4" w:color="D9D9D9"/>
               <w:right w:val="single" w:sz="4" w:color="D9D9D9"/>
             </w:tcBorders>
+            <w:shd w:fill="FFFFFF"/>
             <w:tcMar>
               <w:top w:w="85" w:type="dxa"/>
               <w:bottom w:w="85" w:type="dxa"/>
@@ -598,13 +598,13 @@
         <w:tc>
           <w:tcPr>
             <w:tcW w:type="dxa" w:w="5279"/>
-            <w:shd w:fill="FFFFFF"/>
             <w:tcBorders>
               <w:top w:val="single" w:sz="4" w:color="D9D9D9"/>
               <w:bottom w:val="single" w:sz="4" w:color="D9D9D9"/>
               <w:left w:val="single" w:sz="4" w:color="D9D9D9"/>
               <w:right w:val="single" w:sz="4" w:color="D9D9D9"/>
             </w:tcBorders>
+            <w:shd w:fill="FFFFFF"/>
             <w:tcMar>
               <w:top w:w="85" w:type="dxa"/>
               <w:bottom w:w="85" w:type="dxa"/>
@@ -631,13 +631,13 @@
         <w:tc>
           <w:tcPr>
             <w:tcW w:type="dxa" w:w="3655"/>
-            <w:shd w:fill="F1F5F7"/>
             <w:tcBorders>
               <w:top w:val="single" w:sz="4" w:color="D9D9D9"/>
               <w:bottom w:val="single" w:sz="4" w:color="D9D9D9"/>
               <w:left w:val="single" w:sz="4" w:color="D9D9D9"/>
               <w:right w:val="single" w:sz="4" w:color="D9D9D9"/>
             </w:tcBorders>
+            <w:shd w:fill="F1F5F7"/>
             <w:tcMar>
               <w:top w:w="85" w:type="dxa"/>
               <w:bottom w:w="85" w:type="dxa"/>
@@ -662,13 +662,13 @@
         <w:tc>
           <w:tcPr>
             <w:tcW w:type="dxa" w:w="1218"/>
-            <w:shd w:fill="F1F5F7"/>
             <w:tcBorders>
               <w:top w:val="single" w:sz="4" w:color="D9D9D9"/>
               <w:bottom w:val="single" w:sz="4" w:color="D9D9D9"/>
               <w:left w:val="single" w:sz="4" w:color="D9D9D9"/>
               <w:right w:val="single" w:sz="4" w:color="D9D9D9"/>
             </w:tcBorders>
+            <w:shd w:fill="F1F5F7"/>
             <w:tcMar>
               <w:top w:w="85" w:type="dxa"/>
               <w:bottom w:w="85" w:type="dxa"/>
@@ -693,13 +693,13 @@
         <w:tc>
           <w:tcPr>
             <w:tcW w:type="dxa" w:w="5279"/>
-            <w:shd w:fill="F1F5F7"/>
             <w:tcBorders>
               <w:top w:val="single" w:sz="4" w:color="D9D9D9"/>
               <w:bottom w:val="single" w:sz="4" w:color="D9D9D9"/>
               <w:left w:val="single" w:sz="4" w:color="D9D9D9"/>
               <w:right w:val="single" w:sz="4" w:color="D9D9D9"/>
             </w:tcBorders>
+            <w:shd w:fill="F1F5F7"/>
             <w:tcMar>
               <w:top w:w="85" w:type="dxa"/>
               <w:bottom w:w="85" w:type="dxa"/>
@@ -726,13 +726,13 @@
         <w:tc>
           <w:tcPr>
             <w:tcW w:type="dxa" w:w="3655"/>
-            <w:shd w:fill="FFFFFF"/>
             <w:tcBorders>
               <w:top w:val="single" w:sz="4" w:color="D9D9D9"/>
               <w:bottom w:val="single" w:sz="4" w:color="D9D9D9"/>
               <w:left w:val="single" w:sz="4" w:color="D9D9D9"/>
               <w:right w:val="single" w:sz="4" w:color="D9D9D9"/>
             </w:tcBorders>
+            <w:shd w:fill="FFFFFF"/>
             <w:tcMar>
               <w:top w:w="85" w:type="dxa"/>
               <w:bottom w:w="85" w:type="dxa"/>
@@ -757,13 +757,13 @@
         <w:tc>
           <w:tcPr>
             <w:tcW w:type="dxa" w:w="1218"/>
-            <w:shd w:fill="FFFFFF"/>
             <w:tcBorders>
               <w:top w:val="single" w:sz="4" w:color="D9D9D9"/>
               <w:bottom w:val="single" w:sz="4" w:color="D9D9D9"/>
               <w:left w:val="single" w:sz="4" w:color="D9D9D9"/>
               <w:right w:val="single" w:sz="4" w:color="D9D9D9"/>
             </w:tcBorders>
+            <w:shd w:fill="FFFFFF"/>
             <w:tcMar>
               <w:top w:w="85" w:type="dxa"/>
               <w:bottom w:w="85" w:type="dxa"/>
@@ -788,13 +788,13 @@
         <w:tc>
           <w:tcPr>
             <w:tcW w:type="dxa" w:w="5279"/>
-            <w:shd w:fill="FFFFFF"/>
             <w:tcBorders>
               <w:top w:val="single" w:sz="4" w:color="D9D9D9"/>
               <w:bottom w:val="single" w:sz="4" w:color="D9D9D9"/>
               <w:left w:val="single" w:sz="4" w:color="D9D9D9"/>
               <w:right w:val="single" w:sz="4" w:color="D9D9D9"/>
             </w:tcBorders>
+            <w:shd w:fill="FFFFFF"/>
             <w:tcMar>
               <w:top w:w="85" w:type="dxa"/>
               <w:bottom w:w="85" w:type="dxa"/>
@@ -821,13 +821,13 @@
         <w:tc>
           <w:tcPr>
             <w:tcW w:type="dxa" w:w="3655"/>
-            <w:shd w:fill="F1F5F7"/>
             <w:tcBorders>
               <w:top w:val="single" w:sz="4" w:color="D9D9D9"/>
               <w:bottom w:val="single" w:sz="4" w:color="D9D9D9"/>
               <w:left w:val="single" w:sz="4" w:color="D9D9D9"/>
               <w:right w:val="single" w:sz="4" w:color="D9D9D9"/>
             </w:tcBorders>
+            <w:shd w:fill="F1F5F7"/>
             <w:tcMar>
               <w:top w:w="85" w:type="dxa"/>
               <w:bottom w:w="85" w:type="dxa"/>
@@ -852,13 +852,13 @@
         <w:tc>
           <w:tcPr>
             <w:tcW w:type="dxa" w:w="1218"/>
-            <w:shd w:fill="F1F5F7"/>
             <w:tcBorders>
               <w:top w:val="single" w:sz="4" w:color="D9D9D9"/>
               <w:bottom w:val="single" w:sz="4" w:color="D9D9D9"/>
               <w:left w:val="single" w:sz="4" w:color="D9D9D9"/>
               <w:right w:val="single" w:sz="4" w:color="D9D9D9"/>
             </w:tcBorders>
+            <w:shd w:fill="F1F5F7"/>
             <w:tcMar>
               <w:top w:w="85" w:type="dxa"/>
               <w:bottom w:w="85" w:type="dxa"/>
@@ -883,13 +883,13 @@
         <w:tc>
           <w:tcPr>
             <w:tcW w:type="dxa" w:w="5279"/>
-            <w:shd w:fill="F1F5F7"/>
             <w:tcBorders>
               <w:top w:val="single" w:sz="4" w:color="D9D9D9"/>
               <w:bottom w:val="single" w:sz="4" w:color="D9D9D9"/>
               <w:left w:val="single" w:sz="4" w:color="D9D9D9"/>
               <w:right w:val="single" w:sz="4" w:color="D9D9D9"/>
             </w:tcBorders>
+            <w:shd w:fill="F1F5F7"/>
             <w:tcMar>
               <w:top w:w="85" w:type="dxa"/>
               <w:bottom w:w="85" w:type="dxa"/>
@@ -964,13 +964,13 @@
         <w:tc>
           <w:tcPr>
             <w:tcW w:type="dxa" w:w="2233"/>
-            <w:shd w:fill="142D40"/>
             <w:tcBorders>
               <w:top w:val="single" w:sz="4" w:color="D9D9D9"/>
               <w:bottom w:val="single" w:sz="4" w:color="D9D9D9"/>
               <w:left w:val="single" w:sz="4" w:color="D9D9D9"/>
               <w:right w:val="single" w:sz="4" w:color="D9D9D9"/>
             </w:tcBorders>
+            <w:shd w:fill="142D40"/>
             <w:tcMar>
               <w:top w:w="85" w:type="dxa"/>
               <w:bottom w:w="85" w:type="dxa"/>
@@ -995,13 +995,13 @@
         <w:tc>
           <w:tcPr>
             <w:tcW w:type="dxa" w:w="1320"/>
-            <w:shd w:fill="142D40"/>
             <w:tcBorders>
               <w:top w:val="single" w:sz="4" w:color="D9D9D9"/>
               <w:bottom w:val="single" w:sz="4" w:color="D9D9D9"/>
               <w:left w:val="single" w:sz="4" w:color="D9D9D9"/>
               <w:right w:val="single" w:sz="4" w:color="D9D9D9"/>
             </w:tcBorders>
+            <w:shd w:fill="142D40"/>
             <w:tcMar>
               <w:top w:w="85" w:type="dxa"/>
               <w:bottom w:w="85" w:type="dxa"/>
@@ -1026,13 +1026,13 @@
         <w:tc>
           <w:tcPr>
             <w:tcW w:type="dxa" w:w="1320"/>
-            <w:shd w:fill="142D40"/>
             <w:tcBorders>
               <w:top w:val="single" w:sz="4" w:color="D9D9D9"/>
               <w:bottom w:val="single" w:sz="4" w:color="D9D9D9"/>
               <w:left w:val="single" w:sz="4" w:color="D9D9D9"/>
               <w:right w:val="single" w:sz="4" w:color="D9D9D9"/>
             </w:tcBorders>
+            <w:shd w:fill="142D40"/>
             <w:tcMar>
               <w:top w:w="85" w:type="dxa"/>
               <w:bottom w:w="85" w:type="dxa"/>
@@ -1057,13 +1057,13 @@
         <w:tc>
           <w:tcPr>
             <w:tcW w:type="dxa" w:w="1320"/>
-            <w:shd w:fill="142D40"/>
             <w:tcBorders>
               <w:top w:val="single" w:sz="4" w:color="D9D9D9"/>
               <w:bottom w:val="single" w:sz="4" w:color="D9D9D9"/>
               <w:left w:val="single" w:sz="4" w:color="D9D9D9"/>
               <w:right w:val="single" w:sz="4" w:color="D9D9D9"/>
             </w:tcBorders>
+            <w:shd w:fill="142D40"/>
             <w:tcMar>
               <w:top w:w="85" w:type="dxa"/>
               <w:bottom w:w="85" w:type="dxa"/>
@@ -1088,13 +1088,13 @@
         <w:tc>
           <w:tcPr>
             <w:tcW w:type="dxa" w:w="1320"/>
-            <w:shd w:fill="142D40"/>
             <w:tcBorders>
               <w:top w:val="single" w:sz="4" w:color="D9D9D9"/>
               <w:bottom w:val="single" w:sz="4" w:color="D9D9D9"/>
               <w:left w:val="single" w:sz="4" w:color="D9D9D9"/>
               <w:right w:val="single" w:sz="4" w:color="D9D9D9"/>
             </w:tcBorders>
+            <w:shd w:fill="142D40"/>
             <w:tcMar>
               <w:top w:w="85" w:type="dxa"/>
               <w:bottom w:w="85" w:type="dxa"/>
@@ -1119,13 +1119,13 @@
         <w:tc>
           <w:tcPr>
             <w:tcW w:type="dxa" w:w="1320"/>
-            <w:shd w:fill="142D40"/>
             <w:tcBorders>
               <w:top w:val="single" w:sz="4" w:color="D9D9D9"/>
               <w:bottom w:val="single" w:sz="4" w:color="D9D9D9"/>
               <w:left w:val="single" w:sz="4" w:color="D9D9D9"/>
               <w:right w:val="single" w:sz="4" w:color="D9D9D9"/>
             </w:tcBorders>
+            <w:shd w:fill="142D40"/>
             <w:tcMar>
               <w:top w:w="85" w:type="dxa"/>
               <w:bottom w:w="85" w:type="dxa"/>
@@ -1150,13 +1150,13 @@
         <w:tc>
           <w:tcPr>
             <w:tcW w:type="dxa" w:w="1320"/>
-            <w:shd w:fill="142D40"/>
             <w:tcBorders>
               <w:top w:val="single" w:sz="4" w:color="D9D9D9"/>
               <w:bottom w:val="single" w:sz="4" w:color="D9D9D9"/>
               <w:left w:val="single" w:sz="4" w:color="D9D9D9"/>
               <w:right w:val="single" w:sz="4" w:color="D9D9D9"/>
             </w:tcBorders>
+            <w:shd w:fill="142D40"/>
             <w:tcMar>
               <w:top w:w="85" w:type="dxa"/>
               <w:bottom w:w="85" w:type="dxa"/>
@@ -1183,13 +1183,13 @@
         <w:tc>
           <w:tcPr>
             <w:tcW w:type="dxa" w:w="2233"/>
-            <w:shd w:fill="FFFFFF"/>
             <w:tcBorders>
               <w:top w:val="single" w:sz="4" w:color="D9D9D9"/>
               <w:bottom w:val="single" w:sz="4" w:color="D9D9D9"/>
               <w:left w:val="single" w:sz="4" w:color="D9D9D9"/>
               <w:right w:val="single" w:sz="4" w:color="D9D9D9"/>
             </w:tcBorders>
+            <w:shd w:fill="FFFFFF"/>
             <w:tcMar>
               <w:top w:w="85" w:type="dxa"/>
               <w:bottom w:w="85" w:type="dxa"/>
@@ -1214,13 +1214,13 @@
         <w:tc>
           <w:tcPr>
             <w:tcW w:type="dxa" w:w="1320"/>
-            <w:shd w:fill="FFFFFF"/>
             <w:tcBorders>
               <w:top w:val="single" w:sz="4" w:color="D9D9D9"/>
               <w:bottom w:val="single" w:sz="4" w:color="D9D9D9"/>
               <w:left w:val="single" w:sz="4" w:color="D9D9D9"/>
               <w:right w:val="single" w:sz="4" w:color="D9D9D9"/>
             </w:tcBorders>
+            <w:shd w:fill="FFFFFF"/>
             <w:tcMar>
               <w:top w:w="85" w:type="dxa"/>
               <w:bottom w:w="85" w:type="dxa"/>
@@ -1245,13 +1245,13 @@
         <w:tc>
           <w:tcPr>
             <w:tcW w:type="dxa" w:w="1320"/>
-            <w:shd w:fill="FFFFFF"/>
             <w:tcBorders>
               <w:top w:val="single" w:sz="4" w:color="D9D9D9"/>
               <w:bottom w:val="single" w:sz="4" w:color="D9D9D9"/>
               <w:left w:val="single" w:sz="4" w:color="D9D9D9"/>
               <w:right w:val="single" w:sz="4" w:color="D9D9D9"/>
             </w:tcBorders>
+            <w:shd w:fill="FFFFFF"/>
             <w:tcMar>
               <w:top w:w="85" w:type="dxa"/>
               <w:bottom w:w="85" w:type="dxa"/>
@@ -1276,13 +1276,13 @@
         <w:tc>
           <w:tcPr>
             <w:tcW w:type="dxa" w:w="1320"/>
-            <w:shd w:fill="FFFFFF"/>
             <w:tcBorders>
               <w:top w:val="single" w:sz="4" w:color="D9D9D9"/>
               <w:bottom w:val="single" w:sz="4" w:color="D9D9D9"/>
               <w:left w:val="single" w:sz="4" w:color="D9D9D9"/>
               <w:right w:val="single" w:sz="4" w:color="D9D9D9"/>
             </w:tcBorders>
+            <w:shd w:fill="FFFFFF"/>
             <w:tcMar>
               <w:top w:w="85" w:type="dxa"/>
               <w:bottom w:w="85" w:type="dxa"/>
@@ -1307,13 +1307,13 @@
         <w:tc>
           <w:tcPr>
             <w:tcW w:type="dxa" w:w="1320"/>
-            <w:shd w:fill="FFFFFF"/>
             <w:tcBorders>
               <w:top w:val="single" w:sz="4" w:color="D9D9D9"/>
               <w:bottom w:val="single" w:sz="4" w:color="D9D9D9"/>
               <w:left w:val="single" w:sz="4" w:color="D9D9D9"/>
               <w:right w:val="single" w:sz="4" w:color="D9D9D9"/>
             </w:tcBorders>
+            <w:shd w:fill="FFFFFF"/>
             <w:tcMar>
               <w:top w:w="85" w:type="dxa"/>
               <w:bottom w:w="85" w:type="dxa"/>
@@ -1338,13 +1338,13 @@
         <w:tc>
           <w:tcPr>
             <w:tcW w:type="dxa" w:w="1320"/>
-            <w:shd w:fill="FFFFFF"/>
             <w:tcBorders>
               <w:top w:val="single" w:sz="4" w:color="D9D9D9"/>
               <w:bottom w:val="single" w:sz="4" w:color="D9D9D9"/>
               <w:left w:val="single" w:sz="4" w:color="D9D9D9"/>
               <w:right w:val="single" w:sz="4" w:color="D9D9D9"/>
             </w:tcBorders>
+            <w:shd w:fill="FFFFFF"/>
             <w:tcMar>
               <w:top w:w="85" w:type="dxa"/>
               <w:bottom w:w="85" w:type="dxa"/>
@@ -1369,13 +1369,13 @@
         <w:tc>
           <w:tcPr>
             <w:tcW w:type="dxa" w:w="1320"/>
-            <w:shd w:fill="FFFFFF"/>
             <w:tcBorders>
               <w:top w:val="single" w:sz="4" w:color="D9D9D9"/>
               <w:bottom w:val="single" w:sz="4" w:color="D9D9D9"/>
               <w:left w:val="single" w:sz="4" w:color="D9D9D9"/>
               <w:right w:val="single" w:sz="4" w:color="D9D9D9"/>
             </w:tcBorders>
+            <w:shd w:fill="FFFFFF"/>
             <w:tcMar>
               <w:top w:w="85" w:type="dxa"/>
               <w:bottom w:w="85" w:type="dxa"/>
@@ -1402,13 +1402,13 @@
         <w:tc>
           <w:tcPr>
             <w:tcW w:type="dxa" w:w="2233"/>
-            <w:shd w:fill="F1F5F7"/>
             <w:tcBorders>
               <w:top w:val="single" w:sz="4" w:color="D9D9D9"/>
               <w:bottom w:val="single" w:sz="4" w:color="D9D9D9"/>
               <w:left w:val="single" w:sz="4" w:color="D9D9D9"/>
               <w:right w:val="single" w:sz="4" w:color="D9D9D9"/>
             </w:tcBorders>
+            <w:shd w:fill="F1F5F7"/>
             <w:tcMar>
               <w:top w:w="85" w:type="dxa"/>
               <w:bottom w:w="85" w:type="dxa"/>
@@ -1433,13 +1433,13 @@
         <w:tc>
           <w:tcPr>
             <w:tcW w:type="dxa" w:w="1320"/>
-            <w:shd w:fill="F1F5F7"/>
             <w:tcBorders>
               <w:top w:val="single" w:sz="4" w:color="D9D9D9"/>
               <w:bottom w:val="single" w:sz="4" w:color="D9D9D9"/>
               <w:left w:val="single" w:sz="4" w:color="D9D9D9"/>
               <w:right w:val="single" w:sz="4" w:color="D9D9D9"/>
             </w:tcBorders>
+            <w:shd w:fill="F1F5F7"/>
             <w:tcMar>
               <w:top w:w="85" w:type="dxa"/>
               <w:bottom w:w="85" w:type="dxa"/>
@@ -1464,13 +1464,13 @@
         <w:tc>
           <w:tcPr>
             <w:tcW w:type="dxa" w:w="1320"/>
-            <w:shd w:fill="F1F5F7"/>
             <w:tcBorders>
               <w:top w:val="single" w:sz="4" w:color="D9D9D9"/>
               <w:bottom w:val="single" w:sz="4" w:color="D9D9D9"/>
               <w:left w:val="single" w:sz="4" w:color="D9D9D9"/>
               <w:right w:val="single" w:sz="4" w:color="D9D9D9"/>
             </w:tcBorders>
+            <w:shd w:fill="F1F5F7"/>
             <w:tcMar>
               <w:top w:w="85" w:type="dxa"/>
               <w:bottom w:w="85" w:type="dxa"/>
@@ -1495,13 +1495,13 @@
         <w:tc>
           <w:tcPr>
             <w:tcW w:type="dxa" w:w="1320"/>
-            <w:shd w:fill="F1F5F7"/>
             <w:tcBorders>
               <w:top w:val="single" w:sz="4" w:color="D9D9D9"/>
               <w:bottom w:val="single" w:sz="4" w:color="D9D9D9"/>
               <w:left w:val="single" w:sz="4" w:color="D9D9D9"/>
               <w:right w:val="single" w:sz="4" w:color="D9D9D9"/>
             </w:tcBorders>
+            <w:shd w:fill="F1F5F7"/>
             <w:tcMar>
               <w:top w:w="85" w:type="dxa"/>
               <w:bottom w:w="85" w:type="dxa"/>
@@ -1526,13 +1526,13 @@
         <w:tc>
           <w:tcPr>
             <w:tcW w:type="dxa" w:w="1320"/>
-            <w:shd w:fill="F1F5F7"/>
             <w:tcBorders>
               <w:top w:val="single" w:sz="4" w:color="D9D9D9"/>
               <w:bottom w:val="single" w:sz="4" w:color="D9D9D9"/>
               <w:left w:val="single" w:sz="4" w:color="D9D9D9"/>
               <w:right w:val="single" w:sz="4" w:color="D9D9D9"/>
             </w:tcBorders>
+            <w:shd w:fill="F1F5F7"/>
             <w:tcMar>
               <w:top w:w="85" w:type="dxa"/>
               <w:bottom w:w="85" w:type="dxa"/>
@@ -1557,13 +1557,13 @@
         <w:tc>
           <w:tcPr>
             <w:tcW w:type="dxa" w:w="1320"/>
-            <w:shd w:fill="F1F5F7"/>
             <w:tcBorders>
               <w:top w:val="single" w:sz="4" w:color="D9D9D9"/>
               <w:bottom w:val="single" w:sz="4" w:color="D9D9D9"/>
               <w:left w:val="single" w:sz="4" w:color="D9D9D9"/>
               <w:right w:val="single" w:sz="4" w:color="D9D9D9"/>
             </w:tcBorders>
+            <w:shd w:fill="F1F5F7"/>
             <w:tcMar>
               <w:top w:w="85" w:type="dxa"/>
               <w:bottom w:w="85" w:type="dxa"/>
@@ -1588,13 +1588,13 @@
         <w:tc>
           <w:tcPr>
             <w:tcW w:type="dxa" w:w="1320"/>
-            <w:shd w:fill="F1F5F7"/>
             <w:tcBorders>
               <w:top w:val="single" w:sz="4" w:color="D9D9D9"/>
               <w:bottom w:val="single" w:sz="4" w:color="D9D9D9"/>
               <w:left w:val="single" w:sz="4" w:color="D9D9D9"/>
               <w:right w:val="single" w:sz="4" w:color="D9D9D9"/>
             </w:tcBorders>
+            <w:shd w:fill="F1F5F7"/>
             <w:tcMar>
               <w:top w:w="85" w:type="dxa"/>
               <w:bottom w:w="85" w:type="dxa"/>
@@ -1621,13 +1621,13 @@
         <w:tc>
           <w:tcPr>
             <w:tcW w:type="dxa" w:w="2233"/>
-            <w:shd w:fill="FFFFFF"/>
             <w:tcBorders>
               <w:top w:val="single" w:sz="4" w:color="D9D9D9"/>
               <w:bottom w:val="single" w:sz="4" w:color="D9D9D9"/>
               <w:left w:val="single" w:sz="4" w:color="D9D9D9"/>
               <w:right w:val="single" w:sz="4" w:color="D9D9D9"/>
             </w:tcBorders>
+            <w:shd w:fill="FFFFFF"/>
             <w:tcMar>
               <w:top w:w="85" w:type="dxa"/>
               <w:bottom w:w="85" w:type="dxa"/>
@@ -1652,13 +1652,13 @@
         <w:tc>
           <w:tcPr>
             <w:tcW w:type="dxa" w:w="1320"/>
-            <w:shd w:fill="FFFFFF"/>
             <w:tcBorders>
               <w:top w:val="single" w:sz="4" w:color="D9D9D9"/>
               <w:bottom w:val="single" w:sz="4" w:color="D9D9D9"/>
               <w:left w:val="single" w:sz="4" w:color="D9D9D9"/>
               <w:right w:val="single" w:sz="4" w:color="D9D9D9"/>
             </w:tcBorders>
+            <w:shd w:fill="FFFFFF"/>
             <w:tcMar>
               <w:top w:w="85" w:type="dxa"/>
               <w:bottom w:w="85" w:type="dxa"/>
@@ -1683,13 +1683,13 @@
         <w:tc>
           <w:tcPr>
             <w:tcW w:type="dxa" w:w="1320"/>
-            <w:shd w:fill="FFFFFF"/>
             <w:tcBorders>
               <w:top w:val="single" w:sz="4" w:color="D9D9D9"/>
               <w:bottom w:val="single" w:sz="4" w:color="D9D9D9"/>
               <w:left w:val="single" w:sz="4" w:color="D9D9D9"/>
               <w:right w:val="single" w:sz="4" w:color="D9D9D9"/>
             </w:tcBorders>
+            <w:shd w:fill="FFFFFF"/>
             <w:tcMar>
               <w:top w:w="85" w:type="dxa"/>
               <w:bottom w:w="85" w:type="dxa"/>
@@ -1714,13 +1714,13 @@
         <w:tc>
           <w:tcPr>
             <w:tcW w:type="dxa" w:w="1320"/>
-            <w:shd w:fill="FFFFFF"/>
             <w:tcBorders>
               <w:top w:val="single" w:sz="4" w:color="D9D9D9"/>
               <w:bottom w:val="single" w:sz="4" w:color="D9D9D9"/>
               <w:left w:val="single" w:sz="4" w:color="D9D9D9"/>
               <w:right w:val="single" w:sz="4" w:color="D9D9D9"/>
             </w:tcBorders>
+            <w:shd w:fill="FFFFFF"/>
             <w:tcMar>
               <w:top w:w="85" w:type="dxa"/>
               <w:bottom w:w="85" w:type="dxa"/>
@@ -1745,13 +1745,13 @@
         <w:tc>
           <w:tcPr>
             <w:tcW w:type="dxa" w:w="1320"/>
-            <w:shd w:fill="FFFFFF"/>
             <w:tcBorders>
               <w:top w:val="single" w:sz="4" w:color="D9D9D9"/>
               <w:bottom w:val="single" w:sz="4" w:color="D9D9D9"/>
               <w:left w:val="single" w:sz="4" w:color="D9D9D9"/>
               <w:right w:val="single" w:sz="4" w:color="D9D9D9"/>
             </w:tcBorders>
+            <w:shd w:fill="FFFFFF"/>
             <w:tcMar>
               <w:top w:w="85" w:type="dxa"/>
               <w:bottom w:w="85" w:type="dxa"/>
@@ -1776,13 +1776,13 @@
         <w:tc>
           <w:tcPr>
             <w:tcW w:type="dxa" w:w="1320"/>
-            <w:shd w:fill="FFFFFF"/>
             <w:tcBorders>
               <w:top w:val="single" w:sz="4" w:color="D9D9D9"/>
               <w:bottom w:val="single" w:sz="4" w:color="D9D9D9"/>
               <w:left w:val="single" w:sz="4" w:color="D9D9D9"/>
               <w:right w:val="single" w:sz="4" w:color="D9D9D9"/>
             </w:tcBorders>
+            <w:shd w:fill="FFFFFF"/>
             <w:tcMar>
               <w:top w:w="85" w:type="dxa"/>
               <w:bottom w:w="85" w:type="dxa"/>
@@ -1807,13 +1807,13 @@
         <w:tc>
           <w:tcPr>
             <w:tcW w:type="dxa" w:w="1320"/>
-            <w:shd w:fill="FFFFFF"/>
             <w:tcBorders>
               <w:top w:val="single" w:sz="4" w:color="D9D9D9"/>
               <w:bottom w:val="single" w:sz="4" w:color="D9D9D9"/>
               <w:left w:val="single" w:sz="4" w:color="D9D9D9"/>
               <w:right w:val="single" w:sz="4" w:color="D9D9D9"/>
             </w:tcBorders>
+            <w:shd w:fill="FFFFFF"/>
             <w:tcMar>
               <w:top w:w="85" w:type="dxa"/>
               <w:bottom w:w="85" w:type="dxa"/>
@@ -1840,13 +1840,13 @@
         <w:tc>
           <w:tcPr>
             <w:tcW w:type="dxa" w:w="2233"/>
-            <w:shd w:fill="F1F5F7"/>
             <w:tcBorders>
               <w:top w:val="single" w:sz="4" w:color="D9D9D9"/>
               <w:bottom w:val="single" w:sz="4" w:color="D9D9D9"/>
               <w:left w:val="single" w:sz="4" w:color="D9D9D9"/>
               <w:right w:val="single" w:sz="4" w:color="D9D9D9"/>
             </w:tcBorders>
+            <w:shd w:fill="F1F5F7"/>
             <w:tcMar>
               <w:top w:w="85" w:type="dxa"/>
               <w:bottom w:w="85" w:type="dxa"/>
@@ -1871,13 +1871,13 @@
         <w:tc>
           <w:tcPr>
             <w:tcW w:type="dxa" w:w="1320"/>
-            <w:shd w:fill="F1F5F7"/>
             <w:tcBorders>
               <w:top w:val="single" w:sz="4" w:color="D9D9D9"/>
               <w:bottom w:val="single" w:sz="4" w:color="D9D9D9"/>
               <w:left w:val="single" w:sz="4" w:color="D9D9D9"/>
               <w:right w:val="single" w:sz="4" w:color="D9D9D9"/>
             </w:tcBorders>
+            <w:shd w:fill="F1F5F7"/>
             <w:tcMar>
               <w:top w:w="85" w:type="dxa"/>
               <w:bottom w:w="85" w:type="dxa"/>
@@ -1902,13 +1902,13 @@
         <w:tc>
           <w:tcPr>
             <w:tcW w:type="dxa" w:w="1320"/>
-            <w:shd w:fill="F1F5F7"/>
             <w:tcBorders>
               <w:top w:val="single" w:sz="4" w:color="D9D9D9"/>
               <w:bottom w:val="single" w:sz="4" w:color="D9D9D9"/>
               <w:left w:val="single" w:sz="4" w:color="D9D9D9"/>
               <w:right w:val="single" w:sz="4" w:color="D9D9D9"/>
             </w:tcBorders>
+            <w:shd w:fill="F1F5F7"/>
             <w:tcMar>
               <w:top w:w="85" w:type="dxa"/>
               <w:bottom w:w="85" w:type="dxa"/>
@@ -1933,13 +1933,13 @@
         <w:tc>
           <w:tcPr>
             <w:tcW w:type="dxa" w:w="1320"/>
-            <w:shd w:fill="F1F5F7"/>
             <w:tcBorders>
               <w:top w:val="single" w:sz="4" w:color="D9D9D9"/>
               <w:bottom w:val="single" w:sz="4" w:color="D9D9D9"/>
               <w:left w:val="single" w:sz="4" w:color="D9D9D9"/>
               <w:right w:val="single" w:sz="4" w:color="D9D9D9"/>
             </w:tcBorders>
+            <w:shd w:fill="F1F5F7"/>
             <w:tcMar>
               <w:top w:w="85" w:type="dxa"/>
               <w:bottom w:w="85" w:type="dxa"/>
@@ -1964,13 +1964,13 @@
         <w:tc>
           <w:tcPr>
             <w:tcW w:type="dxa" w:w="1320"/>
-            <w:shd w:fill="F1F5F7"/>
             <w:tcBorders>
               <w:top w:val="single" w:sz="4" w:color="D9D9D9"/>
               <w:bottom w:val="single" w:sz="4" w:color="D9D9D9"/>
               <w:left w:val="single" w:sz="4" w:color="D9D9D9"/>
               <w:right w:val="single" w:sz="4" w:color="D9D9D9"/>
             </w:tcBorders>
+            <w:shd w:fill="F1F5F7"/>
             <w:tcMar>
               <w:top w:w="85" w:type="dxa"/>
               <w:bottom w:w="85" w:type="dxa"/>
@@ -1995,13 +1995,13 @@
         <w:tc>
           <w:tcPr>
             <w:tcW w:type="dxa" w:w="1320"/>
-            <w:shd w:fill="F1F5F7"/>
             <w:tcBorders>
               <w:top w:val="single" w:sz="4" w:color="D9D9D9"/>
               <w:bottom w:val="single" w:sz="4" w:color="D9D9D9"/>
               <w:left w:val="single" w:sz="4" w:color="D9D9D9"/>
               <w:right w:val="single" w:sz="4" w:color="D9D9D9"/>
             </w:tcBorders>
+            <w:shd w:fill="F1F5F7"/>
             <w:tcMar>
               <w:top w:w="85" w:type="dxa"/>
               <w:bottom w:w="85" w:type="dxa"/>
@@ -2026,13 +2026,13 @@
         <w:tc>
           <w:tcPr>
             <w:tcW w:type="dxa" w:w="1320"/>
-            <w:shd w:fill="F1F5F7"/>
             <w:tcBorders>
               <w:top w:val="single" w:sz="4" w:color="D9D9D9"/>
               <w:bottom w:val="single" w:sz="4" w:color="D9D9D9"/>
               <w:left w:val="single" w:sz="4" w:color="D9D9D9"/>
               <w:right w:val="single" w:sz="4" w:color="D9D9D9"/>
             </w:tcBorders>
+            <w:shd w:fill="F1F5F7"/>
             <w:tcMar>
               <w:top w:w="85" w:type="dxa"/>
               <w:bottom w:w="85" w:type="dxa"/>
@@ -2059,13 +2059,13 @@
         <w:tc>
           <w:tcPr>
             <w:tcW w:type="dxa" w:w="2233"/>
-            <w:shd w:fill="FFFFFF"/>
             <w:tcBorders>
               <w:top w:val="single" w:sz="4" w:color="D9D9D9"/>
               <w:bottom w:val="single" w:sz="4" w:color="D9D9D9"/>
               <w:left w:val="single" w:sz="4" w:color="D9D9D9"/>
               <w:right w:val="single" w:sz="4" w:color="D9D9D9"/>
             </w:tcBorders>
+            <w:shd w:fill="FFFFFF"/>
             <w:tcMar>
               <w:top w:w="85" w:type="dxa"/>
               <w:bottom w:w="85" w:type="dxa"/>
@@ -2090,13 +2090,13 @@
         <w:tc>
           <w:tcPr>
             <w:tcW w:type="dxa" w:w="1320"/>
-            <w:shd w:fill="FFFFFF"/>
             <w:tcBorders>
               <w:top w:val="single" w:sz="4" w:color="D9D9D9"/>
               <w:bottom w:val="single" w:sz="4" w:color="D9D9D9"/>
               <w:left w:val="single" w:sz="4" w:color="D9D9D9"/>
               <w:right w:val="single" w:sz="4" w:color="D9D9D9"/>
             </w:tcBorders>
+            <w:shd w:fill="FFFFFF"/>
             <w:tcMar>
               <w:top w:w="85" w:type="dxa"/>
               <w:bottom w:w="85" w:type="dxa"/>
@@ -2121,13 +2121,13 @@
         <w:tc>
           <w:tcPr>
             <w:tcW w:type="dxa" w:w="1320"/>
-            <w:shd w:fill="FFFFFF"/>
             <w:tcBorders>
               <w:top w:val="single" w:sz="4" w:color="D9D9D9"/>
               <w:bottom w:val="single" w:sz="4" w:color="D9D9D9"/>
               <w:left w:val="single" w:sz="4" w:color="D9D9D9"/>
               <w:right w:val="single" w:sz="4" w:color="D9D9D9"/>
             </w:tcBorders>
+            <w:shd w:fill="FFFFFF"/>
             <w:tcMar>
               <w:top w:w="85" w:type="dxa"/>
               <w:bottom w:w="85" w:type="dxa"/>
@@ -2152,13 +2152,13 @@
         <w:tc>
           <w:tcPr>
             <w:tcW w:type="dxa" w:w="1320"/>
-            <w:shd w:fill="FFFFFF"/>
             <w:tcBorders>
               <w:top w:val="single" w:sz="4" w:color="D9D9D9"/>
               <w:bottom w:val="single" w:sz="4" w:color="D9D9D9"/>
               <w:left w:val="single" w:sz="4" w:color="D9D9D9"/>
               <w:right w:val="single" w:sz="4" w:color="D9D9D9"/>
             </w:tcBorders>
+            <w:shd w:fill="FFFFFF"/>
             <w:tcMar>
               <w:top w:w="85" w:type="dxa"/>
               <w:bottom w:w="85" w:type="dxa"/>
@@ -2183,13 +2183,13 @@
         <w:tc>
           <w:tcPr>
             <w:tcW w:type="dxa" w:w="1320"/>
-            <w:shd w:fill="FFFFFF"/>
             <w:tcBorders>
               <w:top w:val="single" w:sz="4" w:color="D9D9D9"/>
               <w:bottom w:val="single" w:sz="4" w:color="D9D9D9"/>
               <w:left w:val="single" w:sz="4" w:color="D9D9D9"/>
               <w:right w:val="single" w:sz="4" w:color="D9D9D9"/>
             </w:tcBorders>
+            <w:shd w:fill="FFFFFF"/>
             <w:tcMar>
               <w:top w:w="85" w:type="dxa"/>
               <w:bottom w:w="85" w:type="dxa"/>
@@ -2214,13 +2214,13 @@
         <w:tc>
           <w:tcPr>
             <w:tcW w:type="dxa" w:w="1320"/>
-            <w:shd w:fill="FFFFFF"/>
             <w:tcBorders>
               <w:top w:val="single" w:sz="4" w:color="D9D9D9"/>
               <w:bottom w:val="single" w:sz="4" w:color="D9D9D9"/>
               <w:left w:val="single" w:sz="4" w:color="D9D9D9"/>
               <w:right w:val="single" w:sz="4" w:color="D9D9D9"/>
             </w:tcBorders>
+            <w:shd w:fill="FFFFFF"/>
             <w:tcMar>
               <w:top w:w="85" w:type="dxa"/>
               <w:bottom w:w="85" w:type="dxa"/>
@@ -2245,13 +2245,13 @@
         <w:tc>
           <w:tcPr>
             <w:tcW w:type="dxa" w:w="1320"/>
-            <w:shd w:fill="FFFFFF"/>
             <w:tcBorders>
               <w:top w:val="single" w:sz="4" w:color="D9D9D9"/>
               <w:bottom w:val="single" w:sz="4" w:color="D9D9D9"/>
               <w:left w:val="single" w:sz="4" w:color="D9D9D9"/>
               <w:right w:val="single" w:sz="4" w:color="D9D9D9"/>
             </w:tcBorders>
+            <w:shd w:fill="FFFFFF"/>
             <w:tcMar>
               <w:top w:w="85" w:type="dxa"/>
               <w:bottom w:w="85" w:type="dxa"/>
@@ -2278,13 +2278,13 @@
         <w:tc>
           <w:tcPr>
             <w:tcW w:type="dxa" w:w="2233"/>
-            <w:shd w:fill="F1F5F7"/>
             <w:tcBorders>
               <w:top w:val="single" w:sz="4" w:color="D9D9D9"/>
               <w:bottom w:val="single" w:sz="4" w:color="D9D9D9"/>
               <w:left w:val="single" w:sz="4" w:color="D9D9D9"/>
               <w:right w:val="single" w:sz="4" w:color="D9D9D9"/>
             </w:tcBorders>
+            <w:shd w:fill="F1F5F7"/>
             <w:tcMar>
               <w:top w:w="85" w:type="dxa"/>
               <w:bottom w:w="85" w:type="dxa"/>
@@ -2309,13 +2309,13 @@
         <w:tc>
           <w:tcPr>
             <w:tcW w:type="dxa" w:w="1320"/>
-            <w:shd w:fill="F1F5F7"/>
             <w:tcBorders>
               <w:top w:val="single" w:sz="4" w:color="D9D9D9"/>
               <w:bottom w:val="single" w:sz="4" w:color="D9D9D9"/>
               <w:left w:val="single" w:sz="4" w:color="D9D9D9"/>
               <w:right w:val="single" w:sz="4" w:color="D9D9D9"/>
             </w:tcBorders>
+            <w:shd w:fill="F1F5F7"/>
             <w:tcMar>
               <w:top w:w="85" w:type="dxa"/>
               <w:bottom w:w="85" w:type="dxa"/>
@@ -2340,13 +2340,13 @@
         <w:tc>
           <w:tcPr>
             <w:tcW w:type="dxa" w:w="1320"/>
-            <w:shd w:fill="F1F5F7"/>
             <w:tcBorders>
               <w:top w:val="single" w:sz="4" w:color="D9D9D9"/>
               <w:bottom w:val="single" w:sz="4" w:color="D9D9D9"/>
               <w:left w:val="single" w:sz="4" w:color="D9D9D9"/>
               <w:right w:val="single" w:sz="4" w:color="D9D9D9"/>
             </w:tcBorders>
+            <w:shd w:fill="F1F5F7"/>
             <w:tcMar>
               <w:top w:w="85" w:type="dxa"/>
               <w:bottom w:w="85" w:type="dxa"/>
@@ -2371,13 +2371,13 @@
         <w:tc>
           <w:tcPr>
             <w:tcW w:type="dxa" w:w="1320"/>
-            <w:shd w:fill="F1F5F7"/>
             <w:tcBorders>
               <w:top w:val="single" w:sz="4" w:color="D9D9D9"/>
               <w:bottom w:val="single" w:sz="4" w:color="D9D9D9"/>
               <w:left w:val="single" w:sz="4" w:color="D9D9D9"/>
               <w:right w:val="single" w:sz="4" w:color="D9D9D9"/>
             </w:tcBorders>
+            <w:shd w:fill="F1F5F7"/>
             <w:tcMar>
               <w:top w:w="85" w:type="dxa"/>
               <w:bottom w:w="85" w:type="dxa"/>
@@ -2402,13 +2402,13 @@
         <w:tc>
           <w:tcPr>
             <w:tcW w:type="dxa" w:w="1320"/>
-            <w:shd w:fill="F1F5F7"/>
             <w:tcBorders>
               <w:top w:val="single" w:sz="4" w:color="D9D9D9"/>
               <w:bottom w:val="single" w:sz="4" w:color="D9D9D9"/>
               <w:left w:val="single" w:sz="4" w:color="D9D9D9"/>
               <w:right w:val="single" w:sz="4" w:color="D9D9D9"/>
             </w:tcBorders>
+            <w:shd w:fill="F1F5F7"/>
             <w:tcMar>
               <w:top w:w="85" w:type="dxa"/>
               <w:bottom w:w="85" w:type="dxa"/>
@@ -2433,13 +2433,13 @@
         <w:tc>
           <w:tcPr>
             <w:tcW w:type="dxa" w:w="1320"/>
-            <w:shd w:fill="F1F5F7"/>
             <w:tcBorders>
               <w:top w:val="single" w:sz="4" w:color="D9D9D9"/>
               <w:bottom w:val="single" w:sz="4" w:color="D9D9D9"/>
               <w:left w:val="single" w:sz="4" w:color="D9D9D9"/>
               <w:right w:val="single" w:sz="4" w:color="D9D9D9"/>
             </w:tcBorders>
+            <w:shd w:fill="F1F5F7"/>
             <w:tcMar>
               <w:top w:w="85" w:type="dxa"/>
               <w:bottom w:w="85" w:type="dxa"/>
@@ -2464,13 +2464,13 @@
         <w:tc>
           <w:tcPr>
             <w:tcW w:type="dxa" w:w="1320"/>
-            <w:shd w:fill="F1F5F7"/>
             <w:tcBorders>
               <w:top w:val="single" w:sz="4" w:color="D9D9D9"/>
               <w:bottom w:val="single" w:sz="4" w:color="D9D9D9"/>
               <w:left w:val="single" w:sz="4" w:color="D9D9D9"/>
               <w:right w:val="single" w:sz="4" w:color="D9D9D9"/>
             </w:tcBorders>
+            <w:shd w:fill="F1F5F7"/>
             <w:tcMar>
               <w:top w:w="85" w:type="dxa"/>
               <w:bottom w:w="85" w:type="dxa"/>
@@ -2497,13 +2497,13 @@
         <w:tc>
           <w:tcPr>
             <w:tcW w:type="dxa" w:w="2233"/>
-            <w:shd w:fill="FFFFFF"/>
             <w:tcBorders>
               <w:top w:val="single" w:sz="4" w:color="D9D9D9"/>
               <w:bottom w:val="single" w:sz="4" w:color="D9D9D9"/>
               <w:left w:val="single" w:sz="4" w:color="D9D9D9"/>
               <w:right w:val="single" w:sz="4" w:color="D9D9D9"/>
             </w:tcBorders>
+            <w:shd w:fill="FFFFFF"/>
             <w:tcMar>
               <w:top w:w="85" w:type="dxa"/>
               <w:bottom w:w="85" w:type="dxa"/>
@@ -2528,13 +2528,13 @@
         <w:tc>
           <w:tcPr>
             <w:tcW w:type="dxa" w:w="1320"/>
-            <w:shd w:fill="FFFFFF"/>
             <w:tcBorders>
               <w:top w:val="single" w:sz="4" w:color="D9D9D9"/>
               <w:bottom w:val="single" w:sz="4" w:color="D9D9D9"/>
               <w:left w:val="single" w:sz="4" w:color="D9D9D9"/>
               <w:right w:val="single" w:sz="4" w:color="D9D9D9"/>
             </w:tcBorders>
+            <w:shd w:fill="FFFFFF"/>
             <w:tcMar>
               <w:top w:w="85" w:type="dxa"/>
               <w:bottom w:w="85" w:type="dxa"/>
@@ -2559,13 +2559,13 @@
         <w:tc>
           <w:tcPr>
             <w:tcW w:type="dxa" w:w="1320"/>
-            <w:shd w:fill="FFFFFF"/>
             <w:tcBorders>
               <w:top w:val="single" w:sz="4" w:color="D9D9D9"/>
               <w:bottom w:val="single" w:sz="4" w:color="D9D9D9"/>
               <w:left w:val="single" w:sz="4" w:color="D9D9D9"/>
               <w:right w:val="single" w:sz="4" w:color="D9D9D9"/>
             </w:tcBorders>
+            <w:shd w:fill="FFFFFF"/>
             <w:tcMar>
               <w:top w:w="85" w:type="dxa"/>
               <w:bottom w:w="85" w:type="dxa"/>
@@ -2590,13 +2590,13 @@
         <w:tc>
           <w:tcPr>
             <w:tcW w:type="dxa" w:w="1320"/>
-            <w:shd w:fill="FFFFFF"/>
             <w:tcBorders>
               <w:top w:val="single" w:sz="4" w:color="D9D9D9"/>
               <w:bottom w:val="single" w:sz="4" w:color="D9D9D9"/>
               <w:left w:val="single" w:sz="4" w:color="D9D9D9"/>
               <w:right w:val="single" w:sz="4" w:color="D9D9D9"/>
             </w:tcBorders>
+            <w:shd w:fill="FFFFFF"/>
             <w:tcMar>
               <w:top w:w="85" w:type="dxa"/>
               <w:bottom w:w="85" w:type="dxa"/>
@@ -2621,13 +2621,13 @@
         <w:tc>
           <w:tcPr>
             <w:tcW w:type="dxa" w:w="1320"/>
-            <w:shd w:fill="FFFFFF"/>
             <w:tcBorders>
               <w:top w:val="single" w:sz="4" w:color="D9D9D9"/>
               <w:bottom w:val="single" w:sz="4" w:color="D9D9D9"/>
               <w:left w:val="single" w:sz="4" w:color="D9D9D9"/>
               <w:right w:val="single" w:sz="4" w:color="D9D9D9"/>
             </w:tcBorders>
+            <w:shd w:fill="FFFFFF"/>
             <w:tcMar>
               <w:top w:w="85" w:type="dxa"/>
               <w:bottom w:w="85" w:type="dxa"/>
@@ -2652,13 +2652,13 @@
         <w:tc>
           <w:tcPr>
             <w:tcW w:type="dxa" w:w="1320"/>
-            <w:shd w:fill="FFFFFF"/>
             <w:tcBorders>
               <w:top w:val="single" w:sz="4" w:color="D9D9D9"/>
               <w:bottom w:val="single" w:sz="4" w:color="D9D9D9"/>
               <w:left w:val="single" w:sz="4" w:color="D9D9D9"/>
               <w:right w:val="single" w:sz="4" w:color="D9D9D9"/>
             </w:tcBorders>
+            <w:shd w:fill="FFFFFF"/>
             <w:tcMar>
               <w:top w:w="85" w:type="dxa"/>
               <w:bottom w:w="85" w:type="dxa"/>
@@ -2683,13 +2683,13 @@
         <w:tc>
           <w:tcPr>
             <w:tcW w:type="dxa" w:w="1320"/>
-            <w:shd w:fill="FFFFFF"/>
             <w:tcBorders>
               <w:top w:val="single" w:sz="4" w:color="D9D9D9"/>
               <w:bottom w:val="single" w:sz="4" w:color="D9D9D9"/>
               <w:left w:val="single" w:sz="4" w:color="D9D9D9"/>
               <w:right w:val="single" w:sz="4" w:color="D9D9D9"/>
             </w:tcBorders>
+            <w:shd w:fill="FFFFFF"/>
             <w:tcMar>
               <w:top w:w="85" w:type="dxa"/>
               <w:bottom w:w="85" w:type="dxa"/>
@@ -2716,13 +2716,13 @@
         <w:tc>
           <w:tcPr>
             <w:tcW w:type="dxa" w:w="2233"/>
-            <w:shd w:fill="F1F5F7"/>
             <w:tcBorders>
               <w:top w:val="single" w:sz="4" w:color="D9D9D9"/>
               <w:bottom w:val="single" w:sz="4" w:color="D9D9D9"/>
               <w:left w:val="single" w:sz="4" w:color="D9D9D9"/>
               <w:right w:val="single" w:sz="4" w:color="D9D9D9"/>
             </w:tcBorders>
+            <w:shd w:fill="F1F5F7"/>
             <w:tcMar>
               <w:top w:w="85" w:type="dxa"/>
               <w:bottom w:w="85" w:type="dxa"/>
@@ -2747,13 +2747,13 @@
         <w:tc>
           <w:tcPr>
             <w:tcW w:type="dxa" w:w="1320"/>
-            <w:shd w:fill="F1F5F7"/>
             <w:tcBorders>
               <w:top w:val="single" w:sz="4" w:color="D9D9D9"/>
               <w:bottom w:val="single" w:sz="4" w:color="D9D9D9"/>
               <w:left w:val="single" w:sz="4" w:color="D9D9D9"/>
               <w:right w:val="single" w:sz="4" w:color="D9D9D9"/>
             </w:tcBorders>
+            <w:shd w:fill="F1F5F7"/>
             <w:tcMar>
               <w:top w:w="85" w:type="dxa"/>
               <w:bottom w:w="85" w:type="dxa"/>
@@ -2778,13 +2778,13 @@
         <w:tc>
           <w:tcPr>
             <w:tcW w:type="dxa" w:w="1320"/>
-            <w:shd w:fill="F1F5F7"/>
             <w:tcBorders>
               <w:top w:val="single" w:sz="4" w:color="D9D9D9"/>
               <w:bottom w:val="single" w:sz="4" w:color="D9D9D9"/>
               <w:left w:val="single" w:sz="4" w:color="D9D9D9"/>
               <w:right w:val="single" w:sz="4" w:color="D9D9D9"/>
             </w:tcBorders>
+            <w:shd w:fill="F1F5F7"/>
             <w:tcMar>
               <w:top w:w="85" w:type="dxa"/>
               <w:bottom w:w="85" w:type="dxa"/>
@@ -2809,13 +2809,13 @@
         <w:tc>
           <w:tcPr>
             <w:tcW w:type="dxa" w:w="1320"/>
-            <w:shd w:fill="F1F5F7"/>
             <w:tcBorders>
               <w:top w:val="single" w:sz="4" w:color="D9D9D9"/>
               <w:bottom w:val="single" w:sz="4" w:color="D9D9D9"/>
               <w:left w:val="single" w:sz="4" w:color="D9D9D9"/>
               <w:right w:val="single" w:sz="4" w:color="D9D9D9"/>
             </w:tcBorders>
+            <w:shd w:fill="F1F5F7"/>
             <w:tcMar>
               <w:top w:w="85" w:type="dxa"/>
               <w:bottom w:w="85" w:type="dxa"/>
@@ -2840,13 +2840,13 @@
         <w:tc>
           <w:tcPr>
             <w:tcW w:type="dxa" w:w="1320"/>
-            <w:shd w:fill="F1F5F7"/>
             <w:tcBorders>
               <w:top w:val="single" w:sz="4" w:color="D9D9D9"/>
               <w:bottom w:val="single" w:sz="4" w:color="D9D9D9"/>
               <w:left w:val="single" w:sz="4" w:color="D9D9D9"/>
               <w:right w:val="single" w:sz="4" w:color="D9D9D9"/>
             </w:tcBorders>
+            <w:shd w:fill="F1F5F7"/>
             <w:tcMar>
               <w:top w:w="85" w:type="dxa"/>
               <w:bottom w:w="85" w:type="dxa"/>
@@ -2871,13 +2871,13 @@
         <w:tc>
           <w:tcPr>
             <w:tcW w:type="dxa" w:w="1320"/>
-            <w:shd w:fill="F1F5F7"/>
             <w:tcBorders>
               <w:top w:val="single" w:sz="4" w:color="D9D9D9"/>
               <w:bottom w:val="single" w:sz="4" w:color="D9D9D9"/>
               <w:left w:val="single" w:sz="4" w:color="D9D9D9"/>
               <w:right w:val="single" w:sz="4" w:color="D9D9D9"/>
             </w:tcBorders>
+            <w:shd w:fill="F1F5F7"/>
             <w:tcMar>
               <w:top w:w="85" w:type="dxa"/>
               <w:bottom w:w="85" w:type="dxa"/>
@@ -2902,13 +2902,13 @@
         <w:tc>
           <w:tcPr>
             <w:tcW w:type="dxa" w:w="1320"/>
-            <w:shd w:fill="F1F5F7"/>
             <w:tcBorders>
               <w:top w:val="single" w:sz="4" w:color="D9D9D9"/>
               <w:bottom w:val="single" w:sz="4" w:color="D9D9D9"/>
               <w:left w:val="single" w:sz="4" w:color="D9D9D9"/>
               <w:right w:val="single" w:sz="4" w:color="D9D9D9"/>
             </w:tcBorders>
+            <w:shd w:fill="F1F5F7"/>
             <w:tcMar>
               <w:top w:w="85" w:type="dxa"/>
               <w:bottom w:w="85" w:type="dxa"/>
@@ -2935,13 +2935,13 @@
         <w:tc>
           <w:tcPr>
             <w:tcW w:type="dxa" w:w="2233"/>
-            <w:shd w:fill="FFFFFF"/>
             <w:tcBorders>
               <w:top w:val="single" w:sz="4" w:color="D9D9D9"/>
               <w:bottom w:val="single" w:sz="4" w:color="D9D9D9"/>
               <w:left w:val="single" w:sz="4" w:color="D9D9D9"/>
               <w:right w:val="single" w:sz="4" w:color="D9D9D9"/>
             </w:tcBorders>
+            <w:shd w:fill="FFFFFF"/>
             <w:tcMar>
               <w:top w:w="85" w:type="dxa"/>
               <w:bottom w:w="85" w:type="dxa"/>
@@ -2966,13 +2966,13 @@
         <w:tc>
           <w:tcPr>
             <w:tcW w:type="dxa" w:w="1320"/>
-            <w:shd w:fill="FFFFFF"/>
             <w:tcBorders>
               <w:top w:val="single" w:sz="4" w:color="D9D9D9"/>
               <w:bottom w:val="single" w:sz="4" w:color="D9D9D9"/>
               <w:left w:val="single" w:sz="4" w:color="D9D9D9"/>
               <w:right w:val="single" w:sz="4" w:color="D9D9D9"/>
             </w:tcBorders>
+            <w:shd w:fill="FFFFFF"/>
             <w:tcMar>
               <w:top w:w="85" w:type="dxa"/>
               <w:bottom w:w="85" w:type="dxa"/>
@@ -2997,13 +2997,13 @@
         <w:tc>
           <w:tcPr>
             <w:tcW w:type="dxa" w:w="1320"/>
-            <w:shd w:fill="FFFFFF"/>
             <w:tcBorders>
               <w:top w:val="single" w:sz="4" w:color="D9D9D9"/>
               <w:bottom w:val="single" w:sz="4" w:color="D9D9D9"/>
               <w:left w:val="single" w:sz="4" w:color="D9D9D9"/>
               <w:right w:val="single" w:sz="4" w:color="D9D9D9"/>
             </w:tcBorders>
+            <w:shd w:fill="FFFFFF"/>
             <w:tcMar>
               <w:top w:w="85" w:type="dxa"/>
               <w:bottom w:w="85" w:type="dxa"/>
@@ -3028,13 +3028,13 @@
         <w:tc>
           <w:tcPr>
             <w:tcW w:type="dxa" w:w="1320"/>
-            <w:shd w:fill="FFFFFF"/>
             <w:tcBorders>
               <w:top w:val="single" w:sz="4" w:color="D9D9D9"/>
               <w:bottom w:val="single" w:sz="4" w:color="D9D9D9"/>
               <w:left w:val="single" w:sz="4" w:color="D9D9D9"/>
               <w:right w:val="single" w:sz="4" w:color="D9D9D9"/>
             </w:tcBorders>
+            <w:shd w:fill="FFFFFF"/>
             <w:tcMar>
               <w:top w:w="85" w:type="dxa"/>
               <w:bottom w:w="85" w:type="dxa"/>
@@ -3059,13 +3059,13 @@
         <w:tc>
           <w:tcPr>
             <w:tcW w:type="dxa" w:w="1320"/>
-            <w:shd w:fill="FFFFFF"/>
             <w:tcBorders>
               <w:top w:val="single" w:sz="4" w:color="D9D9D9"/>
               <w:bottom w:val="single" w:sz="4" w:color="D9D9D9"/>
               <w:left w:val="single" w:sz="4" w:color="D9D9D9"/>
               <w:right w:val="single" w:sz="4" w:color="D9D9D9"/>
             </w:tcBorders>
+            <w:shd w:fill="FFFFFF"/>
             <w:tcMar>
               <w:top w:w="85" w:type="dxa"/>
               <w:bottom w:w="85" w:type="dxa"/>
@@ -3090,13 +3090,13 @@
         <w:tc>
           <w:tcPr>
             <w:tcW w:type="dxa" w:w="1320"/>
-            <w:shd w:fill="FFFFFF"/>
             <w:tcBorders>
               <w:top w:val="single" w:sz="4" w:color="D9D9D9"/>
               <w:bottom w:val="single" w:sz="4" w:color="D9D9D9"/>
               <w:left w:val="single" w:sz="4" w:color="D9D9D9"/>
               <w:right w:val="single" w:sz="4" w:color="D9D9D9"/>
             </w:tcBorders>
+            <w:shd w:fill="FFFFFF"/>
             <w:tcMar>
               <w:top w:w="85" w:type="dxa"/>
               <w:bottom w:w="85" w:type="dxa"/>
@@ -3121,13 +3121,13 @@
         <w:tc>
           <w:tcPr>
             <w:tcW w:type="dxa" w:w="1320"/>
-            <w:shd w:fill="FFFFFF"/>
             <w:tcBorders>
               <w:top w:val="single" w:sz="4" w:color="D9D9D9"/>
               <w:bottom w:val="single" w:sz="4" w:color="D9D9D9"/>
               <w:left w:val="single" w:sz="4" w:color="D9D9D9"/>
               <w:right w:val="single" w:sz="4" w:color="D9D9D9"/>
             </w:tcBorders>
+            <w:shd w:fill="FFFFFF"/>
             <w:tcMar>
               <w:top w:w="85" w:type="dxa"/>
               <w:bottom w:w="85" w:type="dxa"/>
@@ -3154,13 +3154,13 @@
         <w:tc>
           <w:tcPr>
             <w:tcW w:type="dxa" w:w="2233"/>
-            <w:shd w:fill="F1F5F7"/>
             <w:tcBorders>
               <w:top w:val="single" w:sz="4" w:color="D9D9D9"/>
               <w:bottom w:val="single" w:sz="4" w:color="D9D9D9"/>
               <w:left w:val="single" w:sz="4" w:color="D9D9D9"/>
               <w:right w:val="single" w:sz="4" w:color="D9D9D9"/>
             </w:tcBorders>
+            <w:shd w:fill="F1F5F7"/>
             <w:tcMar>
               <w:top w:w="85" w:type="dxa"/>
               <w:bottom w:w="85" w:type="dxa"/>
@@ -3185,13 +3185,13 @@
         <w:tc>
           <w:tcPr>
             <w:tcW w:type="dxa" w:w="1320"/>
-            <w:shd w:fill="F1F5F7"/>
             <w:tcBorders>
               <w:top w:val="single" w:sz="4" w:color="D9D9D9"/>
               <w:bottom w:val="single" w:sz="4" w:color="D9D9D9"/>
               <w:left w:val="single" w:sz="4" w:color="D9D9D9"/>
               <w:right w:val="single" w:sz="4" w:color="D9D9D9"/>
             </w:tcBorders>
+            <w:shd w:fill="F1F5F7"/>
             <w:tcMar>
               <w:top w:w="85" w:type="dxa"/>
               <w:bottom w:w="85" w:type="dxa"/>
@@ -3216,13 +3216,13 @@
         <w:tc>
           <w:tcPr>
             <w:tcW w:type="dxa" w:w="1320"/>
-            <w:shd w:fill="F1F5F7"/>
             <w:tcBorders>
               <w:top w:val="single" w:sz="4" w:color="D9D9D9"/>
               <w:bottom w:val="single" w:sz="4" w:color="D9D9D9"/>
               <w:left w:val="single" w:sz="4" w:color="D9D9D9"/>
               <w:right w:val="single" w:sz="4" w:color="D9D9D9"/>
             </w:tcBorders>
+            <w:shd w:fill="F1F5F7"/>
             <w:tcMar>
               <w:top w:w="85" w:type="dxa"/>
               <w:bottom w:w="85" w:type="dxa"/>
@@ -3247,13 +3247,13 @@
         <w:tc>
           <w:tcPr>
             <w:tcW w:type="dxa" w:w="1320"/>
-            <w:shd w:fill="F1F5F7"/>
             <w:tcBorders>
               <w:top w:val="single" w:sz="4" w:color="D9D9D9"/>
               <w:bottom w:val="single" w:sz="4" w:color="D9D9D9"/>
               <w:left w:val="single" w:sz="4" w:color="D9D9D9"/>
               <w:right w:val="single" w:sz="4" w:color="D9D9D9"/>
             </w:tcBorders>
+            <w:shd w:fill="F1F5F7"/>
             <w:tcMar>
               <w:top w:w="85" w:type="dxa"/>
               <w:bottom w:w="85" w:type="dxa"/>
@@ -3278,13 +3278,13 @@
         <w:tc>
           <w:tcPr>
             <w:tcW w:type="dxa" w:w="1320"/>
-            <w:shd w:fill="F1F5F7"/>
             <w:tcBorders>
               <w:top w:val="single" w:sz="4" w:color="D9D9D9"/>
               <w:bottom w:val="single" w:sz="4" w:color="D9D9D9"/>
               <w:left w:val="single" w:sz="4" w:color="D9D9D9"/>
               <w:right w:val="single" w:sz="4" w:color="D9D9D9"/>
             </w:tcBorders>
+            <w:shd w:fill="F1F5F7"/>
             <w:tcMar>
               <w:top w:w="85" w:type="dxa"/>
               <w:bottom w:w="85" w:type="dxa"/>
@@ -3309,13 +3309,13 @@
         <w:tc>
           <w:tcPr>
             <w:tcW w:type="dxa" w:w="1320"/>
-            <w:shd w:fill="F1F5F7"/>
             <w:tcBorders>
               <w:top w:val="single" w:sz="4" w:color="D9D9D9"/>
               <w:bottom w:val="single" w:sz="4" w:color="D9D9D9"/>
               <w:left w:val="single" w:sz="4" w:color="D9D9D9"/>
               <w:right w:val="single" w:sz="4" w:color="D9D9D9"/>
             </w:tcBorders>
+            <w:shd w:fill="F1F5F7"/>
             <w:tcMar>
               <w:top w:w="85" w:type="dxa"/>
               <w:bottom w:w="85" w:type="dxa"/>
@@ -3340,13 +3340,13 @@
         <w:tc>
           <w:tcPr>
             <w:tcW w:type="dxa" w:w="1320"/>
-            <w:shd w:fill="F1F5F7"/>
             <w:tcBorders>
               <w:top w:val="single" w:sz="4" w:color="D9D9D9"/>
               <w:bottom w:val="single" w:sz="4" w:color="D9D9D9"/>
               <w:left w:val="single" w:sz="4" w:color="D9D9D9"/>
               <w:right w:val="single" w:sz="4" w:color="D9D9D9"/>
             </w:tcBorders>
+            <w:shd w:fill="F1F5F7"/>
             <w:tcMar>
               <w:top w:w="85" w:type="dxa"/>
               <w:bottom w:w="85" w:type="dxa"/>
@@ -3422,13 +3422,13 @@
         <w:tc>
           <w:tcPr>
             <w:tcW w:type="dxa" w:w="2233"/>
-            <w:shd w:fill="142D40"/>
             <w:tcBorders>
               <w:top w:val="single" w:sz="4" w:color="D9D9D9"/>
               <w:bottom w:val="single" w:sz="4" w:color="D9D9D9"/>
               <w:left w:val="single" w:sz="4" w:color="D9D9D9"/>
               <w:right w:val="single" w:sz="4" w:color="D9D9D9"/>
             </w:tcBorders>
+            <w:shd w:fill="142D40"/>
             <w:tcMar>
               <w:top w:w="85" w:type="dxa"/>
               <w:bottom w:w="85" w:type="dxa"/>
@@ -3453,13 +3453,13 @@
         <w:tc>
           <w:tcPr>
             <w:tcW w:type="dxa" w:w="1320"/>
-            <w:shd w:fill="142D40"/>
             <w:tcBorders>
               <w:top w:val="single" w:sz="4" w:color="D9D9D9"/>
               <w:bottom w:val="single" w:sz="4" w:color="D9D9D9"/>
               <w:left w:val="single" w:sz="4" w:color="D9D9D9"/>
               <w:right w:val="single" w:sz="4" w:color="D9D9D9"/>
             </w:tcBorders>
+            <w:shd w:fill="142D40"/>
             <w:tcMar>
               <w:top w:w="85" w:type="dxa"/>
               <w:bottom w:w="85" w:type="dxa"/>
@@ -3484,13 +3484,13 @@
         <w:tc>
           <w:tcPr>
             <w:tcW w:type="dxa" w:w="1320"/>
-            <w:shd w:fill="142D40"/>
             <w:tcBorders>
               <w:top w:val="single" w:sz="4" w:color="D9D9D9"/>
               <w:bottom w:val="single" w:sz="4" w:color="D9D9D9"/>
               <w:left w:val="single" w:sz="4" w:color="D9D9D9"/>
               <w:right w:val="single" w:sz="4" w:color="D9D9D9"/>
             </w:tcBorders>
+            <w:shd w:fill="142D40"/>
             <w:tcMar>
               <w:top w:w="85" w:type="dxa"/>
               <w:bottom w:w="85" w:type="dxa"/>
@@ -3515,13 +3515,13 @@
         <w:tc>
           <w:tcPr>
             <w:tcW w:type="dxa" w:w="1320"/>
-            <w:shd w:fill="142D40"/>
             <w:tcBorders>
               <w:top w:val="single" w:sz="4" w:color="D9D9D9"/>
               <w:bottom w:val="single" w:sz="4" w:color="D9D9D9"/>
               <w:left w:val="single" w:sz="4" w:color="D9D9D9"/>
               <w:right w:val="single" w:sz="4" w:color="D9D9D9"/>
             </w:tcBorders>
+            <w:shd w:fill="142D40"/>
             <w:tcMar>
               <w:top w:w="85" w:type="dxa"/>
               <w:bottom w:w="85" w:type="dxa"/>
@@ -3546,13 +3546,13 @@
         <w:tc>
           <w:tcPr>
             <w:tcW w:type="dxa" w:w="1320"/>
-            <w:shd w:fill="142D40"/>
             <w:tcBorders>
               <w:top w:val="single" w:sz="4" w:color="D9D9D9"/>
               <w:bottom w:val="single" w:sz="4" w:color="D9D9D9"/>
               <w:left w:val="single" w:sz="4" w:color="D9D9D9"/>
               <w:right w:val="single" w:sz="4" w:color="D9D9D9"/>
             </w:tcBorders>
+            <w:shd w:fill="142D40"/>
             <w:tcMar>
               <w:top w:w="85" w:type="dxa"/>
               <w:bottom w:w="85" w:type="dxa"/>
@@ -3577,13 +3577,13 @@
         <w:tc>
           <w:tcPr>
             <w:tcW w:type="dxa" w:w="1320"/>
-            <w:shd w:fill="142D40"/>
             <w:tcBorders>
               <w:top w:val="single" w:sz="4" w:color="D9D9D9"/>
               <w:bottom w:val="single" w:sz="4" w:color="D9D9D9"/>
               <w:left w:val="single" w:sz="4" w:color="D9D9D9"/>
               <w:right w:val="single" w:sz="4" w:color="D9D9D9"/>
             </w:tcBorders>
+            <w:shd w:fill="142D40"/>
             <w:tcMar>
               <w:top w:w="85" w:type="dxa"/>
               <w:bottom w:w="85" w:type="dxa"/>
@@ -3608,13 +3608,13 @@
         <w:tc>
           <w:tcPr>
             <w:tcW w:type="dxa" w:w="1320"/>
-            <w:shd w:fill="142D40"/>
             <w:tcBorders>
               <w:top w:val="single" w:sz="4" w:color="D9D9D9"/>
               <w:bottom w:val="single" w:sz="4" w:color="D9D9D9"/>
               <w:left w:val="single" w:sz="4" w:color="D9D9D9"/>
               <w:right w:val="single" w:sz="4" w:color="D9D9D9"/>
             </w:tcBorders>
+            <w:shd w:fill="142D40"/>
             <w:tcMar>
               <w:top w:w="85" w:type="dxa"/>
               <w:bottom w:w="85" w:type="dxa"/>
@@ -3641,13 +3641,13 @@
         <w:tc>
           <w:tcPr>
             <w:tcW w:type="dxa" w:w="2233"/>
-            <w:shd w:fill="FFFFFF"/>
             <w:tcBorders>
               <w:top w:val="single" w:sz="4" w:color="D9D9D9"/>
               <w:bottom w:val="single" w:sz="4" w:color="D9D9D9"/>
               <w:left w:val="single" w:sz="4" w:color="D9D9D9"/>
               <w:right w:val="single" w:sz="4" w:color="D9D9D9"/>
             </w:tcBorders>
+            <w:shd w:fill="FFFFFF"/>
             <w:tcMar>
               <w:top w:w="85" w:type="dxa"/>
               <w:bottom w:w="85" w:type="dxa"/>
@@ -3672,13 +3672,13 @@
         <w:tc>
           <w:tcPr>
             <w:tcW w:type="dxa" w:w="1320"/>
-            <w:shd w:fill="FFFFFF"/>
             <w:tcBorders>
               <w:top w:val="single" w:sz="4" w:color="D9D9D9"/>
               <w:bottom w:val="single" w:sz="4" w:color="D9D9D9"/>
               <w:left w:val="single" w:sz="4" w:color="D9D9D9"/>
               <w:right w:val="single" w:sz="4" w:color="D9D9D9"/>
             </w:tcBorders>
+            <w:shd w:fill="FFFFFF"/>
             <w:tcMar>
               <w:top w:w="85" w:type="dxa"/>
               <w:bottom w:w="85" w:type="dxa"/>
@@ -3703,13 +3703,13 @@
         <w:tc>
           <w:tcPr>
             <w:tcW w:type="dxa" w:w="1320"/>
-            <w:shd w:fill="FFFFFF"/>
             <w:tcBorders>
               <w:top w:val="single" w:sz="4" w:color="D9D9D9"/>
               <w:bottom w:val="single" w:sz="4" w:color="D9D9D9"/>
               <w:left w:val="single" w:sz="4" w:color="D9D9D9"/>
               <w:right w:val="single" w:sz="4" w:color="D9D9D9"/>
             </w:tcBorders>
+            <w:shd w:fill="FFFFFF"/>
             <w:tcMar>
               <w:top w:w="85" w:type="dxa"/>
               <w:bottom w:w="85" w:type="dxa"/>
@@ -3734,13 +3734,13 @@
         <w:tc>
           <w:tcPr>
             <w:tcW w:type="dxa" w:w="1320"/>
-            <w:shd w:fill="FFFFFF"/>
             <w:tcBorders>
               <w:top w:val="single" w:sz="4" w:color="D9D9D9"/>
               <w:bottom w:val="single" w:sz="4" w:color="D9D9D9"/>
               <w:left w:val="single" w:sz="4" w:color="D9D9D9"/>
               <w:right w:val="single" w:sz="4" w:color="D9D9D9"/>
             </w:tcBorders>
+            <w:shd w:fill="FFFFFF"/>
             <w:tcMar>
               <w:top w:w="85" w:type="dxa"/>
               <w:bottom w:w="85" w:type="dxa"/>
@@ -3765,13 +3765,13 @@
         <w:tc>
           <w:tcPr>
             <w:tcW w:type="dxa" w:w="1320"/>
-            <w:shd w:fill="FFFFFF"/>
             <w:tcBorders>
               <w:top w:val="single" w:sz="4" w:color="D9D9D9"/>
               <w:bottom w:val="single" w:sz="4" w:color="D9D9D9"/>
               <w:left w:val="single" w:sz="4" w:color="D9D9D9"/>
               <w:right w:val="single" w:sz="4" w:color="D9D9D9"/>
             </w:tcBorders>
+            <w:shd w:fill="FFFFFF"/>
             <w:tcMar>
               <w:top w:w="85" w:type="dxa"/>
               <w:bottom w:w="85" w:type="dxa"/>
@@ -3796,13 +3796,13 @@
         <w:tc>
           <w:tcPr>
             <w:tcW w:type="dxa" w:w="1320"/>
-            <w:shd w:fill="FFFFFF"/>
             <w:tcBorders>
               <w:top w:val="single" w:sz="4" w:color="D9D9D9"/>
               <w:bottom w:val="single" w:sz="4" w:color="D9D9D9"/>
               <w:left w:val="single" w:sz="4" w:color="D9D9D9"/>
               <w:right w:val="single" w:sz="4" w:color="D9D9D9"/>
             </w:tcBorders>
+            <w:shd w:fill="FFFFFF"/>
             <w:tcMar>
               <w:top w:w="85" w:type="dxa"/>
               <w:bottom w:w="85" w:type="dxa"/>
@@ -3827,13 +3827,13 @@
         <w:tc>
           <w:tcPr>
             <w:tcW w:type="dxa" w:w="1320"/>
-            <w:shd w:fill="FFFFFF"/>
             <w:tcBorders>
               <w:top w:val="single" w:sz="4" w:color="D9D9D9"/>
               <w:bottom w:val="single" w:sz="4" w:color="D9D9D9"/>
               <w:left w:val="single" w:sz="4" w:color="D9D9D9"/>
               <w:right w:val="single" w:sz="4" w:color="D9D9D9"/>
             </w:tcBorders>
+            <w:shd w:fill="FFFFFF"/>
             <w:tcMar>
               <w:top w:w="85" w:type="dxa"/>
               <w:bottom w:w="85" w:type="dxa"/>
@@ -3860,13 +3860,13 @@
         <w:tc>
           <w:tcPr>
             <w:tcW w:type="dxa" w:w="2233"/>
-            <w:shd w:fill="F1F5F7"/>
             <w:tcBorders>
               <w:top w:val="single" w:sz="4" w:color="D9D9D9"/>
               <w:bottom w:val="single" w:sz="4" w:color="D9D9D9"/>
               <w:left w:val="single" w:sz="4" w:color="D9D9D9"/>
               <w:right w:val="single" w:sz="4" w:color="D9D9D9"/>
             </w:tcBorders>
+            <w:shd w:fill="F1F5F7"/>
             <w:tcMar>
               <w:top w:w="85" w:type="dxa"/>
               <w:bottom w:w="85" w:type="dxa"/>
@@ -3891,13 +3891,13 @@
         <w:tc>
           <w:tcPr>
             <w:tcW w:type="dxa" w:w="1320"/>
-            <w:shd w:fill="F1F5F7"/>
             <w:tcBorders>
               <w:top w:val="single" w:sz="4" w:color="D9D9D9"/>
               <w:bottom w:val="single" w:sz="4" w:color="D9D9D9"/>
               <w:left w:val="single" w:sz="4" w:color="D9D9D9"/>
               <w:right w:val="single" w:sz="4" w:color="D9D9D9"/>
             </w:tcBorders>
+            <w:shd w:fill="F1F5F7"/>
             <w:tcMar>
               <w:top w:w="85" w:type="dxa"/>
               <w:bottom w:w="85" w:type="dxa"/>
@@ -3922,13 +3922,13 @@
         <w:tc>
           <w:tcPr>
             <w:tcW w:type="dxa" w:w="1320"/>
-            <w:shd w:fill="F1F5F7"/>
             <w:tcBorders>
               <w:top w:val="single" w:sz="4" w:color="D9D9D9"/>
               <w:bottom w:val="single" w:sz="4" w:color="D9D9D9"/>
               <w:left w:val="single" w:sz="4" w:color="D9D9D9"/>
               <w:right w:val="single" w:sz="4" w:color="D9D9D9"/>
             </w:tcBorders>
+            <w:shd w:fill="F1F5F7"/>
             <w:tcMar>
               <w:top w:w="85" w:type="dxa"/>
               <w:bottom w:w="85" w:type="dxa"/>
@@ -3953,13 +3953,13 @@
         <w:tc>
           <w:tcPr>
             <w:tcW w:type="dxa" w:w="1320"/>
-            <w:shd w:fill="F1F5F7"/>
             <w:tcBorders>
               <w:top w:val="single" w:sz="4" w:color="D9D9D9"/>
               <w:bottom w:val="single" w:sz="4" w:color="D9D9D9"/>
               <w:left w:val="single" w:sz="4" w:color="D9D9D9"/>
               <w:right w:val="single" w:sz="4" w:color="D9D9D9"/>
             </w:tcBorders>
+            <w:shd w:fill="F1F5F7"/>
             <w:tcMar>
               <w:top w:w="85" w:type="dxa"/>
               <w:bottom w:w="85" w:type="dxa"/>
@@ -3984,13 +3984,13 @@
         <w:tc>
           <w:tcPr>
             <w:tcW w:type="dxa" w:w="1320"/>
-            <w:shd w:fill="F1F5F7"/>
             <w:tcBorders>
               <w:top w:val="single" w:sz="4" w:color="D9D9D9"/>
               <w:bottom w:val="single" w:sz="4" w:color="D9D9D9"/>
               <w:left w:val="single" w:sz="4" w:color="D9D9D9"/>
               <w:right w:val="single" w:sz="4" w:color="D9D9D9"/>
             </w:tcBorders>
+            <w:shd w:fill="F1F5F7"/>
             <w:tcMar>
               <w:top w:w="85" w:type="dxa"/>
               <w:bottom w:w="85" w:type="dxa"/>
@@ -4015,13 +4015,13 @@
         <w:tc>
           <w:tcPr>
             <w:tcW w:type="dxa" w:w="1320"/>
-            <w:shd w:fill="F1F5F7"/>
             <w:tcBorders>
               <w:top w:val="single" w:sz="4" w:color="D9D9D9"/>
               <w:bottom w:val="single" w:sz="4" w:color="D9D9D9"/>
               <w:left w:val="single" w:sz="4" w:color="D9D9D9"/>
               <w:right w:val="single" w:sz="4" w:color="D9D9D9"/>
             </w:tcBorders>
+            <w:shd w:fill="F1F5F7"/>
             <w:tcMar>
               <w:top w:w="85" w:type="dxa"/>
               <w:bottom w:w="85" w:type="dxa"/>
@@ -4046,13 +4046,13 @@
         <w:tc>
           <w:tcPr>
             <w:tcW w:type="dxa" w:w="1320"/>
-            <w:shd w:fill="F1F5F7"/>
             <w:tcBorders>
               <w:top w:val="single" w:sz="4" w:color="D9D9D9"/>
               <w:bottom w:val="single" w:sz="4" w:color="D9D9D9"/>
               <w:left w:val="single" w:sz="4" w:color="D9D9D9"/>
               <w:right w:val="single" w:sz="4" w:color="D9D9D9"/>
             </w:tcBorders>
+            <w:shd w:fill="F1F5F7"/>
             <w:tcMar>
               <w:top w:w="85" w:type="dxa"/>
               <w:bottom w:w="85" w:type="dxa"/>

--- a/resources/igcse-business-cash-flow-smoothie-truck/IGCSE-Business-Cash-Flow-Smoothie-Truck-Teacher.docx
+++ b/resources/igcse-business-cash-flow-smoothie-truck/IGCSE-Business-Cash-Flow-Smoothie-Truck-Teacher.docx
@@ -63,15 +63,15 @@
             <w:tcW w:type="dxa" w:w="3655"/>
             <w:tcBorders>
               <w:top w:val="single" w:sz="4" w:color="D9D9D9"/>
+              <w:left w:val="single" w:sz="4" w:color="D9D9D9"/>
               <w:bottom w:val="single" w:sz="4" w:color="D9D9D9"/>
-              <w:left w:val="single" w:sz="4" w:color="D9D9D9"/>
               <w:right w:val="single" w:sz="4" w:color="D9D9D9"/>
             </w:tcBorders>
             <w:shd w:fill="142D40"/>
             <w:tcMar>
               <w:top w:w="85" w:type="dxa"/>
+              <w:left w:w="85" w:type="dxa"/>
               <w:bottom w:w="85" w:type="dxa"/>
-              <w:left w:w="85" w:type="dxa"/>
               <w:right w:w="85" w:type="dxa"/>
             </w:tcMar>
           </w:tcPr>
@@ -94,15 +94,15 @@
             <w:tcW w:type="dxa" w:w="1218"/>
             <w:tcBorders>
               <w:top w:val="single" w:sz="4" w:color="D9D9D9"/>
+              <w:left w:val="single" w:sz="4" w:color="D9D9D9"/>
               <w:bottom w:val="single" w:sz="4" w:color="D9D9D9"/>
-              <w:left w:val="single" w:sz="4" w:color="D9D9D9"/>
               <w:right w:val="single" w:sz="4" w:color="D9D9D9"/>
             </w:tcBorders>
             <w:shd w:fill="142D40"/>
             <w:tcMar>
               <w:top w:w="85" w:type="dxa"/>
+              <w:left w:w="85" w:type="dxa"/>
               <w:bottom w:w="85" w:type="dxa"/>
-              <w:left w:w="85" w:type="dxa"/>
               <w:right w:w="85" w:type="dxa"/>
             </w:tcMar>
           </w:tcPr>
@@ -125,15 +125,15 @@
             <w:tcW w:type="dxa" w:w="5279"/>
             <w:tcBorders>
               <w:top w:val="single" w:sz="4" w:color="D9D9D9"/>
+              <w:left w:val="single" w:sz="4" w:color="D9D9D9"/>
               <w:bottom w:val="single" w:sz="4" w:color="D9D9D9"/>
-              <w:left w:val="single" w:sz="4" w:color="D9D9D9"/>
               <w:right w:val="single" w:sz="4" w:color="D9D9D9"/>
             </w:tcBorders>
             <w:shd w:fill="142D40"/>
             <w:tcMar>
               <w:top w:w="85" w:type="dxa"/>
+              <w:left w:w="85" w:type="dxa"/>
               <w:bottom w:w="85" w:type="dxa"/>
-              <w:left w:w="85" w:type="dxa"/>
               <w:right w:w="85" w:type="dxa"/>
             </w:tcMar>
           </w:tcPr>
@@ -158,15 +158,15 @@
             <w:tcW w:type="dxa" w:w="3655"/>
             <w:tcBorders>
               <w:top w:val="single" w:sz="4" w:color="D9D9D9"/>
+              <w:left w:val="single" w:sz="4" w:color="D9D9D9"/>
               <w:bottom w:val="single" w:sz="4" w:color="D9D9D9"/>
-              <w:left w:val="single" w:sz="4" w:color="D9D9D9"/>
               <w:right w:val="single" w:sz="4" w:color="D9D9D9"/>
             </w:tcBorders>
             <w:shd w:fill="FFFFFF"/>
             <w:tcMar>
               <w:top w:w="85" w:type="dxa"/>
+              <w:left w:w="85" w:type="dxa"/>
               <w:bottom w:w="85" w:type="dxa"/>
-              <w:left w:w="85" w:type="dxa"/>
               <w:right w:w="85" w:type="dxa"/>
             </w:tcMar>
           </w:tcPr>
@@ -189,15 +189,15 @@
             <w:tcW w:type="dxa" w:w="1218"/>
             <w:tcBorders>
               <w:top w:val="single" w:sz="4" w:color="D9D9D9"/>
+              <w:left w:val="single" w:sz="4" w:color="D9D9D9"/>
               <w:bottom w:val="single" w:sz="4" w:color="D9D9D9"/>
-              <w:left w:val="single" w:sz="4" w:color="D9D9D9"/>
               <w:right w:val="single" w:sz="4" w:color="D9D9D9"/>
             </w:tcBorders>
             <w:shd w:fill="FFFFFF"/>
             <w:tcMar>
               <w:top w:w="85" w:type="dxa"/>
+              <w:left w:w="85" w:type="dxa"/>
               <w:bottom w:w="85" w:type="dxa"/>
-              <w:left w:w="85" w:type="dxa"/>
               <w:right w:w="85" w:type="dxa"/>
             </w:tcMar>
           </w:tcPr>
@@ -220,15 +220,15 @@
             <w:tcW w:type="dxa" w:w="5279"/>
             <w:tcBorders>
               <w:top w:val="single" w:sz="4" w:color="D9D9D9"/>
+              <w:left w:val="single" w:sz="4" w:color="D9D9D9"/>
               <w:bottom w:val="single" w:sz="4" w:color="D9D9D9"/>
-              <w:left w:val="single" w:sz="4" w:color="D9D9D9"/>
               <w:right w:val="single" w:sz="4" w:color="D9D9D9"/>
             </w:tcBorders>
             <w:shd w:fill="FFFFFF"/>
             <w:tcMar>
               <w:top w:w="85" w:type="dxa"/>
+              <w:left w:w="85" w:type="dxa"/>
               <w:bottom w:w="85" w:type="dxa"/>
-              <w:left w:w="85" w:type="dxa"/>
               <w:right w:w="85" w:type="dxa"/>
             </w:tcMar>
           </w:tcPr>
@@ -253,15 +253,15 @@
             <w:tcW w:type="dxa" w:w="3655"/>
             <w:tcBorders>
               <w:top w:val="single" w:sz="4" w:color="D9D9D9"/>
+              <w:left w:val="single" w:sz="4" w:color="D9D9D9"/>
               <w:bottom w:val="single" w:sz="4" w:color="D9D9D9"/>
-              <w:left w:val="single" w:sz="4" w:color="D9D9D9"/>
               <w:right w:val="single" w:sz="4" w:color="D9D9D9"/>
             </w:tcBorders>
             <w:shd w:fill="F1F5F7"/>
             <w:tcMar>
               <w:top w:w="85" w:type="dxa"/>
+              <w:left w:w="85" w:type="dxa"/>
               <w:bottom w:w="85" w:type="dxa"/>
-              <w:left w:w="85" w:type="dxa"/>
               <w:right w:w="85" w:type="dxa"/>
             </w:tcMar>
           </w:tcPr>
@@ -284,15 +284,15 @@
             <w:tcW w:type="dxa" w:w="1218"/>
             <w:tcBorders>
               <w:top w:val="single" w:sz="4" w:color="D9D9D9"/>
+              <w:left w:val="single" w:sz="4" w:color="D9D9D9"/>
               <w:bottom w:val="single" w:sz="4" w:color="D9D9D9"/>
-              <w:left w:val="single" w:sz="4" w:color="D9D9D9"/>
               <w:right w:val="single" w:sz="4" w:color="D9D9D9"/>
             </w:tcBorders>
             <w:shd w:fill="F1F5F7"/>
             <w:tcMar>
               <w:top w:w="85" w:type="dxa"/>
+              <w:left w:w="85" w:type="dxa"/>
               <w:bottom w:w="85" w:type="dxa"/>
-              <w:left w:w="85" w:type="dxa"/>
               <w:right w:w="85" w:type="dxa"/>
             </w:tcMar>
           </w:tcPr>
@@ -315,15 +315,15 @@
             <w:tcW w:type="dxa" w:w="5279"/>
             <w:tcBorders>
               <w:top w:val="single" w:sz="4" w:color="D9D9D9"/>
+              <w:left w:val="single" w:sz="4" w:color="D9D9D9"/>
               <w:bottom w:val="single" w:sz="4" w:color="D9D9D9"/>
-              <w:left w:val="single" w:sz="4" w:color="D9D9D9"/>
               <w:right w:val="single" w:sz="4" w:color="D9D9D9"/>
             </w:tcBorders>
             <w:shd w:fill="F1F5F7"/>
             <w:tcMar>
               <w:top w:w="85" w:type="dxa"/>
+              <w:left w:w="85" w:type="dxa"/>
               <w:bottom w:w="85" w:type="dxa"/>
-              <w:left w:w="85" w:type="dxa"/>
               <w:right w:w="85" w:type="dxa"/>
             </w:tcMar>
           </w:tcPr>
@@ -348,15 +348,15 @@
             <w:tcW w:type="dxa" w:w="3655"/>
             <w:tcBorders>
               <w:top w:val="single" w:sz="4" w:color="D9D9D9"/>
+              <w:left w:val="single" w:sz="4" w:color="D9D9D9"/>
               <w:bottom w:val="single" w:sz="4" w:color="D9D9D9"/>
-              <w:left w:val="single" w:sz="4" w:color="D9D9D9"/>
               <w:right w:val="single" w:sz="4" w:color="D9D9D9"/>
             </w:tcBorders>
             <w:shd w:fill="FFFFFF"/>
             <w:tcMar>
               <w:top w:w="85" w:type="dxa"/>
+              <w:left w:w="85" w:type="dxa"/>
               <w:bottom w:w="85" w:type="dxa"/>
-              <w:left w:w="85" w:type="dxa"/>
               <w:right w:w="85" w:type="dxa"/>
             </w:tcMar>
           </w:tcPr>
@@ -379,15 +379,15 @@
             <w:tcW w:type="dxa" w:w="1218"/>
             <w:tcBorders>
               <w:top w:val="single" w:sz="4" w:color="D9D9D9"/>
+              <w:left w:val="single" w:sz="4" w:color="D9D9D9"/>
               <w:bottom w:val="single" w:sz="4" w:color="D9D9D9"/>
-              <w:left w:val="single" w:sz="4" w:color="D9D9D9"/>
               <w:right w:val="single" w:sz="4" w:color="D9D9D9"/>
             </w:tcBorders>
             <w:shd w:fill="FFFFFF"/>
             <w:tcMar>
               <w:top w:w="85" w:type="dxa"/>
+              <w:left w:w="85" w:type="dxa"/>
               <w:bottom w:w="85" w:type="dxa"/>
-              <w:left w:w="85" w:type="dxa"/>
               <w:right w:w="85" w:type="dxa"/>
             </w:tcMar>
           </w:tcPr>
@@ -410,15 +410,15 @@
             <w:tcW w:type="dxa" w:w="5279"/>
             <w:tcBorders>
               <w:top w:val="single" w:sz="4" w:color="D9D9D9"/>
+              <w:left w:val="single" w:sz="4" w:color="D9D9D9"/>
               <w:bottom w:val="single" w:sz="4" w:color="D9D9D9"/>
-              <w:left w:val="single" w:sz="4" w:color="D9D9D9"/>
               <w:right w:val="single" w:sz="4" w:color="D9D9D9"/>
             </w:tcBorders>
             <w:shd w:fill="FFFFFF"/>
             <w:tcMar>
               <w:top w:w="85" w:type="dxa"/>
+              <w:left w:w="85" w:type="dxa"/>
               <w:bottom w:w="85" w:type="dxa"/>
-              <w:left w:w="85" w:type="dxa"/>
               <w:right w:w="85" w:type="dxa"/>
             </w:tcMar>
           </w:tcPr>
@@ -443,15 +443,15 @@
             <w:tcW w:type="dxa" w:w="3655"/>
             <w:tcBorders>
               <w:top w:val="single" w:sz="4" w:color="D9D9D9"/>
+              <w:left w:val="single" w:sz="4" w:color="D9D9D9"/>
               <w:bottom w:val="single" w:sz="4" w:color="D9D9D9"/>
-              <w:left w:val="single" w:sz="4" w:color="D9D9D9"/>
               <w:right w:val="single" w:sz="4" w:color="D9D9D9"/>
             </w:tcBorders>
             <w:shd w:fill="F1F5F7"/>
             <w:tcMar>
               <w:top w:w="85" w:type="dxa"/>
+              <w:left w:w="85" w:type="dxa"/>
               <w:bottom w:w="85" w:type="dxa"/>
-              <w:left w:w="85" w:type="dxa"/>
               <w:right w:w="85" w:type="dxa"/>
             </w:tcMar>
           </w:tcPr>
@@ -474,15 +474,15 @@
             <w:tcW w:type="dxa" w:w="1218"/>
             <w:tcBorders>
               <w:top w:val="single" w:sz="4" w:color="D9D9D9"/>
+              <w:left w:val="single" w:sz="4" w:color="D9D9D9"/>
               <w:bottom w:val="single" w:sz="4" w:color="D9D9D9"/>
-              <w:left w:val="single" w:sz="4" w:color="D9D9D9"/>
               <w:right w:val="single" w:sz="4" w:color="D9D9D9"/>
             </w:tcBorders>
             <w:shd w:fill="F1F5F7"/>
             <w:tcMar>
               <w:top w:w="85" w:type="dxa"/>
+              <w:left w:w="85" w:type="dxa"/>
               <w:bottom w:w="85" w:type="dxa"/>
-              <w:left w:w="85" w:type="dxa"/>
               <w:right w:w="85" w:type="dxa"/>
             </w:tcMar>
           </w:tcPr>
@@ -505,15 +505,15 @@
             <w:tcW w:type="dxa" w:w="5279"/>
             <w:tcBorders>
               <w:top w:val="single" w:sz="4" w:color="D9D9D9"/>
+              <w:left w:val="single" w:sz="4" w:color="D9D9D9"/>
               <w:bottom w:val="single" w:sz="4" w:color="D9D9D9"/>
-              <w:left w:val="single" w:sz="4" w:color="D9D9D9"/>
               <w:right w:val="single" w:sz="4" w:color="D9D9D9"/>
             </w:tcBorders>
             <w:shd w:fill="F1F5F7"/>
             <w:tcMar>
               <w:top w:w="85" w:type="dxa"/>
+              <w:left w:w="85" w:type="dxa"/>
               <w:bottom w:w="85" w:type="dxa"/>
-              <w:left w:w="85" w:type="dxa"/>
               <w:right w:w="85" w:type="dxa"/>
             </w:tcMar>
           </w:tcPr>
@@ -538,15 +538,15 @@
             <w:tcW w:type="dxa" w:w="3655"/>
             <w:tcBorders>
               <w:top w:val="single" w:sz="4" w:color="D9D9D9"/>
+              <w:left w:val="single" w:sz="4" w:color="D9D9D9"/>
               <w:bottom w:val="single" w:sz="4" w:color="D9D9D9"/>
-              <w:left w:val="single" w:sz="4" w:color="D9D9D9"/>
               <w:right w:val="single" w:sz="4" w:color="D9D9D9"/>
             </w:tcBorders>
             <w:shd w:fill="FFFFFF"/>
             <w:tcMar>
               <w:top w:w="85" w:type="dxa"/>
+              <w:left w:w="85" w:type="dxa"/>
               <w:bottom w:w="85" w:type="dxa"/>
-              <w:left w:w="85" w:type="dxa"/>
               <w:right w:w="85" w:type="dxa"/>
             </w:tcMar>
           </w:tcPr>
@@ -569,15 +569,15 @@
             <w:tcW w:type="dxa" w:w="1218"/>
             <w:tcBorders>
               <w:top w:val="single" w:sz="4" w:color="D9D9D9"/>
+              <w:left w:val="single" w:sz="4" w:color="D9D9D9"/>
               <w:bottom w:val="single" w:sz="4" w:color="D9D9D9"/>
-              <w:left w:val="single" w:sz="4" w:color="D9D9D9"/>
               <w:right w:val="single" w:sz="4" w:color="D9D9D9"/>
             </w:tcBorders>
             <w:shd w:fill="FFFFFF"/>
             <w:tcMar>
               <w:top w:w="85" w:type="dxa"/>
+              <w:left w:w="85" w:type="dxa"/>
               <w:bottom w:w="85" w:type="dxa"/>
-              <w:left w:w="85" w:type="dxa"/>
               <w:right w:w="85" w:type="dxa"/>
             </w:tcMar>
           </w:tcPr>
@@ -600,15 +600,15 @@
             <w:tcW w:type="dxa" w:w="5279"/>
             <w:tcBorders>
               <w:top w:val="single" w:sz="4" w:color="D9D9D9"/>
+              <w:left w:val="single" w:sz="4" w:color="D9D9D9"/>
               <w:bottom w:val="single" w:sz="4" w:color="D9D9D9"/>
-              <w:left w:val="single" w:sz="4" w:color="D9D9D9"/>
               <w:right w:val="single" w:sz="4" w:color="D9D9D9"/>
             </w:tcBorders>
             <w:shd w:fill="FFFFFF"/>
             <w:tcMar>
               <w:top w:w="85" w:type="dxa"/>
+              <w:left w:w="85" w:type="dxa"/>
               <w:bottom w:w="85" w:type="dxa"/>
-              <w:left w:w="85" w:type="dxa"/>
               <w:right w:w="85" w:type="dxa"/>
             </w:tcMar>
           </w:tcPr>
@@ -633,15 +633,15 @@
             <w:tcW w:type="dxa" w:w="3655"/>
             <w:tcBorders>
               <w:top w:val="single" w:sz="4" w:color="D9D9D9"/>
+              <w:left w:val="single" w:sz="4" w:color="D9D9D9"/>
               <w:bottom w:val="single" w:sz="4" w:color="D9D9D9"/>
-              <w:left w:val="single" w:sz="4" w:color="D9D9D9"/>
               <w:right w:val="single" w:sz="4" w:color="D9D9D9"/>
             </w:tcBorders>
             <w:shd w:fill="F1F5F7"/>
             <w:tcMar>
               <w:top w:w="85" w:type="dxa"/>
+              <w:left w:w="85" w:type="dxa"/>
               <w:bottom w:w="85" w:type="dxa"/>
-              <w:left w:w="85" w:type="dxa"/>
               <w:right w:w="85" w:type="dxa"/>
             </w:tcMar>
           </w:tcPr>
@@ -664,15 +664,15 @@
             <w:tcW w:type="dxa" w:w="1218"/>
             <w:tcBorders>
               <w:top w:val="single" w:sz="4" w:color="D9D9D9"/>
+              <w:left w:val="single" w:sz="4" w:color="D9D9D9"/>
               <w:bottom w:val="single" w:sz="4" w:color="D9D9D9"/>
-              <w:left w:val="single" w:sz="4" w:color="D9D9D9"/>
               <w:right w:val="single" w:sz="4" w:color="D9D9D9"/>
             </w:tcBorders>
             <w:shd w:fill="F1F5F7"/>
             <w:tcMar>
               <w:top w:w="85" w:type="dxa"/>
+              <w:left w:w="85" w:type="dxa"/>
               <w:bottom w:w="85" w:type="dxa"/>
-              <w:left w:w="85" w:type="dxa"/>
               <w:right w:w="85" w:type="dxa"/>
             </w:tcMar>
           </w:tcPr>
@@ -695,15 +695,15 @@
             <w:tcW w:type="dxa" w:w="5279"/>
             <w:tcBorders>
               <w:top w:val="single" w:sz="4" w:color="D9D9D9"/>
+              <w:left w:val="single" w:sz="4" w:color="D9D9D9"/>
               <w:bottom w:val="single" w:sz="4" w:color="D9D9D9"/>
-              <w:left w:val="single" w:sz="4" w:color="D9D9D9"/>
               <w:right w:val="single" w:sz="4" w:color="D9D9D9"/>
             </w:tcBorders>
             <w:shd w:fill="F1F5F7"/>
             <w:tcMar>
               <w:top w:w="85" w:type="dxa"/>
+              <w:left w:w="85" w:type="dxa"/>
               <w:bottom w:w="85" w:type="dxa"/>
-              <w:left w:w="85" w:type="dxa"/>
               <w:right w:w="85" w:type="dxa"/>
             </w:tcMar>
           </w:tcPr>
@@ -728,15 +728,15 @@
             <w:tcW w:type="dxa" w:w="3655"/>
             <w:tcBorders>
               <w:top w:val="single" w:sz="4" w:color="D9D9D9"/>
+              <w:left w:val="single" w:sz="4" w:color="D9D9D9"/>
               <w:bottom w:val="single" w:sz="4" w:color="D9D9D9"/>
-              <w:left w:val="single" w:sz="4" w:color="D9D9D9"/>
               <w:right w:val="single" w:sz="4" w:color="D9D9D9"/>
             </w:tcBorders>
             <w:shd w:fill="FFFFFF"/>
             <w:tcMar>
               <w:top w:w="85" w:type="dxa"/>
+              <w:left w:w="85" w:type="dxa"/>
               <w:bottom w:w="85" w:type="dxa"/>
-              <w:left w:w="85" w:type="dxa"/>
               <w:right w:w="85" w:type="dxa"/>
             </w:tcMar>
           </w:tcPr>
@@ -759,15 +759,15 @@
             <w:tcW w:type="dxa" w:w="1218"/>
             <w:tcBorders>
               <w:top w:val="single" w:sz="4" w:color="D9D9D9"/>
+              <w:left w:val="single" w:sz="4" w:color="D9D9D9"/>
               <w:bottom w:val="single" w:sz="4" w:color="D9D9D9"/>
-              <w:left w:val="single" w:sz="4" w:color="D9D9D9"/>
               <w:right w:val="single" w:sz="4" w:color="D9D9D9"/>
             </w:tcBorders>
             <w:shd w:fill="FFFFFF"/>
             <w:tcMar>
               <w:top w:w="85" w:type="dxa"/>
+              <w:left w:w="85" w:type="dxa"/>
               <w:bottom w:w="85" w:type="dxa"/>
-              <w:left w:w="85" w:type="dxa"/>
               <w:right w:w="85" w:type="dxa"/>
             </w:tcMar>
           </w:tcPr>
@@ -790,15 +790,15 @@
             <w:tcW w:type="dxa" w:w="5279"/>
             <w:tcBorders>
               <w:top w:val="single" w:sz="4" w:color="D9D9D9"/>
+              <w:left w:val="single" w:sz="4" w:color="D9D9D9"/>
               <w:bottom w:val="single" w:sz="4" w:color="D9D9D9"/>
-              <w:left w:val="single" w:sz="4" w:color="D9D9D9"/>
               <w:right w:val="single" w:sz="4" w:color="D9D9D9"/>
             </w:tcBorders>
             <w:shd w:fill="FFFFFF"/>
             <w:tcMar>
               <w:top w:w="85" w:type="dxa"/>
+              <w:left w:w="85" w:type="dxa"/>
               <w:bottom w:w="85" w:type="dxa"/>
-              <w:left w:w="85" w:type="dxa"/>
               <w:right w:w="85" w:type="dxa"/>
             </w:tcMar>
           </w:tcPr>
@@ -823,15 +823,15 @@
             <w:tcW w:type="dxa" w:w="3655"/>
             <w:tcBorders>
               <w:top w:val="single" w:sz="4" w:color="D9D9D9"/>
+              <w:left w:val="single" w:sz="4" w:color="D9D9D9"/>
               <w:bottom w:val="single" w:sz="4" w:color="D9D9D9"/>
-              <w:left w:val="single" w:sz="4" w:color="D9D9D9"/>
               <w:right w:val="single" w:sz="4" w:color="D9D9D9"/>
             </w:tcBorders>
             <w:shd w:fill="F1F5F7"/>
             <w:tcMar>
               <w:top w:w="85" w:type="dxa"/>
+              <w:left w:w="85" w:type="dxa"/>
               <w:bottom w:w="85" w:type="dxa"/>
-              <w:left w:w="85" w:type="dxa"/>
               <w:right w:w="85" w:type="dxa"/>
             </w:tcMar>
           </w:tcPr>
@@ -854,15 +854,15 @@
             <w:tcW w:type="dxa" w:w="1218"/>
             <w:tcBorders>
               <w:top w:val="single" w:sz="4" w:color="D9D9D9"/>
+              <w:left w:val="single" w:sz="4" w:color="D9D9D9"/>
               <w:bottom w:val="single" w:sz="4" w:color="D9D9D9"/>
-              <w:left w:val="single" w:sz="4" w:color="D9D9D9"/>
               <w:right w:val="single" w:sz="4" w:color="D9D9D9"/>
             </w:tcBorders>
             <w:shd w:fill="F1F5F7"/>
             <w:tcMar>
               <w:top w:w="85" w:type="dxa"/>
+              <w:left w:w="85" w:type="dxa"/>
               <w:bottom w:w="85" w:type="dxa"/>
-              <w:left w:w="85" w:type="dxa"/>
               <w:right w:w="85" w:type="dxa"/>
             </w:tcMar>
           </w:tcPr>
@@ -885,15 +885,15 @@
             <w:tcW w:type="dxa" w:w="5279"/>
             <w:tcBorders>
               <w:top w:val="single" w:sz="4" w:color="D9D9D9"/>
+              <w:left w:val="single" w:sz="4" w:color="D9D9D9"/>
               <w:bottom w:val="single" w:sz="4" w:color="D9D9D9"/>
-              <w:left w:val="single" w:sz="4" w:color="D9D9D9"/>
               <w:right w:val="single" w:sz="4" w:color="D9D9D9"/>
             </w:tcBorders>
             <w:shd w:fill="F1F5F7"/>
             <w:tcMar>
               <w:top w:w="85" w:type="dxa"/>
+              <w:left w:w="85" w:type="dxa"/>
               <w:bottom w:w="85" w:type="dxa"/>
-              <w:left w:w="85" w:type="dxa"/>
               <w:right w:w="85" w:type="dxa"/>
             </w:tcMar>
           </w:tcPr>
@@ -966,15 +966,15 @@
             <w:tcW w:type="dxa" w:w="2233"/>
             <w:tcBorders>
               <w:top w:val="single" w:sz="4" w:color="D9D9D9"/>
+              <w:left w:val="single" w:sz="4" w:color="D9D9D9"/>
               <w:bottom w:val="single" w:sz="4" w:color="D9D9D9"/>
-              <w:left w:val="single" w:sz="4" w:color="D9D9D9"/>
               <w:right w:val="single" w:sz="4" w:color="D9D9D9"/>
             </w:tcBorders>
             <w:shd w:fill="142D40"/>
             <w:tcMar>
               <w:top w:w="85" w:type="dxa"/>
+              <w:left w:w="85" w:type="dxa"/>
               <w:bottom w:w="85" w:type="dxa"/>
-              <w:left w:w="85" w:type="dxa"/>
               <w:right w:w="85" w:type="dxa"/>
             </w:tcMar>
           </w:tcPr>
@@ -997,15 +997,15 @@
             <w:tcW w:type="dxa" w:w="1320"/>
             <w:tcBorders>
               <w:top w:val="single" w:sz="4" w:color="D9D9D9"/>
+              <w:left w:val="single" w:sz="4" w:color="D9D9D9"/>
               <w:bottom w:val="single" w:sz="4" w:color="D9D9D9"/>
-              <w:left w:val="single" w:sz="4" w:color="D9D9D9"/>
               <w:right w:val="single" w:sz="4" w:color="D9D9D9"/>
             </w:tcBorders>
             <w:shd w:fill="142D40"/>
             <w:tcMar>
               <w:top w:w="85" w:type="dxa"/>
+              <w:left w:w="85" w:type="dxa"/>
               <w:bottom w:w="85" w:type="dxa"/>
-              <w:left w:w="85" w:type="dxa"/>
               <w:right w:w="85" w:type="dxa"/>
             </w:tcMar>
           </w:tcPr>
@@ -1028,15 +1028,15 @@
             <w:tcW w:type="dxa" w:w="1320"/>
             <w:tcBorders>
               <w:top w:val="single" w:sz="4" w:color="D9D9D9"/>
+              <w:left w:val="single" w:sz="4" w:color="D9D9D9"/>
               <w:bottom w:val="single" w:sz="4" w:color="D9D9D9"/>
-              <w:left w:val="single" w:sz="4" w:color="D9D9D9"/>
               <w:right w:val="single" w:sz="4" w:color="D9D9D9"/>
             </w:tcBorders>
             <w:shd w:fill="142D40"/>
             <w:tcMar>
               <w:top w:w="85" w:type="dxa"/>
+              <w:left w:w="85" w:type="dxa"/>
               <w:bottom w:w="85" w:type="dxa"/>
-              <w:left w:w="85" w:type="dxa"/>
               <w:right w:w="85" w:type="dxa"/>
             </w:tcMar>
           </w:tcPr>
@@ -1059,15 +1059,15 @@
             <w:tcW w:type="dxa" w:w="1320"/>
             <w:tcBorders>
               <w:top w:val="single" w:sz="4" w:color="D9D9D9"/>
+              <w:left w:val="single" w:sz="4" w:color="D9D9D9"/>
               <w:bottom w:val="single" w:sz="4" w:color="D9D9D9"/>
-              <w:left w:val="single" w:sz="4" w:color="D9D9D9"/>
               <w:right w:val="single" w:sz="4" w:color="D9D9D9"/>
             </w:tcBorders>
             <w:shd w:fill="142D40"/>
             <w:tcMar>
               <w:top w:w="85" w:type="dxa"/>
+              <w:left w:w="85" w:type="dxa"/>
               <w:bottom w:w="85" w:type="dxa"/>
-              <w:left w:w="85" w:type="dxa"/>
               <w:right w:w="85" w:type="dxa"/>
             </w:tcMar>
           </w:tcPr>
@@ -1090,15 +1090,15 @@
             <w:tcW w:type="dxa" w:w="1320"/>
             <w:tcBorders>
               <w:top w:val="single" w:sz="4" w:color="D9D9D9"/>
+              <w:left w:val="single" w:sz="4" w:color="D9D9D9"/>
               <w:bottom w:val="single" w:sz="4" w:color="D9D9D9"/>
-              <w:left w:val="single" w:sz="4" w:color="D9D9D9"/>
               <w:right w:val="single" w:sz="4" w:color="D9D9D9"/>
             </w:tcBorders>
             <w:shd w:fill="142D40"/>
             <w:tcMar>
               <w:top w:w="85" w:type="dxa"/>
+              <w:left w:w="85" w:type="dxa"/>
               <w:bottom w:w="85" w:type="dxa"/>
-              <w:left w:w="85" w:type="dxa"/>
               <w:right w:w="85" w:type="dxa"/>
             </w:tcMar>
           </w:tcPr>
@@ -1121,15 +1121,15 @@
             <w:tcW w:type="dxa" w:w="1320"/>
             <w:tcBorders>
               <w:top w:val="single" w:sz="4" w:color="D9D9D9"/>
+              <w:left w:val="single" w:sz="4" w:color="D9D9D9"/>
               <w:bottom w:val="single" w:sz="4" w:color="D9D9D9"/>
-              <w:left w:val="single" w:sz="4" w:color="D9D9D9"/>
               <w:right w:val="single" w:sz="4" w:color="D9D9D9"/>
             </w:tcBorders>
             <w:shd w:fill="142D40"/>
             <w:tcMar>
               <w:top w:w="85" w:type="dxa"/>
+              <w:left w:w="85" w:type="dxa"/>
               <w:bottom w:w="85" w:type="dxa"/>
-              <w:left w:w="85" w:type="dxa"/>
               <w:right w:w="85" w:type="dxa"/>
             </w:tcMar>
           </w:tcPr>
@@ -1152,15 +1152,15 @@
             <w:tcW w:type="dxa" w:w="1320"/>
             <w:tcBorders>
               <w:top w:val="single" w:sz="4" w:color="D9D9D9"/>
+              <w:left w:val="single" w:sz="4" w:color="D9D9D9"/>
               <w:bottom w:val="single" w:sz="4" w:color="D9D9D9"/>
-              <w:left w:val="single" w:sz="4" w:color="D9D9D9"/>
               <w:right w:val="single" w:sz="4" w:color="D9D9D9"/>
             </w:tcBorders>
             <w:shd w:fill="142D40"/>
             <w:tcMar>
               <w:top w:w="85" w:type="dxa"/>
+              <w:left w:w="85" w:type="dxa"/>
               <w:bottom w:w="85" w:type="dxa"/>
-              <w:left w:w="85" w:type="dxa"/>
               <w:right w:w="85" w:type="dxa"/>
             </w:tcMar>
           </w:tcPr>
@@ -1185,15 +1185,15 @@
             <w:tcW w:type="dxa" w:w="2233"/>
             <w:tcBorders>
               <w:top w:val="single" w:sz="4" w:color="D9D9D9"/>
+              <w:left w:val="single" w:sz="4" w:color="D9D9D9"/>
               <w:bottom w:val="single" w:sz="4" w:color="D9D9D9"/>
-              <w:left w:val="single" w:sz="4" w:color="D9D9D9"/>
               <w:right w:val="single" w:sz="4" w:color="D9D9D9"/>
             </w:tcBorders>
             <w:shd w:fill="FFFFFF"/>
             <w:tcMar>
               <w:top w:w="85" w:type="dxa"/>
+              <w:left w:w="85" w:type="dxa"/>
               <w:bottom w:w="85" w:type="dxa"/>
-              <w:left w:w="85" w:type="dxa"/>
               <w:right w:w="85" w:type="dxa"/>
             </w:tcMar>
           </w:tcPr>
@@ -1216,15 +1216,15 @@
             <w:tcW w:type="dxa" w:w="1320"/>
             <w:tcBorders>
               <w:top w:val="single" w:sz="4" w:color="D9D9D9"/>
+              <w:left w:val="single" w:sz="4" w:color="D9D9D9"/>
               <w:bottom w:val="single" w:sz="4" w:color="D9D9D9"/>
-              <w:left w:val="single" w:sz="4" w:color="D9D9D9"/>
               <w:right w:val="single" w:sz="4" w:color="D9D9D9"/>
             </w:tcBorders>
             <w:shd w:fill="FFFFFF"/>
             <w:tcMar>
               <w:top w:w="85" w:type="dxa"/>
+              <w:left w:w="85" w:type="dxa"/>
               <w:bottom w:w="85" w:type="dxa"/>
-              <w:left w:w="85" w:type="dxa"/>
               <w:right w:w="85" w:type="dxa"/>
             </w:tcMar>
           </w:tcPr>
@@ -1247,15 +1247,15 @@
             <w:tcW w:type="dxa" w:w="1320"/>
             <w:tcBorders>
               <w:top w:val="single" w:sz="4" w:color="D9D9D9"/>
+              <w:left w:val="single" w:sz="4" w:color="D9D9D9"/>
               <w:bottom w:val="single" w:sz="4" w:color="D9D9D9"/>
-              <w:left w:val="single" w:sz="4" w:color="D9D9D9"/>
               <w:right w:val="single" w:sz="4" w:color="D9D9D9"/>
             </w:tcBorders>
             <w:shd w:fill="FFFFFF"/>
             <w:tcMar>
               <w:top w:w="85" w:type="dxa"/>
+              <w:left w:w="85" w:type="dxa"/>
               <w:bottom w:w="85" w:type="dxa"/>
-              <w:left w:w="85" w:type="dxa"/>
               <w:right w:w="85" w:type="dxa"/>
             </w:tcMar>
           </w:tcPr>
@@ -1278,15 +1278,15 @@
             <w:tcW w:type="dxa" w:w="1320"/>
             <w:tcBorders>
               <w:top w:val="single" w:sz="4" w:color="D9D9D9"/>
+              <w:left w:val="single" w:sz="4" w:color="D9D9D9"/>
               <w:bottom w:val="single" w:sz="4" w:color="D9D9D9"/>
-              <w:left w:val="single" w:sz="4" w:color="D9D9D9"/>
               <w:right w:val="single" w:sz="4" w:color="D9D9D9"/>
             </w:tcBorders>
             <w:shd w:fill="FFFFFF"/>
             <w:tcMar>
               <w:top w:w="85" w:type="dxa"/>
+              <w:left w:w="85" w:type="dxa"/>
               <w:bottom w:w="85" w:type="dxa"/>
-              <w:left w:w="85" w:type="dxa"/>
               <w:right w:w="85" w:type="dxa"/>
             </w:tcMar>
           </w:tcPr>
@@ -1309,15 +1309,15 @@
             <w:tcW w:type="dxa" w:w="1320"/>
             <w:tcBorders>
               <w:top w:val="single" w:sz="4" w:color="D9D9D9"/>
+              <w:left w:val="single" w:sz="4" w:color="D9D9D9"/>
               <w:bottom w:val="single" w:sz="4" w:color="D9D9D9"/>
-              <w:left w:val="single" w:sz="4" w:color="D9D9D9"/>
               <w:right w:val="single" w:sz="4" w:color="D9D9D9"/>
             </w:tcBorders>
             <w:shd w:fill="FFFFFF"/>
             <w:tcMar>
               <w:top w:w="85" w:type="dxa"/>
+              <w:left w:w="85" w:type="dxa"/>
               <w:bottom w:w="85" w:type="dxa"/>
-              <w:left w:w="85" w:type="dxa"/>
               <w:right w:w="85" w:type="dxa"/>
             </w:tcMar>
           </w:tcPr>
@@ -1340,15 +1340,15 @@
             <w:tcW w:type="dxa" w:w="1320"/>
             <w:tcBorders>
               <w:top w:val="single" w:sz="4" w:color="D9D9D9"/>
+              <w:left w:val="single" w:sz="4" w:color="D9D9D9"/>
               <w:bottom w:val="single" w:sz="4" w:color="D9D9D9"/>
-              <w:left w:val="single" w:sz="4" w:color="D9D9D9"/>
               <w:right w:val="single" w:sz="4" w:color="D9D9D9"/>
             </w:tcBorders>
             <w:shd w:fill="FFFFFF"/>
             <w:tcMar>
               <w:top w:w="85" w:type="dxa"/>
+              <w:left w:w="85" w:type="dxa"/>
               <w:bottom w:w="85" w:type="dxa"/>
-              <w:left w:w="85" w:type="dxa"/>
               <w:right w:w="85" w:type="dxa"/>
             </w:tcMar>
           </w:tcPr>
@@ -1371,15 +1371,15 @@
             <w:tcW w:type="dxa" w:w="1320"/>
             <w:tcBorders>
               <w:top w:val="single" w:sz="4" w:color="D9D9D9"/>
+              <w:left w:val="single" w:sz="4" w:color="D9D9D9"/>
               <w:bottom w:val="single" w:sz="4" w:color="D9D9D9"/>
-              <w:left w:val="single" w:sz="4" w:color="D9D9D9"/>
               <w:right w:val="single" w:sz="4" w:color="D9D9D9"/>
             </w:tcBorders>
             <w:shd w:fill="FFFFFF"/>
             <w:tcMar>
               <w:top w:w="85" w:type="dxa"/>
+              <w:left w:w="85" w:type="dxa"/>
               <w:bottom w:w="85" w:type="dxa"/>
-              <w:left w:w="85" w:type="dxa"/>
               <w:right w:w="85" w:type="dxa"/>
             </w:tcMar>
           </w:tcPr>
@@ -1404,15 +1404,15 @@
             <w:tcW w:type="dxa" w:w="2233"/>
             <w:tcBorders>
               <w:top w:val="single" w:sz="4" w:color="D9D9D9"/>
+              <w:left w:val="single" w:sz="4" w:color="D9D9D9"/>
               <w:bottom w:val="single" w:sz="4" w:color="D9D9D9"/>
-              <w:left w:val="single" w:sz="4" w:color="D9D9D9"/>
               <w:right w:val="single" w:sz="4" w:color="D9D9D9"/>
             </w:tcBorders>
             <w:shd w:fill="F1F5F7"/>
             <w:tcMar>
               <w:top w:w="85" w:type="dxa"/>
+              <w:left w:w="85" w:type="dxa"/>
               <w:bottom w:w="85" w:type="dxa"/>
-              <w:left w:w="85" w:type="dxa"/>
               <w:right w:w="85" w:type="dxa"/>
             </w:tcMar>
           </w:tcPr>
@@ -1435,15 +1435,15 @@
             <w:tcW w:type="dxa" w:w="1320"/>
             <w:tcBorders>
               <w:top w:val="single" w:sz="4" w:color="D9D9D9"/>
+              <w:left w:val="single" w:sz="4" w:color="D9D9D9"/>
               <w:bottom w:val="single" w:sz="4" w:color="D9D9D9"/>
-              <w:left w:val="single" w:sz="4" w:color="D9D9D9"/>
               <w:right w:val="single" w:sz="4" w:color="D9D9D9"/>
             </w:tcBorders>
             <w:shd w:fill="F1F5F7"/>
             <w:tcMar>
               <w:top w:w="85" w:type="dxa"/>
+              <w:left w:w="85" w:type="dxa"/>
               <w:bottom w:w="85" w:type="dxa"/>
-              <w:left w:w="85" w:type="dxa"/>
               <w:right w:w="85" w:type="dxa"/>
             </w:tcMar>
           </w:tcPr>
@@ -1466,15 +1466,15 @@
             <w:tcW w:type="dxa" w:w="1320"/>
             <w:tcBorders>
               <w:top w:val="single" w:sz="4" w:color="D9D9D9"/>
+              <w:left w:val="single" w:sz="4" w:color="D9D9D9"/>
               <w:bottom w:val="single" w:sz="4" w:color="D9D9D9"/>
-              <w:left w:val="single" w:sz="4" w:color="D9D9D9"/>
               <w:right w:val="single" w:sz="4" w:color="D9D9D9"/>
             </w:tcBorders>
             <w:shd w:fill="F1F5F7"/>
             <w:tcMar>
               <w:top w:w="85" w:type="dxa"/>
+              <w:left w:w="85" w:type="dxa"/>
               <w:bottom w:w="85" w:type="dxa"/>
-              <w:left w:w="85" w:type="dxa"/>
               <w:right w:w="85" w:type="dxa"/>
             </w:tcMar>
           </w:tcPr>
@@ -1497,15 +1497,15 @@
             <w:tcW w:type="dxa" w:w="1320"/>
             <w:tcBorders>
               <w:top w:val="single" w:sz="4" w:color="D9D9D9"/>
+              <w:left w:val="single" w:sz="4" w:color="D9D9D9"/>
               <w:bottom w:val="single" w:sz="4" w:color="D9D9D9"/>
-              <w:left w:val="single" w:sz="4" w:color="D9D9D9"/>
               <w:right w:val="single" w:sz="4" w:color="D9D9D9"/>
             </w:tcBorders>
             <w:shd w:fill="F1F5F7"/>
             <w:tcMar>
               <w:top w:w="85" w:type="dxa"/>
+              <w:left w:w="85" w:type="dxa"/>
               <w:bottom w:w="85" w:type="dxa"/>
-              <w:left w:w="85" w:type="dxa"/>
               <w:right w:w="85" w:type="dxa"/>
             </w:tcMar>
           </w:tcPr>
@@ -1528,15 +1528,15 @@
             <w:tcW w:type="dxa" w:w="1320"/>
             <w:tcBorders>
               <w:top w:val="single" w:sz="4" w:color="D9D9D9"/>
+              <w:left w:val="single" w:sz="4" w:color="D9D9D9"/>
               <w:bottom w:val="single" w:sz="4" w:color="D9D9D9"/>
-              <w:left w:val="single" w:sz="4" w:color="D9D9D9"/>
               <w:right w:val="single" w:sz="4" w:color="D9D9D9"/>
             </w:tcBorders>
             <w:shd w:fill="F1F5F7"/>
             <w:tcMar>
               <w:top w:w="85" w:type="dxa"/>
+              <w:left w:w="85" w:type="dxa"/>
               <w:bottom w:w="85" w:type="dxa"/>
-              <w:left w:w="85" w:type="dxa"/>
               <w:right w:w="85" w:type="dxa"/>
             </w:tcMar>
           </w:tcPr>
@@ -1559,15 +1559,15 @@
             <w:tcW w:type="dxa" w:w="1320"/>
             <w:tcBorders>
               <w:top w:val="single" w:sz="4" w:color="D9D9D9"/>
+              <w:left w:val="single" w:sz="4" w:color="D9D9D9"/>
               <w:bottom w:val="single" w:sz="4" w:color="D9D9D9"/>
-              <w:left w:val="single" w:sz="4" w:color="D9D9D9"/>
               <w:right w:val="single" w:sz="4" w:color="D9D9D9"/>
             </w:tcBorders>
             <w:shd w:fill="F1F5F7"/>
             <w:tcMar>
               <w:top w:w="85" w:type="dxa"/>
+              <w:left w:w="85" w:type="dxa"/>
               <w:bottom w:w="85" w:type="dxa"/>
-              <w:left w:w="85" w:type="dxa"/>
               <w:right w:w="85" w:type="dxa"/>
             </w:tcMar>
           </w:tcPr>
@@ -1590,15 +1590,15 @@
             <w:tcW w:type="dxa" w:w="1320"/>
             <w:tcBorders>
               <w:top w:val="single" w:sz="4" w:color="D9D9D9"/>
+              <w:left w:val="single" w:sz="4" w:color="D9D9D9"/>
               <w:bottom w:val="single" w:sz="4" w:color="D9D9D9"/>
-              <w:left w:val="single" w:sz="4" w:color="D9D9D9"/>
               <w:right w:val="single" w:sz="4" w:color="D9D9D9"/>
             </w:tcBorders>
             <w:shd w:fill="F1F5F7"/>
             <w:tcMar>
               <w:top w:w="85" w:type="dxa"/>
+              <w:left w:w="85" w:type="dxa"/>
               <w:bottom w:w="85" w:type="dxa"/>
-              <w:left w:w="85" w:type="dxa"/>
               <w:right w:w="85" w:type="dxa"/>
             </w:tcMar>
           </w:tcPr>
@@ -1623,15 +1623,15 @@
             <w:tcW w:type="dxa" w:w="2233"/>
             <w:tcBorders>
               <w:top w:val="single" w:sz="4" w:color="D9D9D9"/>
+              <w:left w:val="single" w:sz="4" w:color="D9D9D9"/>
               <w:bottom w:val="single" w:sz="4" w:color="D9D9D9"/>
-              <w:left w:val="single" w:sz="4" w:color="D9D9D9"/>
               <w:right w:val="single" w:sz="4" w:color="D9D9D9"/>
             </w:tcBorders>
             <w:shd w:fill="FFFFFF"/>
             <w:tcMar>
               <w:top w:w="85" w:type="dxa"/>
+              <w:left w:w="85" w:type="dxa"/>
               <w:bottom w:w="85" w:type="dxa"/>
-              <w:left w:w="85" w:type="dxa"/>
               <w:right w:w="85" w:type="dxa"/>
             </w:tcMar>
           </w:tcPr>
@@ -1654,15 +1654,15 @@
             <w:tcW w:type="dxa" w:w="1320"/>
             <w:tcBorders>
               <w:top w:val="single" w:sz="4" w:color="D9D9D9"/>
+              <w:left w:val="single" w:sz="4" w:color="D9D9D9"/>
               <w:bottom w:val="single" w:sz="4" w:color="D9D9D9"/>
-              <w:left w:val="single" w:sz="4" w:color="D9D9D9"/>
               <w:right w:val="single" w:sz="4" w:color="D9D9D9"/>
             </w:tcBorders>
             <w:shd w:fill="FFFFFF"/>
             <w:tcMar>
               <w:top w:w="85" w:type="dxa"/>
+              <w:left w:w="85" w:type="dxa"/>
               <w:bottom w:w="85" w:type="dxa"/>
-              <w:left w:w="85" w:type="dxa"/>
               <w:right w:w="85" w:type="dxa"/>
             </w:tcMar>
           </w:tcPr>
@@ -1685,15 +1685,15 @@
             <w:tcW w:type="dxa" w:w="1320"/>
             <w:tcBorders>
               <w:top w:val="single" w:sz="4" w:color="D9D9D9"/>
+              <w:left w:val="single" w:sz="4" w:color="D9D9D9"/>
               <w:bottom w:val="single" w:sz="4" w:color="D9D9D9"/>
-              <w:left w:val="single" w:sz="4" w:color="D9D9D9"/>
               <w:right w:val="single" w:sz="4" w:color="D9D9D9"/>
             </w:tcBorders>
             <w:shd w:fill="FFFFFF"/>
             <w:tcMar>
               <w:top w:w="85" w:type="dxa"/>
+              <w:left w:w="85" w:type="dxa"/>
               <w:bottom w:w="85" w:type="dxa"/>
-              <w:left w:w="85" w:type="dxa"/>
               <w:right w:w="85" w:type="dxa"/>
             </w:tcMar>
           </w:tcPr>
@@ -1716,15 +1716,15 @@
             <w:tcW w:type="dxa" w:w="1320"/>
             <w:tcBorders>
               <w:top w:val="single" w:sz="4" w:color="D9D9D9"/>
+              <w:left w:val="single" w:sz="4" w:color="D9D9D9"/>
               <w:bottom w:val="single" w:sz="4" w:color="D9D9D9"/>
-              <w:left w:val="single" w:sz="4" w:color="D9D9D9"/>
               <w:right w:val="single" w:sz="4" w:color="D9D9D9"/>
             </w:tcBorders>
             <w:shd w:fill="FFFFFF"/>
             <w:tcMar>
               <w:top w:w="85" w:type="dxa"/>
+              <w:left w:w="85" w:type="dxa"/>
               <w:bottom w:w="85" w:type="dxa"/>
-              <w:left w:w="85" w:type="dxa"/>
               <w:right w:w="85" w:type="dxa"/>
             </w:tcMar>
           </w:tcPr>
@@ -1747,15 +1747,15 @@
             <w:tcW w:type="dxa" w:w="1320"/>
             <w:tcBorders>
               <w:top w:val="single" w:sz="4" w:color="D9D9D9"/>
+              <w:left w:val="single" w:sz="4" w:color="D9D9D9"/>
               <w:bottom w:val="single" w:sz="4" w:color="D9D9D9"/>
-              <w:left w:val="single" w:sz="4" w:color="D9D9D9"/>
               <w:right w:val="single" w:sz="4" w:color="D9D9D9"/>
             </w:tcBorders>
             <w:shd w:fill="FFFFFF"/>
             <w:tcMar>
               <w:top w:w="85" w:type="dxa"/>
+              <w:left w:w="85" w:type="dxa"/>
               <w:bottom w:w="85" w:type="dxa"/>
-              <w:left w:w="85" w:type="dxa"/>
               <w:right w:w="85" w:type="dxa"/>
             </w:tcMar>
           </w:tcPr>
@@ -1778,15 +1778,15 @@
             <w:tcW w:type="dxa" w:w="1320"/>
             <w:tcBorders>
               <w:top w:val="single" w:sz="4" w:color="D9D9D9"/>
+              <w:left w:val="single" w:sz="4" w:color="D9D9D9"/>
               <w:bottom w:val="single" w:sz="4" w:color="D9D9D9"/>
-              <w:left w:val="single" w:sz="4" w:color="D9D9D9"/>
               <w:right w:val="single" w:sz="4" w:color="D9D9D9"/>
             </w:tcBorders>
             <w:shd w:fill="FFFFFF"/>
             <w:tcMar>
               <w:top w:w="85" w:type="dxa"/>
+              <w:left w:w="85" w:type="dxa"/>
               <w:bottom w:w="85" w:type="dxa"/>
-              <w:left w:w="85" w:type="dxa"/>
               <w:right w:w="85" w:type="dxa"/>
             </w:tcMar>
           </w:tcPr>
@@ -1809,15 +1809,15 @@
             <w:tcW w:type="dxa" w:w="1320"/>
             <w:tcBorders>
               <w:top w:val="single" w:sz="4" w:color="D9D9D9"/>
+              <w:left w:val="single" w:sz="4" w:color="D9D9D9"/>
               <w:bottom w:val="single" w:sz="4" w:color="D9D9D9"/>
-              <w:left w:val="single" w:sz="4" w:color="D9D9D9"/>
               <w:right w:val="single" w:sz="4" w:color="D9D9D9"/>
             </w:tcBorders>
             <w:shd w:fill="FFFFFF"/>
             <w:tcMar>
               <w:top w:w="85" w:type="dxa"/>
+              <w:left w:w="85" w:type="dxa"/>
               <w:bottom w:w="85" w:type="dxa"/>
-              <w:left w:w="85" w:type="dxa"/>
               <w:right w:w="85" w:type="dxa"/>
             </w:tcMar>
           </w:tcPr>
@@ -1842,15 +1842,15 @@
             <w:tcW w:type="dxa" w:w="2233"/>
             <w:tcBorders>
               <w:top w:val="single" w:sz="4" w:color="D9D9D9"/>
+              <w:left w:val="single" w:sz="4" w:color="D9D9D9"/>
               <w:bottom w:val="single" w:sz="4" w:color="D9D9D9"/>
-              <w:left w:val="single" w:sz="4" w:color="D9D9D9"/>
               <w:right w:val="single" w:sz="4" w:color="D9D9D9"/>
             </w:tcBorders>
             <w:shd w:fill="F1F5F7"/>
             <w:tcMar>
               <w:top w:w="85" w:type="dxa"/>
+              <w:left w:w="85" w:type="dxa"/>
               <w:bottom w:w="85" w:type="dxa"/>
-              <w:left w:w="85" w:type="dxa"/>
               <w:right w:w="85" w:type="dxa"/>
             </w:tcMar>
           </w:tcPr>
@@ -1873,15 +1873,15 @@
             <w:tcW w:type="dxa" w:w="1320"/>
             <w:tcBorders>
               <w:top w:val="single" w:sz="4" w:color="D9D9D9"/>
+              <w:left w:val="single" w:sz="4" w:color="D9D9D9"/>
               <w:bottom w:val="single" w:sz="4" w:color="D9D9D9"/>
-              <w:left w:val="single" w:sz="4" w:color="D9D9D9"/>
               <w:right w:val="single" w:sz="4" w:color="D9D9D9"/>
             </w:tcBorders>
             <w:shd w:fill="F1F5F7"/>
             <w:tcMar>
               <w:top w:w="85" w:type="dxa"/>
+              <w:left w:w="85" w:type="dxa"/>
               <w:bottom w:w="85" w:type="dxa"/>
-              <w:left w:w="85" w:type="dxa"/>
               <w:right w:w="85" w:type="dxa"/>
             </w:tcMar>
           </w:tcPr>
@@ -1904,15 +1904,15 @@
             <w:tcW w:type="dxa" w:w="1320"/>
             <w:tcBorders>
               <w:top w:val="single" w:sz="4" w:color="D9D9D9"/>
+              <w:left w:val="single" w:sz="4" w:color="D9D9D9"/>
               <w:bottom w:val="single" w:sz="4" w:color="D9D9D9"/>
-              <w:left w:val="single" w:sz="4" w:color="D9D9D9"/>
               <w:right w:val="single" w:sz="4" w:color="D9D9D9"/>
             </w:tcBorders>
             <w:shd w:fill="F1F5F7"/>
             <w:tcMar>
               <w:top w:w="85" w:type="dxa"/>
+              <w:left w:w="85" w:type="dxa"/>
               <w:bottom w:w="85" w:type="dxa"/>
-              <w:left w:w="85" w:type="dxa"/>
               <w:right w:w="85" w:type="dxa"/>
             </w:tcMar>
           </w:tcPr>
@@ -1935,15 +1935,15 @@
             <w:tcW w:type="dxa" w:w="1320"/>
             <w:tcBorders>
               <w:top w:val="single" w:sz="4" w:color="D9D9D9"/>
+              <w:left w:val="single" w:sz="4" w:color="D9D9D9"/>
               <w:bottom w:val="single" w:sz="4" w:color="D9D9D9"/>
-              <w:left w:val="single" w:sz="4" w:color="D9D9D9"/>
               <w:right w:val="single" w:sz="4" w:color="D9D9D9"/>
             </w:tcBorders>
             <w:shd w:fill="F1F5F7"/>
             <w:tcMar>
               <w:top w:w="85" w:type="dxa"/>
+              <w:left w:w="85" w:type="dxa"/>
               <w:bottom w:w="85" w:type="dxa"/>
-              <w:left w:w="85" w:type="dxa"/>
               <w:right w:w="85" w:type="dxa"/>
             </w:tcMar>
           </w:tcPr>
@@ -1966,15 +1966,15 @@
             <w:tcW w:type="dxa" w:w="1320"/>
             <w:tcBorders>
               <w:top w:val="single" w:sz="4" w:color="D9D9D9"/>
+              <w:left w:val="single" w:sz="4" w:color="D9D9D9"/>
               <w:bottom w:val="single" w:sz="4" w:color="D9D9D9"/>
-              <w:left w:val="single" w:sz="4" w:color="D9D9D9"/>
               <w:right w:val="single" w:sz="4" w:color="D9D9D9"/>
             </w:tcBorders>
             <w:shd w:fill="F1F5F7"/>
             <w:tcMar>
               <w:top w:w="85" w:type="dxa"/>
+              <w:left w:w="85" w:type="dxa"/>
               <w:bottom w:w="85" w:type="dxa"/>
-              <w:left w:w="85" w:type="dxa"/>
               <w:right w:w="85" w:type="dxa"/>
             </w:tcMar>
           </w:tcPr>
@@ -1997,15 +1997,15 @@
             <w:tcW w:type="dxa" w:w="1320"/>
             <w:tcBorders>
               <w:top w:val="single" w:sz="4" w:color="D9D9D9"/>
+              <w:left w:val="single" w:sz="4" w:color="D9D9D9"/>
               <w:bottom w:val="single" w:sz="4" w:color="D9D9D9"/>
-              <w:left w:val="single" w:sz="4" w:color="D9D9D9"/>
               <w:right w:val="single" w:sz="4" w:color="D9D9D9"/>
             </w:tcBorders>
             <w:shd w:fill="F1F5F7"/>
             <w:tcMar>
               <w:top w:w="85" w:type="dxa"/>
+              <w:left w:w="85" w:type="dxa"/>
               <w:bottom w:w="85" w:type="dxa"/>
-              <w:left w:w="85" w:type="dxa"/>
               <w:right w:w="85" w:type="dxa"/>
             </w:tcMar>
           </w:tcPr>
@@ -2028,15 +2028,15 @@
             <w:tcW w:type="dxa" w:w="1320"/>
             <w:tcBorders>
               <w:top w:val="single" w:sz="4" w:color="D9D9D9"/>
+              <w:left w:val="single" w:sz="4" w:color="D9D9D9"/>
               <w:bottom w:val="single" w:sz="4" w:color="D9D9D9"/>
-              <w:left w:val="single" w:sz="4" w:color="D9D9D9"/>
               <w:right w:val="single" w:sz="4" w:color="D9D9D9"/>
             </w:tcBorders>
             <w:shd w:fill="F1F5F7"/>
             <w:tcMar>
               <w:top w:w="85" w:type="dxa"/>
+              <w:left w:w="85" w:type="dxa"/>
               <w:bottom w:w="85" w:type="dxa"/>
-              <w:left w:w="85" w:type="dxa"/>
               <w:right w:w="85" w:type="dxa"/>
             </w:tcMar>
           </w:tcPr>
@@ -2061,15 +2061,15 @@
             <w:tcW w:type="dxa" w:w="2233"/>
             <w:tcBorders>
               <w:top w:val="single" w:sz="4" w:color="D9D9D9"/>
+              <w:left w:val="single" w:sz="4" w:color="D9D9D9"/>
               <w:bottom w:val="single" w:sz="4" w:color="D9D9D9"/>
-              <w:left w:val="single" w:sz="4" w:color="D9D9D9"/>
               <w:right w:val="single" w:sz="4" w:color="D9D9D9"/>
             </w:tcBorders>
             <w:shd w:fill="FFFFFF"/>
             <w:tcMar>
               <w:top w:w="85" w:type="dxa"/>
+              <w:left w:w="85" w:type="dxa"/>
               <w:bottom w:w="85" w:type="dxa"/>
-              <w:left w:w="85" w:type="dxa"/>
               <w:right w:w="85" w:type="dxa"/>
             </w:tcMar>
           </w:tcPr>
@@ -2092,15 +2092,15 @@
             <w:tcW w:type="dxa" w:w="1320"/>
             <w:tcBorders>
               <w:top w:val="single" w:sz="4" w:color="D9D9D9"/>
+              <w:left w:val="single" w:sz="4" w:color="D9D9D9"/>
               <w:bottom w:val="single" w:sz="4" w:color="D9D9D9"/>
-              <w:left w:val="single" w:sz="4" w:color="D9D9D9"/>
               <w:right w:val="single" w:sz="4" w:color="D9D9D9"/>
             </w:tcBorders>
             <w:shd w:fill="FFFFFF"/>
             <w:tcMar>
               <w:top w:w="85" w:type="dxa"/>
+              <w:left w:w="85" w:type="dxa"/>
               <w:bottom w:w="85" w:type="dxa"/>
-              <w:left w:w="85" w:type="dxa"/>
               <w:right w:w="85" w:type="dxa"/>
             </w:tcMar>
           </w:tcPr>
@@ -2123,15 +2123,15 @@
             <w:tcW w:type="dxa" w:w="1320"/>
             <w:tcBorders>
               <w:top w:val="single" w:sz="4" w:color="D9D9D9"/>
+              <w:left w:val="single" w:sz="4" w:color="D9D9D9"/>
               <w:bottom w:val="single" w:sz="4" w:color="D9D9D9"/>
-              <w:left w:val="single" w:sz="4" w:color="D9D9D9"/>
               <w:right w:val="single" w:sz="4" w:color="D9D9D9"/>
             </w:tcBorders>
             <w:shd w:fill="FFFFFF"/>
             <w:tcMar>
               <w:top w:w="85" w:type="dxa"/>
+              <w:left w:w="85" w:type="dxa"/>
               <w:bottom w:w="85" w:type="dxa"/>
-              <w:left w:w="85" w:type="dxa"/>
               <w:right w:w="85" w:type="dxa"/>
             </w:tcMar>
           </w:tcPr>
@@ -2154,15 +2154,15 @@
             <w:tcW w:type="dxa" w:w="1320"/>
             <w:tcBorders>
               <w:top w:val="single" w:sz="4" w:color="D9D9D9"/>
+              <w:left w:val="single" w:sz="4" w:color="D9D9D9"/>
               <w:bottom w:val="single" w:sz="4" w:color="D9D9D9"/>
-              <w:left w:val="single" w:sz="4" w:color="D9D9D9"/>
               <w:right w:val="single" w:sz="4" w:color="D9D9D9"/>
             </w:tcBorders>
             <w:shd w:fill="FFFFFF"/>
             <w:tcMar>
               <w:top w:w="85" w:type="dxa"/>
+              <w:left w:w="85" w:type="dxa"/>
               <w:bottom w:w="85" w:type="dxa"/>
-              <w:left w:w="85" w:type="dxa"/>
               <w:right w:w="85" w:type="dxa"/>
             </w:tcMar>
           </w:tcPr>
@@ -2185,15 +2185,15 @@
             <w:tcW w:type="dxa" w:w="1320"/>
             <w:tcBorders>
               <w:top w:val="single" w:sz="4" w:color="D9D9D9"/>
+              <w:left w:val="single" w:sz="4" w:color="D9D9D9"/>
               <w:bottom w:val="single" w:sz="4" w:color="D9D9D9"/>
-              <w:left w:val="single" w:sz="4" w:color="D9D9D9"/>
               <w:right w:val="single" w:sz="4" w:color="D9D9D9"/>
             </w:tcBorders>
             <w:shd w:fill="FFFFFF"/>
             <w:tcMar>
               <w:top w:w="85" w:type="dxa"/>
+              <w:left w:w="85" w:type="dxa"/>
               <w:bottom w:w="85" w:type="dxa"/>
-              <w:left w:w="85" w:type="dxa"/>
               <w:right w:w="85" w:type="dxa"/>
             </w:tcMar>
           </w:tcPr>
@@ -2216,15 +2216,15 @@
             <w:tcW w:type="dxa" w:w="1320"/>
             <w:tcBorders>
               <w:top w:val="single" w:sz="4" w:color="D9D9D9"/>
+              <w:left w:val="single" w:sz="4" w:color="D9D9D9"/>
               <w:bottom w:val="single" w:sz="4" w:color="D9D9D9"/>
-              <w:left w:val="single" w:sz="4" w:color="D9D9D9"/>
               <w:right w:val="single" w:sz="4" w:color="D9D9D9"/>
             </w:tcBorders>
             <w:shd w:fill="FFFFFF"/>
             <w:tcMar>
               <w:top w:w="85" w:type="dxa"/>
+              <w:left w:w="85" w:type="dxa"/>
               <w:bottom w:w="85" w:type="dxa"/>
-              <w:left w:w="85" w:type="dxa"/>
               <w:right w:w="85" w:type="dxa"/>
             </w:tcMar>
           </w:tcPr>
@@ -2247,15 +2247,15 @@
             <w:tcW w:type="dxa" w:w="1320"/>
             <w:tcBorders>
               <w:top w:val="single" w:sz="4" w:color="D9D9D9"/>
+              <w:left w:val="single" w:sz="4" w:color="D9D9D9"/>
               <w:bottom w:val="single" w:sz="4" w:color="D9D9D9"/>
-              <w:left w:val="single" w:sz="4" w:color="D9D9D9"/>
               <w:right w:val="single" w:sz="4" w:color="D9D9D9"/>
             </w:tcBorders>
             <w:shd w:fill="FFFFFF"/>
             <w:tcMar>
               <w:top w:w="85" w:type="dxa"/>
+              <w:left w:w="85" w:type="dxa"/>
               <w:bottom w:w="85" w:type="dxa"/>
-              <w:left w:w="85" w:type="dxa"/>
               <w:right w:w="85" w:type="dxa"/>
             </w:tcMar>
           </w:tcPr>
@@ -2280,15 +2280,15 @@
             <w:tcW w:type="dxa" w:w="2233"/>
             <w:tcBorders>
               <w:top w:val="single" w:sz="4" w:color="D9D9D9"/>
+              <w:left w:val="single" w:sz="4" w:color="D9D9D9"/>
               <w:bottom w:val="single" w:sz="4" w:color="D9D9D9"/>
-              <w:left w:val="single" w:sz="4" w:color="D9D9D9"/>
               <w:right w:val="single" w:sz="4" w:color="D9D9D9"/>
             </w:tcBorders>
             <w:shd w:fill="F1F5F7"/>
             <w:tcMar>
               <w:top w:w="85" w:type="dxa"/>
+              <w:left w:w="85" w:type="dxa"/>
               <w:bottom w:w="85" w:type="dxa"/>
-              <w:left w:w="85" w:type="dxa"/>
               <w:right w:w="85" w:type="dxa"/>
             </w:tcMar>
           </w:tcPr>
@@ -2311,15 +2311,15 @@
             <w:tcW w:type="dxa" w:w="1320"/>
             <w:tcBorders>
               <w:top w:val="single" w:sz="4" w:color="D9D9D9"/>
+              <w:left w:val="single" w:sz="4" w:color="D9D9D9"/>
               <w:bottom w:val="single" w:sz="4" w:color="D9D9D9"/>
-              <w:left w:val="single" w:sz="4" w:color="D9D9D9"/>
               <w:right w:val="single" w:sz="4" w:color="D9D9D9"/>
             </w:tcBorders>
             <w:shd w:fill="F1F5F7"/>
             <w:tcMar>
               <w:top w:w="85" w:type="dxa"/>
+              <w:left w:w="85" w:type="dxa"/>
               <w:bottom w:w="85" w:type="dxa"/>
-              <w:left w:w="85" w:type="dxa"/>
               <w:right w:w="85" w:type="dxa"/>
             </w:tcMar>
           </w:tcPr>
@@ -2342,15 +2342,15 @@
             <w:tcW w:type="dxa" w:w="1320"/>
             <w:tcBorders>
               <w:top w:val="single" w:sz="4" w:color="D9D9D9"/>
+              <w:left w:val="single" w:sz="4" w:color="D9D9D9"/>
               <w:bottom w:val="single" w:sz="4" w:color="D9D9D9"/>
-              <w:left w:val="single" w:sz="4" w:color="D9D9D9"/>
               <w:right w:val="single" w:sz="4" w:color="D9D9D9"/>
             </w:tcBorders>
             <w:shd w:fill="F1F5F7"/>
             <w:tcMar>
               <w:top w:w="85" w:type="dxa"/>
+              <w:left w:w="85" w:type="dxa"/>
               <w:bottom w:w="85" w:type="dxa"/>
-              <w:left w:w="85" w:type="dxa"/>
               <w:right w:w="85" w:type="dxa"/>
             </w:tcMar>
           </w:tcPr>
@@ -2373,15 +2373,15 @@
             <w:tcW w:type="dxa" w:w="1320"/>
             <w:tcBorders>
               <w:top w:val="single" w:sz="4" w:color="D9D9D9"/>
+              <w:left w:val="single" w:sz="4" w:color="D9D9D9"/>
               <w:bottom w:val="single" w:sz="4" w:color="D9D9D9"/>
-              <w:left w:val="single" w:sz="4" w:color="D9D9D9"/>
               <w:right w:val="single" w:sz="4" w:color="D9D9D9"/>
             </w:tcBorders>
             <w:shd w:fill="F1F5F7"/>
             <w:tcMar>
               <w:top w:w="85" w:type="dxa"/>
+              <w:left w:w="85" w:type="dxa"/>
               <w:bottom w:w="85" w:type="dxa"/>
-              <w:left w:w="85" w:type="dxa"/>
               <w:right w:w="85" w:type="dxa"/>
             </w:tcMar>
           </w:tcPr>
@@ -2404,15 +2404,15 @@
             <w:tcW w:type="dxa" w:w="1320"/>
             <w:tcBorders>
               <w:top w:val="single" w:sz="4" w:color="D9D9D9"/>
+              <w:left w:val="single" w:sz="4" w:color="D9D9D9"/>
               <w:bottom w:val="single" w:sz="4" w:color="D9D9D9"/>
-              <w:left w:val="single" w:sz="4" w:color="D9D9D9"/>
               <w:right w:val="single" w:sz="4" w:color="D9D9D9"/>
             </w:tcBorders>
             <w:shd w:fill="F1F5F7"/>
             <w:tcMar>
               <w:top w:w="85" w:type="dxa"/>
+              <w:left w:w="85" w:type="dxa"/>
               <w:bottom w:w="85" w:type="dxa"/>
-              <w:left w:w="85" w:type="dxa"/>
               <w:right w:w="85" w:type="dxa"/>
             </w:tcMar>
           </w:tcPr>
@@ -2435,15 +2435,15 @@
             <w:tcW w:type="dxa" w:w="1320"/>
             <w:tcBorders>
               <w:top w:val="single" w:sz="4" w:color="D9D9D9"/>
+              <w:left w:val="single" w:sz="4" w:color="D9D9D9"/>
               <w:bottom w:val="single" w:sz="4" w:color="D9D9D9"/>
-              <w:left w:val="single" w:sz="4" w:color="D9D9D9"/>
               <w:right w:val="single" w:sz="4" w:color="D9D9D9"/>
             </w:tcBorders>
             <w:shd w:fill="F1F5F7"/>
             <w:tcMar>
               <w:top w:w="85" w:type="dxa"/>
+              <w:left w:w="85" w:type="dxa"/>
               <w:bottom w:w="85" w:type="dxa"/>
-              <w:left w:w="85" w:type="dxa"/>
               <w:right w:w="85" w:type="dxa"/>
             </w:tcMar>
           </w:tcPr>
@@ -2466,15 +2466,15 @@
             <w:tcW w:type="dxa" w:w="1320"/>
             <w:tcBorders>
               <w:top w:val="single" w:sz="4" w:color="D9D9D9"/>
+              <w:left w:val="single" w:sz="4" w:color="D9D9D9"/>
               <w:bottom w:val="single" w:sz="4" w:color="D9D9D9"/>
-              <w:left w:val="single" w:sz="4" w:color="D9D9D9"/>
               <w:right w:val="single" w:sz="4" w:color="D9D9D9"/>
             </w:tcBorders>
             <w:shd w:fill="F1F5F7"/>
             <w:tcMar>
               <w:top w:w="85" w:type="dxa"/>
+              <w:left w:w="85" w:type="dxa"/>
               <w:bottom w:w="85" w:type="dxa"/>
-              <w:left w:w="85" w:type="dxa"/>
               <w:right w:w="85" w:type="dxa"/>
             </w:tcMar>
           </w:tcPr>
@@ -2499,15 +2499,15 @@
             <w:tcW w:type="dxa" w:w="2233"/>
             <w:tcBorders>
               <w:top w:val="single" w:sz="4" w:color="D9D9D9"/>
+              <w:left w:val="single" w:sz="4" w:color="D9D9D9"/>
               <w:bottom w:val="single" w:sz="4" w:color="D9D9D9"/>
-              <w:left w:val="single" w:sz="4" w:color="D9D9D9"/>
               <w:right w:val="single" w:sz="4" w:color="D9D9D9"/>
             </w:tcBorders>
             <w:shd w:fill="FFFFFF"/>
             <w:tcMar>
               <w:top w:w="85" w:type="dxa"/>
+              <w:left w:w="85" w:type="dxa"/>
               <w:bottom w:w="85" w:type="dxa"/>
-              <w:left w:w="85" w:type="dxa"/>
               <w:right w:w="85" w:type="dxa"/>
             </w:tcMar>
           </w:tcPr>
@@ -2530,15 +2530,15 @@
             <w:tcW w:type="dxa" w:w="1320"/>
             <w:tcBorders>
               <w:top w:val="single" w:sz="4" w:color="D9D9D9"/>
+              <w:left w:val="single" w:sz="4" w:color="D9D9D9"/>
               <w:bottom w:val="single" w:sz="4" w:color="D9D9D9"/>
-              <w:left w:val="single" w:sz="4" w:color="D9D9D9"/>
               <w:right w:val="single" w:sz="4" w:color="D9D9D9"/>
             </w:tcBorders>
             <w:shd w:fill="FFFFFF"/>
             <w:tcMar>
               <w:top w:w="85" w:type="dxa"/>
+              <w:left w:w="85" w:type="dxa"/>
               <w:bottom w:w="85" w:type="dxa"/>
-              <w:left w:w="85" w:type="dxa"/>
               <w:right w:w="85" w:type="dxa"/>
             </w:tcMar>
           </w:tcPr>
@@ -2561,15 +2561,15 @@
             <w:tcW w:type="dxa" w:w="1320"/>
             <w:tcBorders>
               <w:top w:val="single" w:sz="4" w:color="D9D9D9"/>
+              <w:left w:val="single" w:sz="4" w:color="D9D9D9"/>
               <w:bottom w:val="single" w:sz="4" w:color="D9D9D9"/>
-              <w:left w:val="single" w:sz="4" w:color="D9D9D9"/>
               <w:right w:val="single" w:sz="4" w:color="D9D9D9"/>
             </w:tcBorders>
             <w:shd w:fill="FFFFFF"/>
             <w:tcMar>
               <w:top w:w="85" w:type="dxa"/>
+              <w:left w:w="85" w:type="dxa"/>
               <w:bottom w:w="85" w:type="dxa"/>
-              <w:left w:w="85" w:type="dxa"/>
               <w:right w:w="85" w:type="dxa"/>
             </w:tcMar>
           </w:tcPr>
@@ -2592,15 +2592,15 @@
             <w:tcW w:type="dxa" w:w="1320"/>
             <w:tcBorders>
               <w:top w:val="single" w:sz="4" w:color="D9D9D9"/>
+              <w:left w:val="single" w:sz="4" w:color="D9D9D9"/>
               <w:bottom w:val="single" w:sz="4" w:color="D9D9D9"/>
-              <w:left w:val="single" w:sz="4" w:color="D9D9D9"/>
               <w:right w:val="single" w:sz="4" w:color="D9D9D9"/>
             </w:tcBorders>
             <w:shd w:fill="FFFFFF"/>
             <w:tcMar>
               <w:top w:w="85" w:type="dxa"/>
+              <w:left w:w="85" w:type="dxa"/>
               <w:bottom w:w="85" w:type="dxa"/>
-              <w:left w:w="85" w:type="dxa"/>
               <w:right w:w="85" w:type="dxa"/>
             </w:tcMar>
           </w:tcPr>
@@ -2623,15 +2623,15 @@
             <w:tcW w:type="dxa" w:w="1320"/>
             <w:tcBorders>
               <w:top w:val="single" w:sz="4" w:color="D9D9D9"/>
+              <w:left w:val="single" w:sz="4" w:color="D9D9D9"/>
               <w:bottom w:val="single" w:sz="4" w:color="D9D9D9"/>
-              <w:left w:val="single" w:sz="4" w:color="D9D9D9"/>
               <w:right w:val="single" w:sz="4" w:color="D9D9D9"/>
             </w:tcBorders>
             <w:shd w:fill="FFFFFF"/>
             <w:tcMar>
               <w:top w:w="85" w:type="dxa"/>
+              <w:left w:w="85" w:type="dxa"/>
               <w:bottom w:w="85" w:type="dxa"/>
-              <w:left w:w="85" w:type="dxa"/>
               <w:right w:w="85" w:type="dxa"/>
             </w:tcMar>
           </w:tcPr>
@@ -2654,15 +2654,15 @@
             <w:tcW w:type="dxa" w:w="1320"/>
             <w:tcBorders>
               <w:top w:val="single" w:sz="4" w:color="D9D9D9"/>
+              <w:left w:val="single" w:sz="4" w:color="D9D9D9"/>
               <w:bottom w:val="single" w:sz="4" w:color="D9D9D9"/>
-              <w:left w:val="single" w:sz="4" w:color="D9D9D9"/>
               <w:right w:val="single" w:sz="4" w:color="D9D9D9"/>
             </w:tcBorders>
             <w:shd w:fill="FFFFFF"/>
             <w:tcMar>
               <w:top w:w="85" w:type="dxa"/>
+              <w:left w:w="85" w:type="dxa"/>
               <w:bottom w:w="85" w:type="dxa"/>
-              <w:left w:w="85" w:type="dxa"/>
               <w:right w:w="85" w:type="dxa"/>
             </w:tcMar>
           </w:tcPr>
@@ -2685,15 +2685,15 @@
             <w:tcW w:type="dxa" w:w="1320"/>
             <w:tcBorders>
               <w:top w:val="single" w:sz="4" w:color="D9D9D9"/>
+              <w:left w:val="single" w:sz="4" w:color="D9D9D9"/>
               <w:bottom w:val="single" w:sz="4" w:color="D9D9D9"/>
-              <w:left w:val="single" w:sz="4" w:color="D9D9D9"/>
               <w:right w:val="single" w:sz="4" w:color="D9D9D9"/>
             </w:tcBorders>
             <w:shd w:fill="FFFFFF"/>
             <w:tcMar>
               <w:top w:w="85" w:type="dxa"/>
+              <w:left w:w="85" w:type="dxa"/>
               <w:bottom w:w="85" w:type="dxa"/>
-              <w:left w:w="85" w:type="dxa"/>
               <w:right w:w="85" w:type="dxa"/>
             </w:tcMar>
           </w:tcPr>
@@ -2718,15 +2718,15 @@
             <w:tcW w:type="dxa" w:w="2233"/>
             <w:tcBorders>
               <w:top w:val="single" w:sz="4" w:color="D9D9D9"/>
+              <w:left w:val="single" w:sz="4" w:color="D9D9D9"/>
               <w:bottom w:val="single" w:sz="4" w:color="D9D9D9"/>
-              <w:left w:val="single" w:sz="4" w:color="D9D9D9"/>
               <w:right w:val="single" w:sz="4" w:color="D9D9D9"/>
             </w:tcBorders>
             <w:shd w:fill="F1F5F7"/>
             <w:tcMar>
               <w:top w:w="85" w:type="dxa"/>
+              <w:left w:w="85" w:type="dxa"/>
               <w:bottom w:w="85" w:type="dxa"/>
-              <w:left w:w="85" w:type="dxa"/>
               <w:right w:w="85" w:type="dxa"/>
             </w:tcMar>
           </w:tcPr>
@@ -2749,15 +2749,15 @@
             <w:tcW w:type="dxa" w:w="1320"/>
             <w:tcBorders>
               <w:top w:val="single" w:sz="4" w:color="D9D9D9"/>
+              <w:left w:val="single" w:sz="4" w:color="D9D9D9"/>
               <w:bottom w:val="single" w:sz="4" w:color="D9D9D9"/>
-              <w:left w:val="single" w:sz="4" w:color="D9D9D9"/>
               <w:right w:val="single" w:sz="4" w:color="D9D9D9"/>
             </w:tcBorders>
             <w:shd w:fill="F1F5F7"/>
             <w:tcMar>
               <w:top w:w="85" w:type="dxa"/>
+              <w:left w:w="85" w:type="dxa"/>
               <w:bottom w:w="85" w:type="dxa"/>
-              <w:left w:w="85" w:type="dxa"/>
               <w:right w:w="85" w:type="dxa"/>
             </w:tcMar>
           </w:tcPr>
@@ -2780,15 +2780,15 @@
             <w:tcW w:type="dxa" w:w="1320"/>
             <w:tcBorders>
               <w:top w:val="single" w:sz="4" w:color="D9D9D9"/>
+              <w:left w:val="single" w:sz="4" w:color="D9D9D9"/>
               <w:bottom w:val="single" w:sz="4" w:color="D9D9D9"/>
-              <w:left w:val="single" w:sz="4" w:color="D9D9D9"/>
               <w:right w:val="single" w:sz="4" w:color="D9D9D9"/>
             </w:tcBorders>
             <w:shd w:fill="F1F5F7"/>
             <w:tcMar>
               <w:top w:w="85" w:type="dxa"/>
+              <w:left w:w="85" w:type="dxa"/>
               <w:bottom w:w="85" w:type="dxa"/>
-              <w:left w:w="85" w:type="dxa"/>
               <w:right w:w="85" w:type="dxa"/>
             </w:tcMar>
           </w:tcPr>
@@ -2811,15 +2811,15 @@
             <w:tcW w:type="dxa" w:w="1320"/>
             <w:tcBorders>
               <w:top w:val="single" w:sz="4" w:color="D9D9D9"/>
+              <w:left w:val="single" w:sz="4" w:color="D9D9D9"/>
               <w:bottom w:val="single" w:sz="4" w:color="D9D9D9"/>
-              <w:left w:val="single" w:sz="4" w:color="D9D9D9"/>
               <w:right w:val="single" w:sz="4" w:color="D9D9D9"/>
             </w:tcBorders>
             <w:shd w:fill="F1F5F7"/>
             <w:tcMar>
               <w:top w:w="85" w:type="dxa"/>
+              <w:left w:w="85" w:type="dxa"/>
               <w:bottom w:w="85" w:type="dxa"/>
-              <w:left w:w="85" w:type="dxa"/>
               <w:right w:w="85" w:type="dxa"/>
             </w:tcMar>
           </w:tcPr>
@@ -2842,15 +2842,15 @@
             <w:tcW w:type="dxa" w:w="1320"/>
             <w:tcBorders>
               <w:top w:val="single" w:sz="4" w:color="D9D9D9"/>
+              <w:left w:val="single" w:sz="4" w:color="D9D9D9"/>
               <w:bottom w:val="single" w:sz="4" w:color="D9D9D9"/>
-              <w:left w:val="single" w:sz="4" w:color="D9D9D9"/>
               <w:right w:val="single" w:sz="4" w:color="D9D9D9"/>
             </w:tcBorders>
             <w:shd w:fill="F1F5F7"/>
             <w:tcMar>
               <w:top w:w="85" w:type="dxa"/>
+              <w:left w:w="85" w:type="dxa"/>
               <w:bottom w:w="85" w:type="dxa"/>
-              <w:left w:w="85" w:type="dxa"/>
               <w:right w:w="85" w:type="dxa"/>
             </w:tcMar>
           </w:tcPr>
@@ -2873,15 +2873,15 @@
             <w:tcW w:type="dxa" w:w="1320"/>
             <w:tcBorders>
               <w:top w:val="single" w:sz="4" w:color="D9D9D9"/>
+              <w:left w:val="single" w:sz="4" w:color="D9D9D9"/>
               <w:bottom w:val="single" w:sz="4" w:color="D9D9D9"/>
-              <w:left w:val="single" w:sz="4" w:color="D9D9D9"/>
               <w:right w:val="single" w:sz="4" w:color="D9D9D9"/>
             </w:tcBorders>
             <w:shd w:fill="F1F5F7"/>
             <w:tcMar>
               <w:top w:w="85" w:type="dxa"/>
+              <w:left w:w="85" w:type="dxa"/>
               <w:bottom w:w="85" w:type="dxa"/>
-              <w:left w:w="85" w:type="dxa"/>
               <w:right w:w="85" w:type="dxa"/>
             </w:tcMar>
           </w:tcPr>
@@ -2904,15 +2904,15 @@
             <w:tcW w:type="dxa" w:w="1320"/>
             <w:tcBorders>
               <w:top w:val="single" w:sz="4" w:color="D9D9D9"/>
+              <w:left w:val="single" w:sz="4" w:color="D9D9D9"/>
               <w:bottom w:val="single" w:sz="4" w:color="D9D9D9"/>
-              <w:left w:val="single" w:sz="4" w:color="D9D9D9"/>
               <w:right w:val="single" w:sz="4" w:color="D9D9D9"/>
             </w:tcBorders>
             <w:shd w:fill="F1F5F7"/>
             <w:tcMar>
               <w:top w:w="85" w:type="dxa"/>
+              <w:left w:w="85" w:type="dxa"/>
               <w:bottom w:w="85" w:type="dxa"/>
-              <w:left w:w="85" w:type="dxa"/>
               <w:right w:w="85" w:type="dxa"/>
             </w:tcMar>
           </w:tcPr>
@@ -2937,15 +2937,15 @@
             <w:tcW w:type="dxa" w:w="2233"/>
             <w:tcBorders>
               <w:top w:val="single" w:sz="4" w:color="D9D9D9"/>
+              <w:left w:val="single" w:sz="4" w:color="D9D9D9"/>
               <w:bottom w:val="single" w:sz="4" w:color="D9D9D9"/>
-              <w:left w:val="single" w:sz="4" w:color="D9D9D9"/>
               <w:right w:val="single" w:sz="4" w:color="D9D9D9"/>
             </w:tcBorders>
             <w:shd w:fill="FFFFFF"/>
             <w:tcMar>
               <w:top w:w="85" w:type="dxa"/>
+              <w:left w:w="85" w:type="dxa"/>
               <w:bottom w:w="85" w:type="dxa"/>
-              <w:left w:w="85" w:type="dxa"/>
               <w:right w:w="85" w:type="dxa"/>
             </w:tcMar>
           </w:tcPr>
@@ -2968,15 +2968,15 @@
             <w:tcW w:type="dxa" w:w="1320"/>
             <w:tcBorders>
               <w:top w:val="single" w:sz="4" w:color="D9D9D9"/>
+              <w:left w:val="single" w:sz="4" w:color="D9D9D9"/>
               <w:bottom w:val="single" w:sz="4" w:color="D9D9D9"/>
-              <w:left w:val="single" w:sz="4" w:color="D9D9D9"/>
               <w:right w:val="single" w:sz="4" w:color="D9D9D9"/>
             </w:tcBorders>
             <w:shd w:fill="FFFFFF"/>
             <w:tcMar>
               <w:top w:w="85" w:type="dxa"/>
+              <w:left w:w="85" w:type="dxa"/>
               <w:bottom w:w="85" w:type="dxa"/>
-              <w:left w:w="85" w:type="dxa"/>
               <w:right w:w="85" w:type="dxa"/>
             </w:tcMar>
           </w:tcPr>
@@ -2999,15 +2999,15 @@
             <w:tcW w:type="dxa" w:w="1320"/>
             <w:tcBorders>
               <w:top w:val="single" w:sz="4" w:color="D9D9D9"/>
+              <w:left w:val="single" w:sz="4" w:color="D9D9D9"/>
               <w:bottom w:val="single" w:sz="4" w:color="D9D9D9"/>
-              <w:left w:val="single" w:sz="4" w:color="D9D9D9"/>
               <w:right w:val="single" w:sz="4" w:color="D9D9D9"/>
             </w:tcBorders>
             <w:shd w:fill="FFFFFF"/>
             <w:tcMar>
               <w:top w:w="85" w:type="dxa"/>
+              <w:left w:w="85" w:type="dxa"/>
               <w:bottom w:w="85" w:type="dxa"/>
-              <w:left w:w="85" w:type="dxa"/>
               <w:right w:w="85" w:type="dxa"/>
             </w:tcMar>
           </w:tcPr>
@@ -3030,15 +3030,15 @@
             <w:tcW w:type="dxa" w:w="1320"/>
             <w:tcBorders>
               <w:top w:val="single" w:sz="4" w:color="D9D9D9"/>
+              <w:left w:val="single" w:sz="4" w:color="D9D9D9"/>
               <w:bottom w:val="single" w:sz="4" w:color="D9D9D9"/>
-              <w:left w:val="single" w:sz="4" w:color="D9D9D9"/>
               <w:right w:val="single" w:sz="4" w:color="D9D9D9"/>
             </w:tcBorders>
             <w:shd w:fill="FFFFFF"/>
             <w:tcMar>
               <w:top w:w="85" w:type="dxa"/>
+              <w:left w:w="85" w:type="dxa"/>
               <w:bottom w:w="85" w:type="dxa"/>
-              <w:left w:w="85" w:type="dxa"/>
               <w:right w:w="85" w:type="dxa"/>
             </w:tcMar>
           </w:tcPr>
@@ -3061,15 +3061,15 @@
             <w:tcW w:type="dxa" w:w="1320"/>
             <w:tcBorders>
               <w:top w:val="single" w:sz="4" w:color="D9D9D9"/>
+              <w:left w:val="single" w:sz="4" w:color="D9D9D9"/>
               <w:bottom w:val="single" w:sz="4" w:color="D9D9D9"/>
-              <w:left w:val="single" w:sz="4" w:color="D9D9D9"/>
               <w:right w:val="single" w:sz="4" w:color="D9D9D9"/>
             </w:tcBorders>
             <w:shd w:fill="FFFFFF"/>
             <w:tcMar>
               <w:top w:w="85" w:type="dxa"/>
+              <w:left w:w="85" w:type="dxa"/>
               <w:bottom w:w="85" w:type="dxa"/>
-              <w:left w:w="85" w:type="dxa"/>
               <w:right w:w="85" w:type="dxa"/>
             </w:tcMar>
           </w:tcPr>
@@ -3092,15 +3092,15 @@
             <w:tcW w:type="dxa" w:w="1320"/>
             <w:tcBorders>
               <w:top w:val="single" w:sz="4" w:color="D9D9D9"/>
+              <w:left w:val="single" w:sz="4" w:color="D9D9D9"/>
               <w:bottom w:val="single" w:sz="4" w:color="D9D9D9"/>
-              <w:left w:val="single" w:sz="4" w:color="D9D9D9"/>
               <w:right w:val="single" w:sz="4" w:color="D9D9D9"/>
             </w:tcBorders>
             <w:shd w:fill="FFFFFF"/>
             <w:tcMar>
               <w:top w:w="85" w:type="dxa"/>
+              <w:left w:w="85" w:type="dxa"/>
               <w:bottom w:w="85" w:type="dxa"/>
-              <w:left w:w="85" w:type="dxa"/>
               <w:right w:w="85" w:type="dxa"/>
             </w:tcMar>
           </w:tcPr>
@@ -3123,15 +3123,15 @@
             <w:tcW w:type="dxa" w:w="1320"/>
             <w:tcBorders>
               <w:top w:val="single" w:sz="4" w:color="D9D9D9"/>
+              <w:left w:val="single" w:sz="4" w:color="D9D9D9"/>
               <w:bottom w:val="single" w:sz="4" w:color="D9D9D9"/>
-              <w:left w:val="single" w:sz="4" w:color="D9D9D9"/>
               <w:right w:val="single" w:sz="4" w:color="D9D9D9"/>
             </w:tcBorders>
             <w:shd w:fill="FFFFFF"/>
             <w:tcMar>
               <w:top w:w="85" w:type="dxa"/>
+              <w:left w:w="85" w:type="dxa"/>
               <w:bottom w:w="85" w:type="dxa"/>
-              <w:left w:w="85" w:type="dxa"/>
               <w:right w:w="85" w:type="dxa"/>
             </w:tcMar>
           </w:tcPr>
@@ -3156,15 +3156,15 @@
             <w:tcW w:type="dxa" w:w="2233"/>
             <w:tcBorders>
               <w:top w:val="single" w:sz="4" w:color="D9D9D9"/>
+              <w:left w:val="single" w:sz="4" w:color="D9D9D9"/>
               <w:bottom w:val="single" w:sz="4" w:color="D9D9D9"/>
-              <w:left w:val="single" w:sz="4" w:color="D9D9D9"/>
               <w:right w:val="single" w:sz="4" w:color="D9D9D9"/>
             </w:tcBorders>
             <w:shd w:fill="F1F5F7"/>
             <w:tcMar>
               <w:top w:w="85" w:type="dxa"/>
+              <w:left w:w="85" w:type="dxa"/>
               <w:bottom w:w="85" w:type="dxa"/>
-              <w:left w:w="85" w:type="dxa"/>
               <w:right w:w="85" w:type="dxa"/>
             </w:tcMar>
           </w:tcPr>
@@ -3187,15 +3187,15 @@
             <w:tcW w:type="dxa" w:w="1320"/>
             <w:tcBorders>
               <w:top w:val="single" w:sz="4" w:color="D9D9D9"/>
+              <w:left w:val="single" w:sz="4" w:color="D9D9D9"/>
               <w:bottom w:val="single" w:sz="4" w:color="D9D9D9"/>
-              <w:left w:val="single" w:sz="4" w:color="D9D9D9"/>
               <w:right w:val="single" w:sz="4" w:color="D9D9D9"/>
             </w:tcBorders>
             <w:shd w:fill="F1F5F7"/>
             <w:tcMar>
               <w:top w:w="85" w:type="dxa"/>
+              <w:left w:w="85" w:type="dxa"/>
               <w:bottom w:w="85" w:type="dxa"/>
-              <w:left w:w="85" w:type="dxa"/>
               <w:right w:w="85" w:type="dxa"/>
             </w:tcMar>
           </w:tcPr>
@@ -3218,15 +3218,15 @@
             <w:tcW w:type="dxa" w:w="1320"/>
             <w:tcBorders>
               <w:top w:val="single" w:sz="4" w:color="D9D9D9"/>
+              <w:left w:val="single" w:sz="4" w:color="D9D9D9"/>
               <w:bottom w:val="single" w:sz="4" w:color="D9D9D9"/>
-              <w:left w:val="single" w:sz="4" w:color="D9D9D9"/>
               <w:right w:val="single" w:sz="4" w:color="D9D9D9"/>
             </w:tcBorders>
             <w:shd w:fill="F1F5F7"/>
             <w:tcMar>
               <w:top w:w="85" w:type="dxa"/>
+              <w:left w:w="85" w:type="dxa"/>
               <w:bottom w:w="85" w:type="dxa"/>
-              <w:left w:w="85" w:type="dxa"/>
               <w:right w:w="85" w:type="dxa"/>
             </w:tcMar>
           </w:tcPr>
@@ -3249,15 +3249,15 @@
             <w:tcW w:type="dxa" w:w="1320"/>
             <w:tcBorders>
               <w:top w:val="single" w:sz="4" w:color="D9D9D9"/>
+              <w:left w:val="single" w:sz="4" w:color="D9D9D9"/>
               <w:bottom w:val="single" w:sz="4" w:color="D9D9D9"/>
-              <w:left w:val="single" w:sz="4" w:color="D9D9D9"/>
               <w:right w:val="single" w:sz="4" w:color="D9D9D9"/>
             </w:tcBorders>
             <w:shd w:fill="F1F5F7"/>
             <w:tcMar>
               <w:top w:w="85" w:type="dxa"/>
+              <w:left w:w="85" w:type="dxa"/>
               <w:bottom w:w="85" w:type="dxa"/>
-              <w:left w:w="85" w:type="dxa"/>
               <w:right w:w="85" w:type="dxa"/>
             </w:tcMar>
           </w:tcPr>
@@ -3280,15 +3280,15 @@
             <w:tcW w:type="dxa" w:w="1320"/>
             <w:tcBorders>
               <w:top w:val="single" w:sz="4" w:color="D9D9D9"/>
+              <w:left w:val="single" w:sz="4" w:color="D9D9D9"/>
               <w:bottom w:val="single" w:sz="4" w:color="D9D9D9"/>
-              <w:left w:val="single" w:sz="4" w:color="D9D9D9"/>
               <w:right w:val="single" w:sz="4" w:color="D9D9D9"/>
             </w:tcBorders>
             <w:shd w:fill="F1F5F7"/>
             <w:tcMar>
               <w:top w:w="85" w:type="dxa"/>
+              <w:left w:w="85" w:type="dxa"/>
               <w:bottom w:w="85" w:type="dxa"/>
-              <w:left w:w="85" w:type="dxa"/>
               <w:right w:w="85" w:type="dxa"/>
             </w:tcMar>
           </w:tcPr>
@@ -3311,15 +3311,15 @@
             <w:tcW w:type="dxa" w:w="1320"/>
             <w:tcBorders>
               <w:top w:val="single" w:sz="4" w:color="D9D9D9"/>
+              <w:left w:val="single" w:sz="4" w:color="D9D9D9"/>
               <w:bottom w:val="single" w:sz="4" w:color="D9D9D9"/>
-              <w:left w:val="single" w:sz="4" w:color="D9D9D9"/>
               <w:right w:val="single" w:sz="4" w:color="D9D9D9"/>
             </w:tcBorders>
             <w:shd w:fill="F1F5F7"/>
             <w:tcMar>
               <w:top w:w="85" w:type="dxa"/>
+              <w:left w:w="85" w:type="dxa"/>
               <w:bottom w:w="85" w:type="dxa"/>
-              <w:left w:w="85" w:type="dxa"/>
               <w:right w:w="85" w:type="dxa"/>
             </w:tcMar>
           </w:tcPr>
@@ -3342,15 +3342,15 @@
             <w:tcW w:type="dxa" w:w="1320"/>
             <w:tcBorders>
               <w:top w:val="single" w:sz="4" w:color="D9D9D9"/>
+              <w:left w:val="single" w:sz="4" w:color="D9D9D9"/>
               <w:bottom w:val="single" w:sz="4" w:color="D9D9D9"/>
-              <w:left w:val="single" w:sz="4" w:color="D9D9D9"/>
               <w:right w:val="single" w:sz="4" w:color="D9D9D9"/>
             </w:tcBorders>
             <w:shd w:fill="F1F5F7"/>
             <w:tcMar>
               <w:top w:w="85" w:type="dxa"/>
+              <w:left w:w="85" w:type="dxa"/>
               <w:bottom w:w="85" w:type="dxa"/>
-              <w:left w:w="85" w:type="dxa"/>
               <w:right w:w="85" w:type="dxa"/>
             </w:tcMar>
           </w:tcPr>
@@ -3424,15 +3424,15 @@
             <w:tcW w:type="dxa" w:w="2233"/>
             <w:tcBorders>
               <w:top w:val="single" w:sz="4" w:color="D9D9D9"/>
+              <w:left w:val="single" w:sz="4" w:color="D9D9D9"/>
               <w:bottom w:val="single" w:sz="4" w:color="D9D9D9"/>
-              <w:left w:val="single" w:sz="4" w:color="D9D9D9"/>
               <w:right w:val="single" w:sz="4" w:color="D9D9D9"/>
             </w:tcBorders>
             <w:shd w:fill="142D40"/>
             <w:tcMar>
               <w:top w:w="85" w:type="dxa"/>
+              <w:left w:w="85" w:type="dxa"/>
               <w:bottom w:w="85" w:type="dxa"/>
-              <w:left w:w="85" w:type="dxa"/>
               <w:right w:w="85" w:type="dxa"/>
             </w:tcMar>
           </w:tcPr>
@@ -3455,15 +3455,15 @@
             <w:tcW w:type="dxa" w:w="1320"/>
             <w:tcBorders>
               <w:top w:val="single" w:sz="4" w:color="D9D9D9"/>
+              <w:left w:val="single" w:sz="4" w:color="D9D9D9"/>
               <w:bottom w:val="single" w:sz="4" w:color="D9D9D9"/>
-              <w:left w:val="single" w:sz="4" w:color="D9D9D9"/>
               <w:right w:val="single" w:sz="4" w:color="D9D9D9"/>
             </w:tcBorders>
             <w:shd w:fill="142D40"/>
             <w:tcMar>
               <w:top w:w="85" w:type="dxa"/>
+              <w:left w:w="85" w:type="dxa"/>
               <w:bottom w:w="85" w:type="dxa"/>
-              <w:left w:w="85" w:type="dxa"/>
               <w:right w:w="85" w:type="dxa"/>
             </w:tcMar>
           </w:tcPr>
@@ -3486,15 +3486,15 @@
             <w:tcW w:type="dxa" w:w="1320"/>
             <w:tcBorders>
               <w:top w:val="single" w:sz="4" w:color="D9D9D9"/>
+              <w:left w:val="single" w:sz="4" w:color="D9D9D9"/>
               <w:bottom w:val="single" w:sz="4" w:color="D9D9D9"/>
-              <w:left w:val="single" w:sz="4" w:color="D9D9D9"/>
               <w:right w:val="single" w:sz="4" w:color="D9D9D9"/>
             </w:tcBorders>
             <w:shd w:fill="142D40"/>
             <w:tcMar>
               <w:top w:w="85" w:type="dxa"/>
+              <w:left w:w="85" w:type="dxa"/>
               <w:bottom w:w="85" w:type="dxa"/>
-              <w:left w:w="85" w:type="dxa"/>
               <w:right w:w="85" w:type="dxa"/>
             </w:tcMar>
           </w:tcPr>
@@ -3517,15 +3517,15 @@
             <w:tcW w:type="dxa" w:w="1320"/>
             <w:tcBorders>
               <w:top w:val="single" w:sz="4" w:color="D9D9D9"/>
+              <w:left w:val="single" w:sz="4" w:color="D9D9D9"/>
               <w:bottom w:val="single" w:sz="4" w:color="D9D9D9"/>
-              <w:left w:val="single" w:sz="4" w:color="D9D9D9"/>
               <w:right w:val="single" w:sz="4" w:color="D9D9D9"/>
             </w:tcBorders>
             <w:shd w:fill="142D40"/>
             <w:tcMar>
               <w:top w:w="85" w:type="dxa"/>
+              <w:left w:w="85" w:type="dxa"/>
               <w:bottom w:w="85" w:type="dxa"/>
-              <w:left w:w="85" w:type="dxa"/>
               <w:right w:w="85" w:type="dxa"/>
             </w:tcMar>
           </w:tcPr>
@@ -3548,15 +3548,15 @@
             <w:tcW w:type="dxa" w:w="1320"/>
             <w:tcBorders>
               <w:top w:val="single" w:sz="4" w:color="D9D9D9"/>
+              <w:left w:val="single" w:sz="4" w:color="D9D9D9"/>
               <w:bottom w:val="single" w:sz="4" w:color="D9D9D9"/>
-              <w:left w:val="single" w:sz="4" w:color="D9D9D9"/>
               <w:right w:val="single" w:sz="4" w:color="D9D9D9"/>
             </w:tcBorders>
             <w:shd w:fill="142D40"/>
             <w:tcMar>
               <w:top w:w="85" w:type="dxa"/>
+              <w:left w:w="85" w:type="dxa"/>
               <w:bottom w:w="85" w:type="dxa"/>
-              <w:left w:w="85" w:type="dxa"/>
               <w:right w:w="85" w:type="dxa"/>
             </w:tcMar>
           </w:tcPr>
@@ -3579,15 +3579,15 @@
             <w:tcW w:type="dxa" w:w="1320"/>
             <w:tcBorders>
               <w:top w:val="single" w:sz="4" w:color="D9D9D9"/>
+              <w:left w:val="single" w:sz="4" w:color="D9D9D9"/>
               <w:bottom w:val="single" w:sz="4" w:color="D9D9D9"/>
-              <w:left w:val="single" w:sz="4" w:color="D9D9D9"/>
               <w:right w:val="single" w:sz="4" w:color="D9D9D9"/>
             </w:tcBorders>
             <w:shd w:fill="142D40"/>
             <w:tcMar>
               <w:top w:w="85" w:type="dxa"/>
+              <w:left w:w="85" w:type="dxa"/>
               <w:bottom w:w="85" w:type="dxa"/>
-              <w:left w:w="85" w:type="dxa"/>
               <w:right w:w="85" w:type="dxa"/>
             </w:tcMar>
           </w:tcPr>
@@ -3610,15 +3610,15 @@
             <w:tcW w:type="dxa" w:w="1320"/>
             <w:tcBorders>
               <w:top w:val="single" w:sz="4" w:color="D9D9D9"/>
+              <w:left w:val="single" w:sz="4" w:color="D9D9D9"/>
               <w:bottom w:val="single" w:sz="4" w:color="D9D9D9"/>
-              <w:left w:val="single" w:sz="4" w:color="D9D9D9"/>
               <w:right w:val="single" w:sz="4" w:color="D9D9D9"/>
             </w:tcBorders>
             <w:shd w:fill="142D40"/>
             <w:tcMar>
               <w:top w:w="85" w:type="dxa"/>
+              <w:left w:w="85" w:type="dxa"/>
               <w:bottom w:w="85" w:type="dxa"/>
-              <w:left w:w="85" w:type="dxa"/>
               <w:right w:w="85" w:type="dxa"/>
             </w:tcMar>
           </w:tcPr>
@@ -3643,15 +3643,15 @@
             <w:tcW w:type="dxa" w:w="2233"/>
             <w:tcBorders>
               <w:top w:val="single" w:sz="4" w:color="D9D9D9"/>
+              <w:left w:val="single" w:sz="4" w:color="D9D9D9"/>
               <w:bottom w:val="single" w:sz="4" w:color="D9D9D9"/>
-              <w:left w:val="single" w:sz="4" w:color="D9D9D9"/>
               <w:right w:val="single" w:sz="4" w:color="D9D9D9"/>
             </w:tcBorders>
             <w:shd w:fill="FFFFFF"/>
             <w:tcMar>
               <w:top w:w="85" w:type="dxa"/>
+              <w:left w:w="85" w:type="dxa"/>
               <w:bottom w:w="85" w:type="dxa"/>
-              <w:left w:w="85" w:type="dxa"/>
               <w:right w:w="85" w:type="dxa"/>
             </w:tcMar>
           </w:tcPr>
@@ -3674,15 +3674,15 @@
             <w:tcW w:type="dxa" w:w="1320"/>
             <w:tcBorders>
               <w:top w:val="single" w:sz="4" w:color="D9D9D9"/>
+              <w:left w:val="single" w:sz="4" w:color="D9D9D9"/>
               <w:bottom w:val="single" w:sz="4" w:color="D9D9D9"/>
-              <w:left w:val="single" w:sz="4" w:color="D9D9D9"/>
               <w:right w:val="single" w:sz="4" w:color="D9D9D9"/>
             </w:tcBorders>
             <w:shd w:fill="FFFFFF"/>
             <w:tcMar>
               <w:top w:w="85" w:type="dxa"/>
+              <w:left w:w="85" w:type="dxa"/>
               <w:bottom w:w="85" w:type="dxa"/>
-              <w:left w:w="85" w:type="dxa"/>
               <w:right w:w="85" w:type="dxa"/>
             </w:tcMar>
           </w:tcPr>
@@ -3705,15 +3705,15 @@
             <w:tcW w:type="dxa" w:w="1320"/>
             <w:tcBorders>
               <w:top w:val="single" w:sz="4" w:color="D9D9D9"/>
+              <w:left w:val="single" w:sz="4" w:color="D9D9D9"/>
               <w:bottom w:val="single" w:sz="4" w:color="D9D9D9"/>
-              <w:left w:val="single" w:sz="4" w:color="D9D9D9"/>
               <w:right w:val="single" w:sz="4" w:color="D9D9D9"/>
             </w:tcBorders>
             <w:shd w:fill="FFFFFF"/>
             <w:tcMar>
               <w:top w:w="85" w:type="dxa"/>
+              <w:left w:w="85" w:type="dxa"/>
               <w:bottom w:w="85" w:type="dxa"/>
-              <w:left w:w="85" w:type="dxa"/>
               <w:right w:w="85" w:type="dxa"/>
             </w:tcMar>
           </w:tcPr>
@@ -3736,15 +3736,15 @@
             <w:tcW w:type="dxa" w:w="1320"/>
             <w:tcBorders>
               <w:top w:val="single" w:sz="4" w:color="D9D9D9"/>
+              <w:left w:val="single" w:sz="4" w:color="D9D9D9"/>
               <w:bottom w:val="single" w:sz="4" w:color="D9D9D9"/>
-              <w:left w:val="single" w:sz="4" w:color="D9D9D9"/>
               <w:right w:val="single" w:sz="4" w:color="D9D9D9"/>
             </w:tcBorders>
             <w:shd w:fill="FFFFFF"/>
             <w:tcMar>
               <w:top w:w="85" w:type="dxa"/>
+              <w:left w:w="85" w:type="dxa"/>
               <w:bottom w:w="85" w:type="dxa"/>
-              <w:left w:w="85" w:type="dxa"/>
               <w:right w:w="85" w:type="dxa"/>
             </w:tcMar>
           </w:tcPr>
@@ -3767,15 +3767,15 @@
             <w:tcW w:type="dxa" w:w="1320"/>
             <w:tcBorders>
               <w:top w:val="single" w:sz="4" w:color="D9D9D9"/>
+              <w:left w:val="single" w:sz="4" w:color="D9D9D9"/>
               <w:bottom w:val="single" w:sz="4" w:color="D9D9D9"/>
-              <w:left w:val="single" w:sz="4" w:color="D9D9D9"/>
               <w:right w:val="single" w:sz="4" w:color="D9D9D9"/>
             </w:tcBorders>
             <w:shd w:fill="FFFFFF"/>
             <w:tcMar>
               <w:top w:w="85" w:type="dxa"/>
+              <w:left w:w="85" w:type="dxa"/>
               <w:bottom w:w="85" w:type="dxa"/>
-              <w:left w:w="85" w:type="dxa"/>
               <w:right w:w="85" w:type="dxa"/>
             </w:tcMar>
           </w:tcPr>
@@ -3798,15 +3798,15 @@
             <w:tcW w:type="dxa" w:w="1320"/>
             <w:tcBorders>
               <w:top w:val="single" w:sz="4" w:color="D9D9D9"/>
+              <w:left w:val="single" w:sz="4" w:color="D9D9D9"/>
               <w:bottom w:val="single" w:sz="4" w:color="D9D9D9"/>
-              <w:left w:val="single" w:sz="4" w:color="D9D9D9"/>
               <w:right w:val="single" w:sz="4" w:color="D9D9D9"/>
             </w:tcBorders>
             <w:shd w:fill="FFFFFF"/>
             <w:tcMar>
               <w:top w:w="85" w:type="dxa"/>
+              <w:left w:w="85" w:type="dxa"/>
               <w:bottom w:w="85" w:type="dxa"/>
-              <w:left w:w="85" w:type="dxa"/>
               <w:right w:w="85" w:type="dxa"/>
             </w:tcMar>
           </w:tcPr>
@@ -3829,15 +3829,15 @@
             <w:tcW w:type="dxa" w:w="1320"/>
             <w:tcBorders>
               <w:top w:val="single" w:sz="4" w:color="D9D9D9"/>
+              <w:left w:val="single" w:sz="4" w:color="D9D9D9"/>
               <w:bottom w:val="single" w:sz="4" w:color="D9D9D9"/>
-              <w:left w:val="single" w:sz="4" w:color="D9D9D9"/>
               <w:right w:val="single" w:sz="4" w:color="D9D9D9"/>
             </w:tcBorders>
             <w:shd w:fill="FFFFFF"/>
             <w:tcMar>
               <w:top w:w="85" w:type="dxa"/>
+              <w:left w:w="85" w:type="dxa"/>
               <w:bottom w:w="85" w:type="dxa"/>
-              <w:left w:w="85" w:type="dxa"/>
               <w:right w:w="85" w:type="dxa"/>
             </w:tcMar>
           </w:tcPr>
@@ -3862,15 +3862,15 @@
             <w:tcW w:type="dxa" w:w="2233"/>
             <w:tcBorders>
               <w:top w:val="single" w:sz="4" w:color="D9D9D9"/>
+              <w:left w:val="single" w:sz="4" w:color="D9D9D9"/>
               <w:bottom w:val="single" w:sz="4" w:color="D9D9D9"/>
-              <w:left w:val="single" w:sz="4" w:color="D9D9D9"/>
               <w:right w:val="single" w:sz="4" w:color="D9D9D9"/>
             </w:tcBorders>
             <w:shd w:fill="F1F5F7"/>
             <w:tcMar>
               <w:top w:w="85" w:type="dxa"/>
+              <w:left w:w="85" w:type="dxa"/>
               <w:bottom w:w="85" w:type="dxa"/>
-              <w:left w:w="85" w:type="dxa"/>
               <w:right w:w="85" w:type="dxa"/>
             </w:tcMar>
           </w:tcPr>
@@ -3893,15 +3893,15 @@
             <w:tcW w:type="dxa" w:w="1320"/>
             <w:tcBorders>
               <w:top w:val="single" w:sz="4" w:color="D9D9D9"/>
+              <w:left w:val="single" w:sz="4" w:color="D9D9D9"/>
               <w:bottom w:val="single" w:sz="4" w:color="D9D9D9"/>
-              <w:left w:val="single" w:sz="4" w:color="D9D9D9"/>
               <w:right w:val="single" w:sz="4" w:color="D9D9D9"/>
             </w:tcBorders>
             <w:shd w:fill="F1F5F7"/>
             <w:tcMar>
               <w:top w:w="85" w:type="dxa"/>
+              <w:left w:w="85" w:type="dxa"/>
               <w:bottom w:w="85" w:type="dxa"/>
-              <w:left w:w="85" w:type="dxa"/>
               <w:right w:w="85" w:type="dxa"/>
             </w:tcMar>
           </w:tcPr>
@@ -3924,15 +3924,15 @@
             <w:tcW w:type="dxa" w:w="1320"/>
             <w:tcBorders>
               <w:top w:val="single" w:sz="4" w:color="D9D9D9"/>
+              <w:left w:val="single" w:sz="4" w:color="D9D9D9"/>
               <w:bottom w:val="single" w:sz="4" w:color="D9D9D9"/>
-              <w:left w:val="single" w:sz="4" w:color="D9D9D9"/>
               <w:right w:val="single" w:sz="4" w:color="D9D9D9"/>
             </w:tcBorders>
             <w:shd w:fill="F1F5F7"/>
             <w:tcMar>
               <w:top w:w="85" w:type="dxa"/>
+              <w:left w:w="85" w:type="dxa"/>
               <w:bottom w:w="85" w:type="dxa"/>
-              <w:left w:w="85" w:type="dxa"/>
               <w:right w:w="85" w:type="dxa"/>
             </w:tcMar>
           </w:tcPr>
@@ -3955,15 +3955,15 @@
             <w:tcW w:type="dxa" w:w="1320"/>
             <w:tcBorders>
               <w:top w:val="single" w:sz="4" w:color="D9D9D9"/>
+              <w:left w:val="single" w:sz="4" w:color="D9D9D9"/>
               <w:bottom w:val="single" w:sz="4" w:color="D9D9D9"/>
-              <w:left w:val="single" w:sz="4" w:color="D9D9D9"/>
               <w:right w:val="single" w:sz="4" w:color="D9D9D9"/>
             </w:tcBorders>
             <w:shd w:fill="F1F5F7"/>
             <w:tcMar>
               <w:top w:w="85" w:type="dxa"/>
+              <w:left w:w="85" w:type="dxa"/>
               <w:bottom w:w="85" w:type="dxa"/>
-              <w:left w:w="85" w:type="dxa"/>
               <w:right w:w="85" w:type="dxa"/>
             </w:tcMar>
           </w:tcPr>
@@ -3986,15 +3986,15 @@
             <w:tcW w:type="dxa" w:w="1320"/>
             <w:tcBorders>
               <w:top w:val="single" w:sz="4" w:color="D9D9D9"/>
+              <w:left w:val="single" w:sz="4" w:color="D9D9D9"/>
               <w:bottom w:val="single" w:sz="4" w:color="D9D9D9"/>
-              <w:left w:val="single" w:sz="4" w:color="D9D9D9"/>
               <w:right w:val="single" w:sz="4" w:color="D9D9D9"/>
             </w:tcBorders>
             <w:shd w:fill="F1F5F7"/>
             <w:tcMar>
               <w:top w:w="85" w:type="dxa"/>
+              <w:left w:w="85" w:type="dxa"/>
               <w:bottom w:w="85" w:type="dxa"/>
-              <w:left w:w="85" w:type="dxa"/>
               <w:right w:w="85" w:type="dxa"/>
             </w:tcMar>
           </w:tcPr>
@@ -4017,15 +4017,15 @@
             <w:tcW w:type="dxa" w:w="1320"/>
             <w:tcBorders>
               <w:top w:val="single" w:sz="4" w:color="D9D9D9"/>
+              <w:left w:val="single" w:sz="4" w:color="D9D9D9"/>
               <w:bottom w:val="single" w:sz="4" w:color="D9D9D9"/>
-              <w:left w:val="single" w:sz="4" w:color="D9D9D9"/>
               <w:right w:val="single" w:sz="4" w:color="D9D9D9"/>
             </w:tcBorders>
             <w:shd w:fill="F1F5F7"/>
             <w:tcMar>
               <w:top w:w="85" w:type="dxa"/>
+              <w:left w:w="85" w:type="dxa"/>
               <w:bottom w:w="85" w:type="dxa"/>
-              <w:left w:w="85" w:type="dxa"/>
               <w:right w:w="85" w:type="dxa"/>
             </w:tcMar>
           </w:tcPr>
@@ -4048,15 +4048,15 @@
             <w:tcW w:type="dxa" w:w="1320"/>
             <w:tcBorders>
               <w:top w:val="single" w:sz="4" w:color="D9D9D9"/>
+              <w:left w:val="single" w:sz="4" w:color="D9D9D9"/>
               <w:bottom w:val="single" w:sz="4" w:color="D9D9D9"/>
-              <w:left w:val="single" w:sz="4" w:color="D9D9D9"/>
               <w:right w:val="single" w:sz="4" w:color="D9D9D9"/>
             </w:tcBorders>
             <w:shd w:fill="F1F5F7"/>
             <w:tcMar>
               <w:top w:w="85" w:type="dxa"/>
+              <w:left w:w="85" w:type="dxa"/>
               <w:bottom w:w="85" w:type="dxa"/>
-              <w:left w:w="85" w:type="dxa"/>
               <w:right w:w="85" w:type="dxa"/>
             </w:tcMar>
           </w:tcPr>
